--- a/Html notes.docx
+++ b/Html notes.docx
@@ -274,18 +274,7 @@
           <w:szCs w:val="40"/>
           <w:lang w:val="en-IN"/>
         </w:rPr>
-        <w:t>2.</w:t>
-      </w:r>
-      <w:r>
-        <w:rPr>
-          <w:b/>
-          <w:bCs/>
-          <w:color w:val="989800"/>
-          <w:sz w:val="40"/>
-          <w:szCs w:val="40"/>
-          <w:lang w:val="en-IN"/>
-        </w:rPr>
-        <w:t>History of HTML</w:t>
+        <w:t>2.History of HTML</w:t>
       </w:r>
     </w:p>
     <w:p>
@@ -2000,7 +1989,7 @@
           <w:lang w:val="en-IN" w:eastAsia="en-IN"/>
         </w:rPr>
         <w:pict w14:anchorId="799862EA">
-          <v:rect id="_x0000_i1064" style="width:0;height:1.5pt" o:hralign="center" o:hrstd="t" o:hr="t" fillcolor="#a0a0a0" stroked="f"/>
+          <v:rect id="_x0000_i1025" style="width:0;height:1.5pt" o:hralign="center" o:hrstd="t" o:hr="t" fillcolor="#a0a0a0" stroked="f"/>
         </w:pict>
       </w:r>
     </w:p>
@@ -4699,10 +4688,12 @@
           <w:szCs w:val="32"/>
           <w:lang w:val="en-IN"/>
         </w:rPr>
-        <w:t xml:space="preserve">      =</w:t>
-      </w:r>
-      <w:r>
-        <w:rPr>
+        <w:t xml:space="preserve">      =&gt; Attributes: </w:t>
+      </w:r>
+      <w:commentRangeEnd w:id="0"/>
+      <w:r>
+        <w:rPr>
+          <w:rStyle w:val="CommentReference"/>
           <w:b/>
           <w:bCs/>
           <w:i/>
@@ -4712,21 +4703,6 @@
           <w:szCs w:val="32"/>
           <w:lang w:val="en-IN"/>
         </w:rPr>
-        <w:t xml:space="preserve">&gt; Attributes: </w:t>
-      </w:r>
-      <w:commentRangeEnd w:id="0"/>
-      <w:r>
-        <w:rPr>
-          <w:rStyle w:val="CommentReference"/>
-          <w:b/>
-          <w:bCs/>
-          <w:i/>
-          <w:iCs/>
-          <w:color w:val="989800"/>
-          <w:sz w:val="32"/>
-          <w:szCs w:val="32"/>
-          <w:lang w:val="en-IN"/>
-        </w:rPr>
         <w:commentReference w:id="0"/>
       </w:r>
     </w:p>
@@ -4769,27 +4745,7 @@
           <w:szCs w:val="32"/>
           <w:lang w:val="en-IN"/>
         </w:rPr>
-        <w:t xml:space="preserve"> Attributes are part of markup language, used to add behavior and style to an HTML </w:t>
-      </w:r>
-      <w:r>
-        <w:rPr>
-          <w:i/>
-          <w:iCs/>
-          <w:sz w:val="32"/>
-          <w:szCs w:val="32"/>
-          <w:lang w:val="en-IN"/>
-        </w:rPr>
-        <w:t xml:space="preserve">    </w:t>
-      </w:r>
-      <w:r>
-        <w:rPr>
-          <w:i/>
-          <w:iCs/>
-          <w:sz w:val="32"/>
-          <w:szCs w:val="32"/>
-          <w:lang w:val="en-IN"/>
-        </w:rPr>
-        <w:t>element.</w:t>
+        <w:t xml:space="preserve"> Attributes are part of markup language, used to add behavior and style to an HTML     element.</w:t>
       </w:r>
     </w:p>
     <w:p>
@@ -9475,6 +9431,8 @@
     <w:p>
       <w:pPr>
         <w:rPr>
+          <w:i/>
+          <w:iCs/>
           <w:sz w:val="36"/>
           <w:szCs w:val="36"/>
           <w:lang w:val="en-IN"/>
@@ -9494,39 +9452,2346 @@
     <w:p>
       <w:pPr>
         <w:rPr>
-          <w:sz w:val="32"/>
-          <w:szCs w:val="32"/>
-          <w:lang w:val="en-IN"/>
-        </w:rPr>
-      </w:pPr>
-      <w:r>
-        <w:rPr>
-          <w:i/>
-          <w:iCs/>
-          <w:sz w:val="32"/>
-          <w:szCs w:val="32"/>
-          <w:lang w:val="en-IN"/>
-        </w:rPr>
-        <w:t>               </w:t>
-      </w:r>
-    </w:p>
-    <w:p>
-      <w:pPr>
-        <w:rPr>
-          <w:sz w:val="32"/>
-          <w:szCs w:val="32"/>
-          <w:lang w:val="en-IN"/>
-        </w:rPr>
-      </w:pPr>
-      <w:r>
-        <w:rPr>
-          <w:i/>
-          <w:iCs/>
-          <w:sz w:val="32"/>
-          <w:szCs w:val="32"/>
-          <w:lang w:val="en-IN"/>
-        </w:rPr>
-        <w:t>               </w:t>
+          <w:i/>
+          <w:iCs/>
+          <w:sz w:val="36"/>
+          <w:szCs w:val="36"/>
+          <w:lang w:val="en-IN"/>
+        </w:rPr>
+      </w:pPr>
+    </w:p>
+    <w:p>
+      <w:pPr>
+        <w:rPr>
+          <w:sz w:val="36"/>
+          <w:szCs w:val="36"/>
+          <w:lang w:val="en-IN"/>
+        </w:rPr>
+      </w:pPr>
+    </w:p>
+    <w:p>
+      <w:pPr>
+        <w:rPr>
+          <w:sz w:val="36"/>
+          <w:szCs w:val="36"/>
+          <w:lang w:val="en-IN"/>
+        </w:rPr>
+      </w:pPr>
+    </w:p>
+    <w:p>
+      <w:pPr>
+        <w:rPr>
+          <w:sz w:val="36"/>
+          <w:szCs w:val="36"/>
+          <w:lang w:val="en-IN"/>
+        </w:rPr>
+      </w:pPr>
+    </w:p>
+    <w:p>
+      <w:pPr>
+        <w:rPr>
+          <w:rFonts w:ascii="Arial Black" w:hAnsi="Arial Black"/>
+          <w:i/>
+          <w:iCs/>
+          <w:sz w:val="52"/>
+          <w:szCs w:val="52"/>
+          <w:lang w:val="en-IN"/>
+        </w:rPr>
+      </w:pPr>
+      <w:r>
+        <w:rPr>
+          <w:rFonts w:ascii="Arial Black" w:hAnsi="Arial Black"/>
+          <w:i/>
+          <w:iCs/>
+          <w:sz w:val="44"/>
+          <w:szCs w:val="44"/>
+          <w:lang w:val="en-IN"/>
+        </w:rPr>
+        <w:lastRenderedPageBreak/>
+        <w:t> </w:t>
+      </w:r>
+      <w:r>
+        <w:rPr>
+          <w:rFonts w:ascii="Arial Black" w:hAnsi="Arial Black"/>
+          <w:i/>
+          <w:iCs/>
+          <w:sz w:val="52"/>
+          <w:szCs w:val="52"/>
+          <w:highlight w:val="yellow"/>
+          <w:lang w:val="en-IN"/>
+        </w:rPr>
+        <w:t>Iframe</w:t>
+      </w:r>
+      <w:r>
+        <w:rPr>
+          <w:rFonts w:ascii="Arial Black" w:hAnsi="Arial Black"/>
+          <w:i/>
+          <w:iCs/>
+          <w:sz w:val="52"/>
+          <w:szCs w:val="52"/>
+          <w:lang w:val="en-IN"/>
+        </w:rPr>
+        <w:t xml:space="preserve"> </w:t>
+      </w:r>
+    </w:p>
+    <w:p>
+      <w:pPr>
+        <w:rPr>
+          <w:rFonts w:ascii="Arial Black" w:hAnsi="Arial Black"/>
+          <w:sz w:val="36"/>
+          <w:szCs w:val="36"/>
+          <w:lang w:val="en-IN"/>
+        </w:rPr>
+      </w:pPr>
+    </w:p>
+    <w:p>
+      <w:pPr>
+        <w:rPr>
+          <w:b/>
+          <w:bCs/>
+          <w:sz w:val="36"/>
+          <w:szCs w:val="36"/>
+          <w:lang w:val="en-IN"/>
+        </w:rPr>
+      </w:pPr>
+      <w:r>
+        <w:rPr>
+          <w:b/>
+          <w:bCs/>
+          <w:sz w:val="36"/>
+          <w:szCs w:val="36"/>
+          <w:lang w:val="en-IN"/>
+        </w:rPr>
+        <w:t>1. Iframe (Inline Frame)</w:t>
+      </w:r>
+    </w:p>
+    <w:p>
+      <w:pPr>
+        <w:numPr>
+          <w:ilvl w:val="0"/>
+          <w:numId w:val="32"/>
+        </w:numPr>
+        <w:rPr>
+          <w:sz w:val="36"/>
+          <w:szCs w:val="36"/>
+          <w:lang w:val="en-IN"/>
+        </w:rPr>
+      </w:pPr>
+      <w:r>
+        <w:rPr>
+          <w:sz w:val="36"/>
+          <w:szCs w:val="36"/>
+          <w:lang w:val="en-IN"/>
+        </w:rPr>
+        <w:t xml:space="preserve">Iframe stands for </w:t>
+      </w:r>
+      <w:r>
+        <w:rPr>
+          <w:b/>
+          <w:bCs/>
+          <w:sz w:val="36"/>
+          <w:szCs w:val="36"/>
+          <w:lang w:val="en-IN"/>
+        </w:rPr>
+        <w:t>Inline Frame</w:t>
+      </w:r>
+      <w:r>
+        <w:rPr>
+          <w:sz w:val="36"/>
+          <w:szCs w:val="36"/>
+          <w:lang w:val="en-IN"/>
+        </w:rPr>
+        <w:t xml:space="preserve">. </w:t>
+      </w:r>
+    </w:p>
+    <w:p>
+      <w:pPr>
+        <w:numPr>
+          <w:ilvl w:val="0"/>
+          <w:numId w:val="32"/>
+        </w:numPr>
+        <w:rPr>
+          <w:sz w:val="36"/>
+          <w:szCs w:val="36"/>
+          <w:lang w:val="en-IN"/>
+        </w:rPr>
+      </w:pPr>
+      <w:r>
+        <w:rPr>
+          <w:sz w:val="36"/>
+          <w:szCs w:val="36"/>
+          <w:lang w:val="en-IN"/>
+        </w:rPr>
+        <w:t xml:space="preserve">It is used to embed another webpage or external content inside the current webpage. </w:t>
+      </w:r>
+    </w:p>
+    <w:p>
+      <w:pPr>
+        <w:ind w:left="720"/>
+        <w:rPr>
+          <w:sz w:val="36"/>
+          <w:szCs w:val="36"/>
+          <w:lang w:val="en-IN"/>
+        </w:rPr>
+      </w:pPr>
+    </w:p>
+    <w:p>
+      <w:pPr>
+        <w:rPr>
+          <w:b/>
+          <w:bCs/>
+          <w:sz w:val="36"/>
+          <w:szCs w:val="36"/>
+          <w:lang w:val="en-IN"/>
+        </w:rPr>
+      </w:pPr>
+      <w:r>
+        <w:rPr>
+          <w:b/>
+          <w:bCs/>
+          <w:sz w:val="36"/>
+          <w:szCs w:val="36"/>
+          <w:lang w:val="en-IN"/>
+        </w:rPr>
+        <w:t>Uses of Iframe</w:t>
+      </w:r>
+    </w:p>
+    <w:p>
+      <w:pPr>
+        <w:numPr>
+          <w:ilvl w:val="0"/>
+          <w:numId w:val="33"/>
+        </w:numPr>
+        <w:rPr>
+          <w:sz w:val="36"/>
+          <w:szCs w:val="36"/>
+          <w:lang w:val="en-IN"/>
+        </w:rPr>
+      </w:pPr>
+      <w:r>
+        <w:rPr>
+          <w:sz w:val="36"/>
+          <w:szCs w:val="36"/>
+          <w:lang w:val="en-IN"/>
+        </w:rPr>
+        <w:t xml:space="preserve">Embedding a local webpage. </w:t>
+      </w:r>
+    </w:p>
+    <w:p>
+      <w:pPr>
+        <w:numPr>
+          <w:ilvl w:val="0"/>
+          <w:numId w:val="33"/>
+        </w:numPr>
+        <w:rPr>
+          <w:sz w:val="36"/>
+          <w:szCs w:val="36"/>
+          <w:lang w:val="en-IN"/>
+        </w:rPr>
+      </w:pPr>
+      <w:r>
+        <w:rPr>
+          <w:sz w:val="36"/>
+          <w:szCs w:val="36"/>
+          <w:lang w:val="en-IN"/>
+        </w:rPr>
+        <w:t xml:space="preserve">Embedding an external website. </w:t>
+      </w:r>
+    </w:p>
+    <w:p>
+      <w:pPr>
+        <w:numPr>
+          <w:ilvl w:val="0"/>
+          <w:numId w:val="33"/>
+        </w:numPr>
+        <w:rPr>
+          <w:sz w:val="36"/>
+          <w:szCs w:val="36"/>
+          <w:lang w:val="en-IN"/>
+        </w:rPr>
+      </w:pPr>
+      <w:r>
+        <w:rPr>
+          <w:sz w:val="36"/>
+          <w:szCs w:val="36"/>
+          <w:lang w:val="en-IN"/>
+        </w:rPr>
+        <w:t xml:space="preserve">Embedding Google Maps. </w:t>
+      </w:r>
+    </w:p>
+    <w:p>
+      <w:pPr>
+        <w:numPr>
+          <w:ilvl w:val="0"/>
+          <w:numId w:val="33"/>
+        </w:numPr>
+        <w:rPr>
+          <w:sz w:val="36"/>
+          <w:szCs w:val="36"/>
+          <w:lang w:val="en-IN"/>
+        </w:rPr>
+      </w:pPr>
+      <w:r>
+        <w:rPr>
+          <w:sz w:val="36"/>
+          <w:szCs w:val="36"/>
+          <w:lang w:val="en-IN"/>
+        </w:rPr>
+        <w:t xml:space="preserve">Embedding YouTube videos. </w:t>
+      </w:r>
+    </w:p>
+    <w:p>
+      <w:pPr>
+        <w:numPr>
+          <w:ilvl w:val="0"/>
+          <w:numId w:val="33"/>
+        </w:numPr>
+        <w:rPr>
+          <w:sz w:val="36"/>
+          <w:szCs w:val="36"/>
+          <w:lang w:val="en-IN"/>
+        </w:rPr>
+      </w:pPr>
+      <w:r>
+        <w:rPr>
+          <w:sz w:val="36"/>
+          <w:szCs w:val="36"/>
+          <w:lang w:val="en-IN"/>
+        </w:rPr>
+        <w:t xml:space="preserve">Integrating payment gateways. </w:t>
+      </w:r>
+    </w:p>
+    <w:p>
+      <w:pPr>
+        <w:rPr>
+          <w:sz w:val="36"/>
+          <w:szCs w:val="36"/>
+          <w:lang w:val="en-IN"/>
+        </w:rPr>
+      </w:pPr>
+    </w:p>
+    <w:p>
+      <w:pPr>
+        <w:rPr>
+          <w:b/>
+          <w:bCs/>
+          <w:sz w:val="36"/>
+          <w:szCs w:val="36"/>
+          <w:lang w:val="en-IN"/>
+        </w:rPr>
+      </w:pPr>
+      <w:r>
+        <w:rPr>
+          <w:b/>
+          <w:bCs/>
+          <w:sz w:val="36"/>
+          <w:szCs w:val="36"/>
+          <w:lang w:val="en-IN"/>
+        </w:rPr>
+        <w:t>2. Iframe Syntax</w:t>
+      </w:r>
+    </w:p>
+    <w:p>
+      <w:pPr>
+        <w:rPr>
+          <w:sz w:val="36"/>
+          <w:szCs w:val="36"/>
+          <w:lang w:val="en-IN"/>
+        </w:rPr>
+      </w:pPr>
+      <w:r>
+        <w:rPr>
+          <w:sz w:val="36"/>
+          <w:szCs w:val="36"/>
+          <w:lang w:val="en-IN"/>
+        </w:rPr>
+        <w:t>&lt;iframe src="" frameborder="1" width="90%" height="700px"&gt;</w:t>
+      </w:r>
+    </w:p>
+    <w:p>
+      <w:pPr>
+        <w:rPr>
+          <w:sz w:val="36"/>
+          <w:szCs w:val="36"/>
+          <w:lang w:val="en-IN"/>
+        </w:rPr>
+      </w:pPr>
+      <w:r>
+        <w:rPr>
+          <w:sz w:val="36"/>
+          <w:szCs w:val="36"/>
+          <w:lang w:val="en-IN"/>
+        </w:rPr>
+        <w:t>&lt;/iframe&gt;</w:t>
+      </w:r>
+    </w:p>
+    <w:p>
+      <w:pPr>
+        <w:rPr>
+          <w:sz w:val="36"/>
+          <w:szCs w:val="36"/>
+          <w:lang w:val="en-IN"/>
+        </w:rPr>
+      </w:pPr>
+    </w:p>
+    <w:p>
+      <w:pPr>
+        <w:rPr>
+          <w:b/>
+          <w:bCs/>
+          <w:sz w:val="36"/>
+          <w:szCs w:val="36"/>
+          <w:lang w:val="en-IN"/>
+        </w:rPr>
+      </w:pPr>
+      <w:r>
+        <w:rPr>
+          <w:b/>
+          <w:bCs/>
+          <w:sz w:val="36"/>
+          <w:szCs w:val="36"/>
+          <w:lang w:val="en-IN"/>
+        </w:rPr>
+        <w:t>3. Iframe Attributes</w:t>
+      </w:r>
+    </w:p>
+    <w:tbl>
+      <w:tblPr>
+        <w:tblW w:w="0" w:type="auto"/>
+        <w:tblCellSpacing w:w="15" w:type="dxa"/>
+        <w:tblCellMar>
+          <w:top w:w="15" w:type="dxa"/>
+          <w:left w:w="15" w:type="dxa"/>
+          <w:bottom w:w="15" w:type="dxa"/>
+          <w:right w:w="15" w:type="dxa"/>
+        </w:tblCellMar>
+        <w:tblLook w:val="04A0" w:firstRow="1" w:lastRow="0" w:firstColumn="1" w:lastColumn="0" w:noHBand="0" w:noVBand="1"/>
+      </w:tblPr>
+      <w:tblGrid>
+        <w:gridCol w:w="1948"/>
+        <w:gridCol w:w="8552"/>
+      </w:tblGrid>
+      <w:tr>
+        <w:trPr>
+          <w:tblHeader/>
+          <w:tblCellSpacing w:w="15" w:type="dxa"/>
+        </w:trPr>
+        <w:tc>
+          <w:tcPr>
+            <w:tcW w:w="0" w:type="auto"/>
+            <w:vAlign w:val="center"/>
+            <w:hideMark/>
+          </w:tcPr>
+          <w:p>
+            <w:pPr>
+              <w:rPr>
+                <w:b/>
+                <w:bCs/>
+                <w:sz w:val="36"/>
+                <w:szCs w:val="36"/>
+                <w:lang w:val="en-IN"/>
+              </w:rPr>
+            </w:pPr>
+            <w:r>
+              <w:rPr>
+                <w:b/>
+                <w:bCs/>
+                <w:sz w:val="36"/>
+                <w:szCs w:val="36"/>
+                <w:lang w:val="en-IN"/>
+              </w:rPr>
+              <w:lastRenderedPageBreak/>
+              <w:t>Attribute</w:t>
+            </w:r>
+          </w:p>
+        </w:tc>
+        <w:tc>
+          <w:tcPr>
+            <w:tcW w:w="0" w:type="auto"/>
+            <w:vAlign w:val="center"/>
+            <w:hideMark/>
+          </w:tcPr>
+          <w:p>
+            <w:pPr>
+              <w:rPr>
+                <w:b/>
+                <w:bCs/>
+                <w:sz w:val="36"/>
+                <w:szCs w:val="36"/>
+                <w:lang w:val="en-IN"/>
+              </w:rPr>
+            </w:pPr>
+            <w:r>
+              <w:rPr>
+                <w:b/>
+                <w:bCs/>
+                <w:sz w:val="36"/>
+                <w:szCs w:val="36"/>
+                <w:lang w:val="en-IN"/>
+              </w:rPr>
+              <w:t>Description</w:t>
+            </w:r>
+          </w:p>
+        </w:tc>
+      </w:tr>
+      <w:tr>
+        <w:trPr>
+          <w:tblCellSpacing w:w="15" w:type="dxa"/>
+        </w:trPr>
+        <w:tc>
+          <w:tcPr>
+            <w:tcW w:w="0" w:type="auto"/>
+            <w:vAlign w:val="center"/>
+            <w:hideMark/>
+          </w:tcPr>
+          <w:p>
+            <w:pPr>
+              <w:rPr>
+                <w:sz w:val="36"/>
+                <w:szCs w:val="36"/>
+                <w:lang w:val="en-IN"/>
+              </w:rPr>
+            </w:pPr>
+            <w:r>
+              <w:rPr>
+                <w:sz w:val="36"/>
+                <w:szCs w:val="36"/>
+                <w:lang w:val="en-IN"/>
+              </w:rPr>
+              <w:t>src</w:t>
+            </w:r>
+          </w:p>
+        </w:tc>
+        <w:tc>
+          <w:tcPr>
+            <w:tcW w:w="0" w:type="auto"/>
+            <w:vAlign w:val="center"/>
+            <w:hideMark/>
+          </w:tcPr>
+          <w:p>
+            <w:pPr>
+              <w:rPr>
+                <w:sz w:val="36"/>
+                <w:szCs w:val="36"/>
+                <w:lang w:val="en-IN"/>
+              </w:rPr>
+            </w:pPr>
+            <w:r>
+              <w:rPr>
+                <w:sz w:val="36"/>
+                <w:szCs w:val="36"/>
+                <w:lang w:val="en-IN"/>
+              </w:rPr>
+              <w:t>Specifies the URL or webpage to embed.</w:t>
+            </w:r>
+          </w:p>
+        </w:tc>
+      </w:tr>
+      <w:tr>
+        <w:trPr>
+          <w:tblCellSpacing w:w="15" w:type="dxa"/>
+        </w:trPr>
+        <w:tc>
+          <w:tcPr>
+            <w:tcW w:w="0" w:type="auto"/>
+            <w:vAlign w:val="center"/>
+            <w:hideMark/>
+          </w:tcPr>
+          <w:p>
+            <w:pPr>
+              <w:rPr>
+                <w:sz w:val="36"/>
+                <w:szCs w:val="36"/>
+                <w:lang w:val="en-IN"/>
+              </w:rPr>
+            </w:pPr>
+            <w:r>
+              <w:rPr>
+                <w:sz w:val="36"/>
+                <w:szCs w:val="36"/>
+                <w:lang w:val="en-IN"/>
+              </w:rPr>
+              <w:t>frameborder</w:t>
+            </w:r>
+          </w:p>
+        </w:tc>
+        <w:tc>
+          <w:tcPr>
+            <w:tcW w:w="0" w:type="auto"/>
+            <w:vAlign w:val="center"/>
+            <w:hideMark/>
+          </w:tcPr>
+          <w:p>
+            <w:pPr>
+              <w:rPr>
+                <w:sz w:val="36"/>
+                <w:szCs w:val="36"/>
+                <w:lang w:val="en-IN"/>
+              </w:rPr>
+            </w:pPr>
+            <w:r>
+              <w:rPr>
+                <w:sz w:val="36"/>
+                <w:szCs w:val="36"/>
+                <w:lang w:val="en-IN"/>
+              </w:rPr>
+              <w:t>Specifies the frame border (0 or 1). Deprecated in HTML5.</w:t>
+            </w:r>
+          </w:p>
+        </w:tc>
+      </w:tr>
+      <w:tr>
+        <w:trPr>
+          <w:tblCellSpacing w:w="15" w:type="dxa"/>
+        </w:trPr>
+        <w:tc>
+          <w:tcPr>
+            <w:tcW w:w="0" w:type="auto"/>
+            <w:vAlign w:val="center"/>
+            <w:hideMark/>
+          </w:tcPr>
+          <w:p>
+            <w:pPr>
+              <w:rPr>
+                <w:sz w:val="36"/>
+                <w:szCs w:val="36"/>
+                <w:lang w:val="en-IN"/>
+              </w:rPr>
+            </w:pPr>
+            <w:r>
+              <w:rPr>
+                <w:sz w:val="36"/>
+                <w:szCs w:val="36"/>
+                <w:lang w:val="en-IN"/>
+              </w:rPr>
+              <w:t>width</w:t>
+            </w:r>
+          </w:p>
+        </w:tc>
+        <w:tc>
+          <w:tcPr>
+            <w:tcW w:w="0" w:type="auto"/>
+            <w:vAlign w:val="center"/>
+            <w:hideMark/>
+          </w:tcPr>
+          <w:p>
+            <w:pPr>
+              <w:rPr>
+                <w:sz w:val="36"/>
+                <w:szCs w:val="36"/>
+                <w:lang w:val="en-IN"/>
+              </w:rPr>
+            </w:pPr>
+            <w:r>
+              <w:rPr>
+                <w:sz w:val="36"/>
+                <w:szCs w:val="36"/>
+                <w:lang w:val="en-IN"/>
+              </w:rPr>
+              <w:t>Specifies the width of the iframe.</w:t>
+            </w:r>
+          </w:p>
+        </w:tc>
+      </w:tr>
+      <w:tr>
+        <w:trPr>
+          <w:tblCellSpacing w:w="15" w:type="dxa"/>
+        </w:trPr>
+        <w:tc>
+          <w:tcPr>
+            <w:tcW w:w="0" w:type="auto"/>
+            <w:vAlign w:val="center"/>
+            <w:hideMark/>
+          </w:tcPr>
+          <w:p>
+            <w:pPr>
+              <w:rPr>
+                <w:sz w:val="36"/>
+                <w:szCs w:val="36"/>
+                <w:lang w:val="en-IN"/>
+              </w:rPr>
+            </w:pPr>
+            <w:r>
+              <w:rPr>
+                <w:sz w:val="36"/>
+                <w:szCs w:val="36"/>
+                <w:lang w:val="en-IN"/>
+              </w:rPr>
+              <w:t>height</w:t>
+            </w:r>
+          </w:p>
+        </w:tc>
+        <w:tc>
+          <w:tcPr>
+            <w:tcW w:w="0" w:type="auto"/>
+            <w:vAlign w:val="center"/>
+            <w:hideMark/>
+          </w:tcPr>
+          <w:p>
+            <w:pPr>
+              <w:rPr>
+                <w:sz w:val="36"/>
+                <w:szCs w:val="36"/>
+                <w:lang w:val="en-IN"/>
+              </w:rPr>
+            </w:pPr>
+            <w:r>
+              <w:rPr>
+                <w:sz w:val="36"/>
+                <w:szCs w:val="36"/>
+                <w:lang w:val="en-IN"/>
+              </w:rPr>
+              <w:t>Specifies the height of the iframe.</w:t>
+            </w:r>
+          </w:p>
+          <w:p>
+            <w:pPr>
+              <w:rPr>
+                <w:sz w:val="36"/>
+                <w:szCs w:val="36"/>
+                <w:lang w:val="en-IN"/>
+              </w:rPr>
+            </w:pPr>
+          </w:p>
+        </w:tc>
+      </w:tr>
+    </w:tbl>
+    <w:p>
+      <w:pPr>
+        <w:rPr>
+          <w:sz w:val="36"/>
+          <w:szCs w:val="36"/>
+          <w:lang w:val="en-IN"/>
+        </w:rPr>
+      </w:pPr>
+      <w:r>
+        <w:rPr>
+          <w:b/>
+          <w:bCs/>
+          <w:sz w:val="36"/>
+          <w:szCs w:val="36"/>
+          <w:lang w:val="en-IN"/>
+        </w:rPr>
+        <w:t>Note:</w:t>
+      </w:r>
+    </w:p>
+    <w:p>
+      <w:pPr>
+        <w:numPr>
+          <w:ilvl w:val="0"/>
+          <w:numId w:val="34"/>
+        </w:numPr>
+        <w:rPr>
+          <w:sz w:val="36"/>
+          <w:szCs w:val="36"/>
+          <w:lang w:val="en-IN"/>
+        </w:rPr>
+      </w:pPr>
+      <w:r>
+        <w:rPr>
+          <w:sz w:val="36"/>
+          <w:szCs w:val="36"/>
+          <w:lang w:val="en-IN"/>
+        </w:rPr>
+        <w:t xml:space="preserve">width and height can use pixels (px) or percentages (%). </w:t>
+      </w:r>
+    </w:p>
+    <w:p>
+      <w:pPr>
+        <w:numPr>
+          <w:ilvl w:val="0"/>
+          <w:numId w:val="34"/>
+        </w:numPr>
+        <w:rPr>
+          <w:sz w:val="36"/>
+          <w:szCs w:val="36"/>
+          <w:lang w:val="en-IN"/>
+        </w:rPr>
+      </w:pPr>
+      <w:r>
+        <w:rPr>
+          <w:sz w:val="36"/>
+          <w:szCs w:val="36"/>
+          <w:lang w:val="en-IN"/>
+        </w:rPr>
+        <w:t xml:space="preserve">Percentage dimensions are relative to the parent element. </w:t>
+      </w:r>
+    </w:p>
+    <w:p>
+      <w:pPr>
+        <w:numPr>
+          <w:ilvl w:val="0"/>
+          <w:numId w:val="34"/>
+        </w:numPr>
+        <w:rPr>
+          <w:sz w:val="36"/>
+          <w:szCs w:val="36"/>
+          <w:lang w:val="en-IN"/>
+        </w:rPr>
+      </w:pPr>
+      <w:r>
+        <w:rPr>
+          <w:sz w:val="36"/>
+          <w:szCs w:val="36"/>
+          <w:lang w:val="en-IN"/>
+        </w:rPr>
+        <w:t xml:space="preserve">frameborder is obsolete in HTML5. Use CSS border instead. </w:t>
+      </w:r>
+    </w:p>
+    <w:p>
+      <w:pPr>
+        <w:rPr>
+          <w:sz w:val="36"/>
+          <w:szCs w:val="36"/>
+          <w:lang w:val="en-IN"/>
+        </w:rPr>
+      </w:pPr>
+    </w:p>
+    <w:p>
+      <w:pPr>
+        <w:rPr>
+          <w:b/>
+          <w:bCs/>
+          <w:sz w:val="36"/>
+          <w:szCs w:val="36"/>
+          <w:lang w:val="en-IN"/>
+        </w:rPr>
+      </w:pPr>
+      <w:r>
+        <w:rPr>
+          <w:b/>
+          <w:bCs/>
+          <w:sz w:val="36"/>
+          <w:szCs w:val="36"/>
+          <w:lang w:val="en-IN"/>
+        </w:rPr>
+        <w:t>4. Types of Iframe Embedding</w:t>
+      </w:r>
+    </w:p>
+    <w:p>
+      <w:pPr>
+        <w:numPr>
+          <w:ilvl w:val="0"/>
+          <w:numId w:val="35"/>
+        </w:numPr>
+        <w:rPr>
+          <w:sz w:val="36"/>
+          <w:szCs w:val="36"/>
+          <w:lang w:val="en-IN"/>
+        </w:rPr>
+      </w:pPr>
+      <w:r>
+        <w:rPr>
+          <w:b/>
+          <w:bCs/>
+          <w:sz w:val="36"/>
+          <w:szCs w:val="36"/>
+          <w:lang w:val="en-IN"/>
+        </w:rPr>
+        <w:t>Local Webpage:</w:t>
+      </w:r>
+      <w:r>
+        <w:rPr>
+          <w:sz w:val="36"/>
+          <w:szCs w:val="36"/>
+          <w:lang w:val="en-IN"/>
+        </w:rPr>
+        <w:t xml:space="preserve"> Embedding an HTML file from the same project. </w:t>
+      </w:r>
+    </w:p>
+    <w:p>
+      <w:pPr>
+        <w:numPr>
+          <w:ilvl w:val="0"/>
+          <w:numId w:val="35"/>
+        </w:numPr>
+        <w:rPr>
+          <w:sz w:val="36"/>
+          <w:szCs w:val="36"/>
+          <w:lang w:val="en-IN"/>
+        </w:rPr>
+      </w:pPr>
+      <w:r>
+        <w:rPr>
+          <w:b/>
+          <w:bCs/>
+          <w:sz w:val="36"/>
+          <w:szCs w:val="36"/>
+          <w:lang w:val="en-IN"/>
+        </w:rPr>
+        <w:t>External Website:</w:t>
+      </w:r>
+      <w:r>
+        <w:rPr>
+          <w:sz w:val="36"/>
+          <w:szCs w:val="36"/>
+          <w:lang w:val="en-IN"/>
+        </w:rPr>
+        <w:t xml:space="preserve"> Embedding a website using its URL. </w:t>
+      </w:r>
+    </w:p>
+    <w:p>
+      <w:pPr>
+        <w:numPr>
+          <w:ilvl w:val="0"/>
+          <w:numId w:val="35"/>
+        </w:numPr>
+        <w:rPr>
+          <w:sz w:val="36"/>
+          <w:szCs w:val="36"/>
+          <w:lang w:val="en-IN"/>
+        </w:rPr>
+      </w:pPr>
+      <w:r>
+        <w:rPr>
+          <w:b/>
+          <w:bCs/>
+          <w:sz w:val="36"/>
+          <w:szCs w:val="36"/>
+          <w:lang w:val="en-IN"/>
+        </w:rPr>
+        <w:t>Google Maps:</w:t>
+      </w:r>
+      <w:r>
+        <w:rPr>
+          <w:sz w:val="36"/>
+          <w:szCs w:val="36"/>
+          <w:lang w:val="en-IN"/>
+        </w:rPr>
+        <w:t xml:space="preserve"> Embedding a map using the Google Maps Embed URL. </w:t>
+      </w:r>
+    </w:p>
+    <w:p>
+      <w:pPr>
+        <w:numPr>
+          <w:ilvl w:val="0"/>
+          <w:numId w:val="35"/>
+        </w:numPr>
+        <w:rPr>
+          <w:sz w:val="36"/>
+          <w:szCs w:val="36"/>
+          <w:lang w:val="en-IN"/>
+        </w:rPr>
+      </w:pPr>
+      <w:r>
+        <w:rPr>
+          <w:b/>
+          <w:bCs/>
+          <w:sz w:val="36"/>
+          <w:szCs w:val="36"/>
+          <w:lang w:val="en-IN"/>
+        </w:rPr>
+        <w:t>YouTube:</w:t>
+      </w:r>
+      <w:r>
+        <w:rPr>
+          <w:sz w:val="36"/>
+          <w:szCs w:val="36"/>
+          <w:lang w:val="en-IN"/>
+        </w:rPr>
+        <w:t xml:space="preserve"> Embedding a video using YouTube's embed URL. </w:t>
+      </w:r>
+    </w:p>
+    <w:p>
+      <w:pPr>
+        <w:rPr>
+          <w:sz w:val="36"/>
+          <w:szCs w:val="36"/>
+          <w:lang w:val="en-IN"/>
+        </w:rPr>
+      </w:pPr>
+    </w:p>
+    <w:p>
+      <w:pPr>
+        <w:rPr>
+          <w:b/>
+          <w:bCs/>
+          <w:sz w:val="36"/>
+          <w:szCs w:val="36"/>
+          <w:lang w:val="en-IN"/>
+        </w:rPr>
+      </w:pPr>
+      <w:r>
+        <w:rPr>
+          <w:b/>
+          <w:bCs/>
+          <w:sz w:val="36"/>
+          <w:szCs w:val="36"/>
+          <w:lang w:val="en-IN"/>
+        </w:rPr>
+        <w:t>YouTube Iframe Syntax</w:t>
+      </w:r>
+    </w:p>
+    <w:p>
+      <w:pPr>
+        <w:rPr>
+          <w:sz w:val="36"/>
+          <w:szCs w:val="36"/>
+          <w:lang w:val="en-IN"/>
+        </w:rPr>
+      </w:pPr>
+      <w:r>
+        <w:rPr>
+          <w:sz w:val="36"/>
+          <w:szCs w:val="36"/>
+          <w:lang w:val="en-IN"/>
+        </w:rPr>
+        <w:t>&lt;iframe src="https://www.youtube.com/embed/VIDEO_ID"&gt;</w:t>
+      </w:r>
+    </w:p>
+    <w:p>
+      <w:pPr>
+        <w:rPr>
+          <w:sz w:val="36"/>
+          <w:szCs w:val="36"/>
+          <w:lang w:val="en-IN"/>
+        </w:rPr>
+      </w:pPr>
+      <w:r>
+        <w:rPr>
+          <w:sz w:val="36"/>
+          <w:szCs w:val="36"/>
+          <w:lang w:val="en-IN"/>
+        </w:rPr>
+        <w:t>&lt;/iframe&gt;</w:t>
+      </w:r>
+    </w:p>
+    <w:p>
+      <w:pPr>
+        <w:rPr>
+          <w:sz w:val="36"/>
+          <w:szCs w:val="36"/>
+          <w:lang w:val="en-IN"/>
+        </w:rPr>
+      </w:pPr>
+      <w:r>
+        <w:rPr>
+          <w:b/>
+          <w:bCs/>
+          <w:sz w:val="36"/>
+          <w:szCs w:val="36"/>
+          <w:lang w:val="en-IN"/>
+        </w:rPr>
+        <w:lastRenderedPageBreak/>
+        <w:t>Note:</w:t>
+      </w:r>
+      <w:r>
+        <w:rPr>
+          <w:sz w:val="36"/>
+          <w:szCs w:val="36"/>
+          <w:lang w:val="en-IN"/>
+        </w:rPr>
+        <w:t xml:space="preserve"> Some websites do not allow iframe embedding due to security restrictions. YouTube videos should use the /embed/VIDEO_ID URL format.</w:t>
+      </w:r>
+    </w:p>
+    <w:p>
+      <w:pPr>
+        <w:rPr>
+          <w:sz w:val="36"/>
+          <w:szCs w:val="36"/>
+        </w:rPr>
+      </w:pPr>
+    </w:p>
+    <w:p>
+      <w:pPr>
+        <w:rPr>
+          <w:sz w:val="36"/>
+          <w:szCs w:val="36"/>
+        </w:rPr>
+      </w:pPr>
+    </w:p>
+    <w:p>
+      <w:pPr>
+        <w:rPr>
+          <w:rFonts w:ascii="Arial Black" w:hAnsi="Arial Black"/>
+          <w:b/>
+          <w:bCs/>
+          <w:sz w:val="48"/>
+          <w:szCs w:val="48"/>
+          <w:lang w:val="en-IN"/>
+        </w:rPr>
+      </w:pPr>
+      <w:r>
+        <w:rPr>
+          <w:rFonts w:ascii="Arial Black" w:hAnsi="Arial Black"/>
+          <w:b/>
+          <w:bCs/>
+          <w:sz w:val="48"/>
+          <w:szCs w:val="48"/>
+          <w:highlight w:val="yellow"/>
+          <w:lang w:val="en-IN"/>
+        </w:rPr>
+        <w:t xml:space="preserve">Special Characters </w:t>
+      </w:r>
+    </w:p>
+    <w:p>
+      <w:pPr>
+        <w:rPr>
+          <w:rFonts w:ascii="Arial Black" w:hAnsi="Arial Black"/>
+          <w:b/>
+          <w:bCs/>
+          <w:sz w:val="32"/>
+          <w:szCs w:val="32"/>
+          <w:lang w:val="en-IN"/>
+        </w:rPr>
+      </w:pPr>
+    </w:p>
+    <w:p>
+      <w:pPr>
+        <w:rPr>
+          <w:b/>
+          <w:bCs/>
+          <w:sz w:val="32"/>
+          <w:szCs w:val="32"/>
+          <w:lang w:val="en-IN"/>
+        </w:rPr>
+      </w:pPr>
+      <w:r>
+        <w:rPr>
+          <w:b/>
+          <w:bCs/>
+          <w:sz w:val="32"/>
+          <w:szCs w:val="32"/>
+          <w:lang w:val="en-IN"/>
+        </w:rPr>
+        <w:t>1. Special Characters in HTML</w:t>
+      </w:r>
+    </w:p>
+    <w:p>
+      <w:pPr>
+        <w:numPr>
+          <w:ilvl w:val="0"/>
+          <w:numId w:val="36"/>
+        </w:numPr>
+        <w:rPr>
+          <w:sz w:val="32"/>
+          <w:szCs w:val="32"/>
+          <w:lang w:val="en-IN"/>
+        </w:rPr>
+      </w:pPr>
+      <w:r>
+        <w:rPr>
+          <w:sz w:val="32"/>
+          <w:szCs w:val="32"/>
+          <w:lang w:val="en-IN"/>
+        </w:rPr>
+        <w:t xml:space="preserve">HTML allows developers to insert special characters into a webpage. </w:t>
+      </w:r>
+    </w:p>
+    <w:p>
+      <w:pPr>
+        <w:numPr>
+          <w:ilvl w:val="0"/>
+          <w:numId w:val="36"/>
+        </w:numPr>
+        <w:rPr>
+          <w:sz w:val="32"/>
+          <w:szCs w:val="32"/>
+          <w:lang w:val="en-IN"/>
+        </w:rPr>
+      </w:pPr>
+      <w:r>
+        <w:rPr>
+          <w:sz w:val="32"/>
+          <w:szCs w:val="32"/>
+          <w:lang w:val="en-IN"/>
+        </w:rPr>
+        <w:t xml:space="preserve">Special characters include symbols that may not be directly available on the keyboard. </w:t>
+      </w:r>
+    </w:p>
+    <w:p>
+      <w:pPr>
+        <w:numPr>
+          <w:ilvl w:val="0"/>
+          <w:numId w:val="36"/>
+        </w:numPr>
+        <w:rPr>
+          <w:sz w:val="32"/>
+          <w:szCs w:val="32"/>
+          <w:lang w:val="en-IN"/>
+        </w:rPr>
+      </w:pPr>
+      <w:r>
+        <w:rPr>
+          <w:sz w:val="32"/>
+          <w:szCs w:val="32"/>
+          <w:lang w:val="en-IN"/>
+        </w:rPr>
+        <w:t xml:space="preserve">HTML supports currency symbols, mathematical symbols, arrows, alphabets, weather symbols, musical symbols, and more. </w:t>
+      </w:r>
+    </w:p>
+    <w:p>
+      <w:pPr>
+        <w:numPr>
+          <w:ilvl w:val="0"/>
+          <w:numId w:val="36"/>
+        </w:numPr>
+        <w:rPr>
+          <w:sz w:val="32"/>
+          <w:szCs w:val="32"/>
+          <w:lang w:val="en-IN"/>
+        </w:rPr>
+      </w:pPr>
+      <w:r>
+        <w:rPr>
+          <w:sz w:val="32"/>
+          <w:szCs w:val="32"/>
+          <w:lang w:val="en-IN"/>
+        </w:rPr>
+        <w:t xml:space="preserve">These characters can be inserted using </w:t>
+      </w:r>
+      <w:r>
+        <w:rPr>
+          <w:b/>
+          <w:bCs/>
+          <w:sz w:val="32"/>
+          <w:szCs w:val="32"/>
+          <w:lang w:val="en-IN"/>
+        </w:rPr>
+        <w:t>HTML Entities</w:t>
+      </w:r>
+      <w:r>
+        <w:rPr>
+          <w:sz w:val="32"/>
+          <w:szCs w:val="32"/>
+          <w:lang w:val="en-IN"/>
+        </w:rPr>
+        <w:t xml:space="preserve">. </w:t>
+      </w:r>
+    </w:p>
+    <w:p>
+      <w:pPr>
+        <w:ind w:left="720"/>
+        <w:rPr>
+          <w:sz w:val="32"/>
+          <w:szCs w:val="32"/>
+          <w:lang w:val="en-IN"/>
+        </w:rPr>
+      </w:pPr>
+    </w:p>
+    <w:p>
+      <w:pPr>
+        <w:rPr>
+          <w:sz w:val="32"/>
+          <w:szCs w:val="32"/>
+          <w:lang w:val="en-IN"/>
+        </w:rPr>
+      </w:pPr>
+    </w:p>
+    <w:p>
+      <w:pPr>
+        <w:rPr>
+          <w:b/>
+          <w:bCs/>
+          <w:sz w:val="32"/>
+          <w:szCs w:val="32"/>
+          <w:lang w:val="en-IN"/>
+        </w:rPr>
+      </w:pPr>
+      <w:r>
+        <w:rPr>
+          <w:b/>
+          <w:bCs/>
+          <w:sz w:val="32"/>
+          <w:szCs w:val="32"/>
+          <w:lang w:val="en-IN"/>
+        </w:rPr>
+        <w:t>2. HTML Entity</w:t>
+      </w:r>
+    </w:p>
+    <w:p>
+      <w:pPr>
+        <w:rPr>
+          <w:sz w:val="32"/>
+          <w:szCs w:val="32"/>
+          <w:lang w:val="en-IN"/>
+        </w:rPr>
+      </w:pPr>
+      <w:r>
+        <w:rPr>
+          <w:sz w:val="32"/>
+          <w:szCs w:val="32"/>
+          <w:lang w:val="en-IN"/>
+        </w:rPr>
+        <w:t>An HTML entity is a predefined name or numeric code used to display special characters in an HTML document.</w:t>
+      </w:r>
+    </w:p>
+    <w:p>
+      <w:pPr>
+        <w:rPr>
+          <w:sz w:val="32"/>
+          <w:szCs w:val="32"/>
+          <w:lang w:val="en-IN"/>
+        </w:rPr>
+      </w:pPr>
+    </w:p>
+    <w:p>
+      <w:pPr>
+        <w:rPr>
+          <w:b/>
+          <w:bCs/>
+          <w:sz w:val="32"/>
+          <w:szCs w:val="32"/>
+          <w:lang w:val="en-IN"/>
+        </w:rPr>
+      </w:pPr>
+      <w:r>
+        <w:rPr>
+          <w:b/>
+          <w:bCs/>
+          <w:sz w:val="32"/>
+          <w:szCs w:val="32"/>
+          <w:lang w:val="en-IN"/>
+        </w:rPr>
+        <w:t>Syntax</w:t>
+      </w:r>
+    </w:p>
+    <w:p>
+      <w:pPr>
+        <w:rPr>
+          <w:sz w:val="32"/>
+          <w:szCs w:val="32"/>
+          <w:lang w:val="en-IN"/>
+        </w:rPr>
+      </w:pPr>
+      <w:r>
+        <w:rPr>
+          <w:sz w:val="32"/>
+          <w:szCs w:val="32"/>
+          <w:lang w:val="en-IN"/>
+        </w:rPr>
+        <w:t>&amp;Entity_name;</w:t>
+      </w:r>
+    </w:p>
+    <w:p>
+      <w:pPr>
+        <w:rPr>
+          <w:sz w:val="32"/>
+          <w:szCs w:val="32"/>
+          <w:lang w:val="en-IN"/>
+        </w:rPr>
+      </w:pPr>
+      <w:r>
+        <w:rPr>
+          <w:sz w:val="32"/>
+          <w:szCs w:val="32"/>
+          <w:lang w:val="en-IN"/>
+        </w:rPr>
+        <w:t>OR</w:t>
+      </w:r>
+    </w:p>
+    <w:p>
+      <w:pPr>
+        <w:rPr>
+          <w:sz w:val="32"/>
+          <w:szCs w:val="32"/>
+          <w:lang w:val="en-IN"/>
+        </w:rPr>
+      </w:pPr>
+      <w:r>
+        <w:rPr>
+          <w:sz w:val="32"/>
+          <w:szCs w:val="32"/>
+          <w:lang w:val="en-IN"/>
+        </w:rPr>
+        <w:t>&amp;#Entity_number;</w:t>
+      </w:r>
+    </w:p>
+    <w:p>
+      <w:pPr>
+        <w:rPr>
+          <w:sz w:val="32"/>
+          <w:szCs w:val="32"/>
+          <w:lang w:val="en-IN"/>
+        </w:rPr>
+      </w:pPr>
+      <w:r>
+        <w:rPr>
+          <w:sz w:val="32"/>
+          <w:szCs w:val="32"/>
+          <w:lang w:val="en-IN"/>
+        </w:rPr>
+        <w:lastRenderedPageBreak/>
+        <w:t>For hexadecimal entity numbers:</w:t>
+      </w:r>
+    </w:p>
+    <w:p>
+      <w:pPr>
+        <w:rPr>
+          <w:sz w:val="32"/>
+          <w:szCs w:val="32"/>
+          <w:lang w:val="en-IN"/>
+        </w:rPr>
+      </w:pPr>
+      <w:r>
+        <w:rPr>
+          <w:sz w:val="32"/>
+          <w:szCs w:val="32"/>
+          <w:lang w:val="en-IN"/>
+        </w:rPr>
+        <w:t>&amp;#xHexadecimal_number;</w:t>
+      </w:r>
+    </w:p>
+    <w:p>
+      <w:pPr>
+        <w:rPr>
+          <w:sz w:val="32"/>
+          <w:szCs w:val="32"/>
+          <w:lang w:val="en-IN"/>
+        </w:rPr>
+      </w:pPr>
+    </w:p>
+    <w:p>
+      <w:pPr>
+        <w:rPr>
+          <w:b/>
+          <w:bCs/>
+          <w:sz w:val="32"/>
+          <w:szCs w:val="32"/>
+          <w:lang w:val="en-IN"/>
+        </w:rPr>
+      </w:pPr>
+    </w:p>
+    <w:p>
+      <w:pPr>
+        <w:rPr>
+          <w:b/>
+          <w:bCs/>
+          <w:sz w:val="32"/>
+          <w:szCs w:val="32"/>
+          <w:lang w:val="en-IN"/>
+        </w:rPr>
+      </w:pPr>
+    </w:p>
+    <w:p>
+      <w:pPr>
+        <w:rPr>
+          <w:b/>
+          <w:bCs/>
+          <w:sz w:val="32"/>
+          <w:szCs w:val="32"/>
+          <w:lang w:val="en-IN"/>
+        </w:rPr>
+      </w:pPr>
+    </w:p>
+    <w:p>
+      <w:pPr>
+        <w:rPr>
+          <w:b/>
+          <w:bCs/>
+          <w:sz w:val="32"/>
+          <w:szCs w:val="32"/>
+          <w:lang w:val="en-IN"/>
+        </w:rPr>
+      </w:pPr>
+    </w:p>
+    <w:p>
+      <w:pPr>
+        <w:rPr>
+          <w:b/>
+          <w:bCs/>
+          <w:sz w:val="32"/>
+          <w:szCs w:val="32"/>
+          <w:lang w:val="en-IN"/>
+        </w:rPr>
+      </w:pPr>
+      <w:r>
+        <w:rPr>
+          <w:b/>
+          <w:bCs/>
+          <w:sz w:val="32"/>
+          <w:szCs w:val="32"/>
+          <w:lang w:val="en-IN"/>
+        </w:rPr>
+        <w:t>3. Types of Special Characters</w:t>
+      </w:r>
+    </w:p>
+    <w:p>
+      <w:pPr>
+        <w:rPr>
+          <w:b/>
+          <w:bCs/>
+          <w:sz w:val="32"/>
+          <w:szCs w:val="32"/>
+          <w:lang w:val="en-IN"/>
+        </w:rPr>
+      </w:pPr>
+    </w:p>
+    <w:tbl>
+      <w:tblPr>
+        <w:tblW w:w="0" w:type="auto"/>
+        <w:tblCellSpacing w:w="15" w:type="dxa"/>
+        <w:tblCellMar>
+          <w:top w:w="15" w:type="dxa"/>
+          <w:left w:w="15" w:type="dxa"/>
+          <w:bottom w:w="15" w:type="dxa"/>
+          <w:right w:w="15" w:type="dxa"/>
+        </w:tblCellMar>
+        <w:tblLook w:val="04A0" w:firstRow="1" w:lastRow="0" w:firstColumn="1" w:lastColumn="0" w:noHBand="0" w:noVBand="1"/>
+      </w:tblPr>
+      <w:tblGrid>
+        <w:gridCol w:w="3353"/>
+        <w:gridCol w:w="1336"/>
+      </w:tblGrid>
+      <w:tr>
+        <w:trPr>
+          <w:tblHeader/>
+          <w:tblCellSpacing w:w="15" w:type="dxa"/>
+        </w:trPr>
+        <w:tc>
+          <w:tcPr>
+            <w:tcW w:w="0" w:type="auto"/>
+            <w:vAlign w:val="center"/>
+            <w:hideMark/>
+          </w:tcPr>
+          <w:p>
+            <w:pPr>
+              <w:rPr>
+                <w:b/>
+                <w:bCs/>
+                <w:sz w:val="32"/>
+                <w:szCs w:val="32"/>
+                <w:lang w:val="en-IN"/>
+              </w:rPr>
+            </w:pPr>
+            <w:r>
+              <w:rPr>
+                <w:b/>
+                <w:bCs/>
+                <w:sz w:val="32"/>
+                <w:szCs w:val="32"/>
+                <w:lang w:val="en-IN"/>
+              </w:rPr>
+              <w:t>Type</w:t>
+            </w:r>
+          </w:p>
+        </w:tc>
+        <w:tc>
+          <w:tcPr>
+            <w:tcW w:w="0" w:type="auto"/>
+            <w:vAlign w:val="center"/>
+            <w:hideMark/>
+          </w:tcPr>
+          <w:p>
+            <w:pPr>
+              <w:rPr>
+                <w:b/>
+                <w:bCs/>
+                <w:sz w:val="32"/>
+                <w:szCs w:val="32"/>
+                <w:lang w:val="en-IN"/>
+              </w:rPr>
+            </w:pPr>
+            <w:r>
+              <w:rPr>
+                <w:b/>
+                <w:bCs/>
+                <w:sz w:val="32"/>
+                <w:szCs w:val="32"/>
+                <w:lang w:val="en-IN"/>
+              </w:rPr>
+              <w:t>Examples</w:t>
+            </w:r>
+          </w:p>
+        </w:tc>
+      </w:tr>
+      <w:tr>
+        <w:trPr>
+          <w:tblCellSpacing w:w="15" w:type="dxa"/>
+        </w:trPr>
+        <w:tc>
+          <w:tcPr>
+            <w:tcW w:w="0" w:type="auto"/>
+            <w:vAlign w:val="center"/>
+            <w:hideMark/>
+          </w:tcPr>
+          <w:p>
+            <w:pPr>
+              <w:rPr>
+                <w:b/>
+                <w:bCs/>
+                <w:sz w:val="32"/>
+                <w:szCs w:val="32"/>
+                <w:lang w:val="en-IN"/>
+              </w:rPr>
+            </w:pPr>
+            <w:r>
+              <w:rPr>
+                <w:b/>
+                <w:bCs/>
+                <w:sz w:val="32"/>
+                <w:szCs w:val="32"/>
+                <w:lang w:val="en-IN"/>
+              </w:rPr>
+              <w:t>Currency Symbols</w:t>
+            </w:r>
+          </w:p>
+        </w:tc>
+        <w:tc>
+          <w:tcPr>
+            <w:tcW w:w="0" w:type="auto"/>
+            <w:vAlign w:val="center"/>
+            <w:hideMark/>
+          </w:tcPr>
+          <w:p>
+            <w:pPr>
+              <w:rPr>
+                <w:b/>
+                <w:bCs/>
+                <w:sz w:val="32"/>
+                <w:szCs w:val="32"/>
+                <w:lang w:val="en-IN"/>
+              </w:rPr>
+            </w:pPr>
+            <w:r>
+              <w:rPr>
+                <w:b/>
+                <w:bCs/>
+                <w:sz w:val="32"/>
+                <w:szCs w:val="32"/>
+                <w:lang w:val="en-IN"/>
+              </w:rPr>
+              <w:t>₠ ₱</w:t>
+            </w:r>
+          </w:p>
+        </w:tc>
+      </w:tr>
+      <w:tr>
+        <w:trPr>
+          <w:tblCellSpacing w:w="15" w:type="dxa"/>
+        </w:trPr>
+        <w:tc>
+          <w:tcPr>
+            <w:tcW w:w="0" w:type="auto"/>
+            <w:vAlign w:val="center"/>
+            <w:hideMark/>
+          </w:tcPr>
+          <w:p>
+            <w:pPr>
+              <w:rPr>
+                <w:b/>
+                <w:bCs/>
+                <w:sz w:val="32"/>
+                <w:szCs w:val="32"/>
+                <w:lang w:val="en-IN"/>
+              </w:rPr>
+            </w:pPr>
+            <w:r>
+              <w:rPr>
+                <w:b/>
+                <w:bCs/>
+                <w:sz w:val="32"/>
+                <w:szCs w:val="32"/>
+                <w:lang w:val="en-IN"/>
+              </w:rPr>
+              <w:t>Arrows</w:t>
+            </w:r>
+          </w:p>
+        </w:tc>
+        <w:tc>
+          <w:tcPr>
+            <w:tcW w:w="0" w:type="auto"/>
+            <w:vAlign w:val="center"/>
+            <w:hideMark/>
+          </w:tcPr>
+          <w:p>
+            <w:pPr>
+              <w:rPr>
+                <w:b/>
+                <w:bCs/>
+                <w:sz w:val="32"/>
+                <w:szCs w:val="32"/>
+                <w:lang w:val="en-IN"/>
+              </w:rPr>
+            </w:pPr>
+            <w:r>
+              <w:rPr>
+                <w:b/>
+                <w:bCs/>
+                <w:sz w:val="32"/>
+                <w:szCs w:val="32"/>
+                <w:lang w:val="en-IN"/>
+              </w:rPr>
+              <w:t>← ↓</w:t>
+            </w:r>
+          </w:p>
+        </w:tc>
+      </w:tr>
+      <w:tr>
+        <w:trPr>
+          <w:tblCellSpacing w:w="15" w:type="dxa"/>
+        </w:trPr>
+        <w:tc>
+          <w:tcPr>
+            <w:tcW w:w="0" w:type="auto"/>
+            <w:vAlign w:val="center"/>
+            <w:hideMark/>
+          </w:tcPr>
+          <w:p>
+            <w:pPr>
+              <w:rPr>
+                <w:b/>
+                <w:bCs/>
+                <w:sz w:val="32"/>
+                <w:szCs w:val="32"/>
+                <w:lang w:val="en-IN"/>
+              </w:rPr>
+            </w:pPr>
+            <w:r>
+              <w:rPr>
+                <w:b/>
+                <w:bCs/>
+                <w:sz w:val="32"/>
+                <w:szCs w:val="32"/>
+                <w:lang w:val="en-IN"/>
+              </w:rPr>
+              <w:t>Number Forms</w:t>
+            </w:r>
+          </w:p>
+        </w:tc>
+        <w:tc>
+          <w:tcPr>
+            <w:tcW w:w="0" w:type="auto"/>
+            <w:vAlign w:val="center"/>
+            <w:hideMark/>
+          </w:tcPr>
+          <w:p>
+            <w:pPr>
+              <w:rPr>
+                <w:b/>
+                <w:bCs/>
+                <w:sz w:val="32"/>
+                <w:szCs w:val="32"/>
+                <w:lang w:val="en-IN"/>
+              </w:rPr>
+            </w:pPr>
+            <w:r>
+              <w:rPr>
+                <w:b/>
+                <w:bCs/>
+                <w:sz w:val="32"/>
+                <w:szCs w:val="32"/>
+                <w:lang w:val="en-IN"/>
+              </w:rPr>
+              <w:t>⅛ ⅓</w:t>
+            </w:r>
+          </w:p>
+        </w:tc>
+      </w:tr>
+      <w:tr>
+        <w:trPr>
+          <w:tblCellSpacing w:w="15" w:type="dxa"/>
+        </w:trPr>
+        <w:tc>
+          <w:tcPr>
+            <w:tcW w:w="0" w:type="auto"/>
+            <w:vAlign w:val="center"/>
+            <w:hideMark/>
+          </w:tcPr>
+          <w:p>
+            <w:pPr>
+              <w:rPr>
+                <w:b/>
+                <w:bCs/>
+                <w:sz w:val="32"/>
+                <w:szCs w:val="32"/>
+                <w:lang w:val="en-IN"/>
+              </w:rPr>
+            </w:pPr>
+            <w:r>
+              <w:rPr>
+                <w:b/>
+                <w:bCs/>
+                <w:sz w:val="32"/>
+                <w:szCs w:val="32"/>
+                <w:lang w:val="en-IN"/>
+              </w:rPr>
+              <w:t>Enclosed Alphanumeric</w:t>
+            </w:r>
+          </w:p>
+        </w:tc>
+        <w:tc>
+          <w:tcPr>
+            <w:tcW w:w="0" w:type="auto"/>
+            <w:vAlign w:val="center"/>
+            <w:hideMark/>
+          </w:tcPr>
+          <w:p>
+            <w:pPr>
+              <w:rPr>
+                <w:b/>
+                <w:bCs/>
+                <w:sz w:val="32"/>
+                <w:szCs w:val="32"/>
+                <w:lang w:val="en-IN"/>
+              </w:rPr>
+            </w:pPr>
+            <w:r>
+              <w:rPr>
+                <w:b/>
+                <w:bCs/>
+                <w:sz w:val="32"/>
+                <w:szCs w:val="32"/>
+                <w:lang w:val="en-IN"/>
+              </w:rPr>
+              <w:t>① ③</w:t>
+            </w:r>
+          </w:p>
+        </w:tc>
+      </w:tr>
+      <w:tr>
+        <w:trPr>
+          <w:tblCellSpacing w:w="15" w:type="dxa"/>
+        </w:trPr>
+        <w:tc>
+          <w:tcPr>
+            <w:tcW w:w="0" w:type="auto"/>
+            <w:vAlign w:val="center"/>
+            <w:hideMark/>
+          </w:tcPr>
+          <w:p>
+            <w:pPr>
+              <w:rPr>
+                <w:b/>
+                <w:bCs/>
+                <w:sz w:val="32"/>
+                <w:szCs w:val="32"/>
+                <w:lang w:val="en-IN"/>
+              </w:rPr>
+            </w:pPr>
+            <w:r>
+              <w:rPr>
+                <w:b/>
+                <w:bCs/>
+                <w:sz w:val="32"/>
+                <w:szCs w:val="32"/>
+                <w:lang w:val="en-IN"/>
+              </w:rPr>
+              <w:t>Weather Symbols</w:t>
+            </w:r>
+          </w:p>
+        </w:tc>
+        <w:tc>
+          <w:tcPr>
+            <w:tcW w:w="0" w:type="auto"/>
+            <w:vAlign w:val="center"/>
+            <w:hideMark/>
+          </w:tcPr>
+          <w:p>
+            <w:pPr>
+              <w:rPr>
+                <w:b/>
+                <w:bCs/>
+                <w:sz w:val="32"/>
+                <w:szCs w:val="32"/>
+                <w:lang w:val="en-IN"/>
+              </w:rPr>
+            </w:pPr>
+            <w:r>
+              <w:rPr>
+                <w:rFonts w:ascii="Segoe UI Symbol" w:hAnsi="Segoe UI Symbol" w:cs="Segoe UI Symbol"/>
+                <w:b/>
+                <w:bCs/>
+                <w:sz w:val="32"/>
+                <w:szCs w:val="32"/>
+                <w:lang w:val="en-IN"/>
+              </w:rPr>
+              <w:t>☁</w:t>
+            </w:r>
+            <w:r>
+              <w:rPr>
+                <w:b/>
+                <w:bCs/>
+                <w:sz w:val="32"/>
+                <w:szCs w:val="32"/>
+                <w:lang w:val="en-IN"/>
+              </w:rPr>
+              <w:t xml:space="preserve"> </w:t>
+            </w:r>
+            <w:r>
+              <w:rPr>
+                <w:rFonts w:ascii="Segoe UI Symbol" w:hAnsi="Segoe UI Symbol" w:cs="Segoe UI Symbol"/>
+                <w:b/>
+                <w:bCs/>
+                <w:sz w:val="32"/>
+                <w:szCs w:val="32"/>
+                <w:lang w:val="en-IN"/>
+              </w:rPr>
+              <w:t>☯</w:t>
+            </w:r>
+          </w:p>
+        </w:tc>
+      </w:tr>
+      <w:tr>
+        <w:trPr>
+          <w:tblCellSpacing w:w="15" w:type="dxa"/>
+        </w:trPr>
+        <w:tc>
+          <w:tcPr>
+            <w:tcW w:w="0" w:type="auto"/>
+            <w:vAlign w:val="center"/>
+            <w:hideMark/>
+          </w:tcPr>
+          <w:p>
+            <w:pPr>
+              <w:rPr>
+                <w:b/>
+                <w:bCs/>
+                <w:sz w:val="32"/>
+                <w:szCs w:val="32"/>
+                <w:lang w:val="en-IN"/>
+              </w:rPr>
+            </w:pPr>
+            <w:r>
+              <w:rPr>
+                <w:b/>
+                <w:bCs/>
+                <w:sz w:val="32"/>
+                <w:szCs w:val="32"/>
+                <w:lang w:val="en-IN"/>
+              </w:rPr>
+              <w:t>Musical Symbols</w:t>
+            </w:r>
+          </w:p>
+        </w:tc>
+        <w:tc>
+          <w:tcPr>
+            <w:tcW w:w="0" w:type="auto"/>
+            <w:vAlign w:val="center"/>
+            <w:hideMark/>
+          </w:tcPr>
+          <w:p>
+            <w:pPr>
+              <w:rPr>
+                <w:b/>
+                <w:bCs/>
+                <w:sz w:val="32"/>
+                <w:szCs w:val="32"/>
+                <w:lang w:val="en-IN"/>
+              </w:rPr>
+            </w:pPr>
+            <w:r>
+              <w:rPr>
+                <w:rFonts w:ascii="Segoe UI Symbol" w:hAnsi="Segoe UI Symbol" w:cs="Segoe UI Symbol"/>
+                <w:b/>
+                <w:bCs/>
+                <w:sz w:val="32"/>
+                <w:szCs w:val="32"/>
+                <w:lang w:val="en-IN"/>
+              </w:rPr>
+              <w:t>♪</w:t>
+            </w:r>
+            <w:r>
+              <w:rPr>
+                <w:b/>
+                <w:bCs/>
+                <w:sz w:val="32"/>
+                <w:szCs w:val="32"/>
+                <w:lang w:val="en-IN"/>
+              </w:rPr>
+              <w:t xml:space="preserve"> </w:t>
+            </w:r>
+            <w:r>
+              <w:rPr>
+                <w:rFonts w:ascii="Segoe UI Symbol" w:hAnsi="Segoe UI Symbol" w:cs="Segoe UI Symbol"/>
+                <w:b/>
+                <w:bCs/>
+                <w:sz w:val="32"/>
+                <w:szCs w:val="32"/>
+                <w:lang w:val="en-IN"/>
+              </w:rPr>
+              <w:t>♬</w:t>
+            </w:r>
+          </w:p>
+        </w:tc>
+      </w:tr>
+      <w:tr>
+        <w:trPr>
+          <w:tblCellSpacing w:w="15" w:type="dxa"/>
+        </w:trPr>
+        <w:tc>
+          <w:tcPr>
+            <w:tcW w:w="0" w:type="auto"/>
+            <w:vAlign w:val="center"/>
+            <w:hideMark/>
+          </w:tcPr>
+          <w:p>
+            <w:pPr>
+              <w:rPr>
+                <w:b/>
+                <w:bCs/>
+                <w:sz w:val="32"/>
+                <w:szCs w:val="32"/>
+                <w:lang w:val="en-IN"/>
+              </w:rPr>
+            </w:pPr>
+            <w:r>
+              <w:rPr>
+                <w:b/>
+                <w:bCs/>
+                <w:sz w:val="32"/>
+                <w:szCs w:val="32"/>
+                <w:lang w:val="en-IN"/>
+              </w:rPr>
+              <w:t>Dingbats</w:t>
+            </w:r>
+          </w:p>
+        </w:tc>
+        <w:tc>
+          <w:tcPr>
+            <w:tcW w:w="0" w:type="auto"/>
+            <w:vAlign w:val="center"/>
+            <w:hideMark/>
+          </w:tcPr>
+          <w:p>
+            <w:pPr>
+              <w:rPr>
+                <w:b/>
+                <w:bCs/>
+                <w:sz w:val="32"/>
+                <w:szCs w:val="32"/>
+                <w:lang w:val="en-IN"/>
+              </w:rPr>
+            </w:pPr>
+            <w:r>
+              <w:rPr>
+                <w:rFonts w:ascii="Segoe UI Symbol" w:hAnsi="Segoe UI Symbol" w:cs="Segoe UI Symbol"/>
+                <w:b/>
+                <w:bCs/>
+                <w:sz w:val="32"/>
+                <w:szCs w:val="32"/>
+                <w:lang w:val="en-IN"/>
+              </w:rPr>
+              <w:t>✈</w:t>
+            </w:r>
+            <w:r>
+              <w:rPr>
+                <w:b/>
+                <w:bCs/>
+                <w:sz w:val="32"/>
+                <w:szCs w:val="32"/>
+                <w:lang w:val="en-IN"/>
+              </w:rPr>
+              <w:t xml:space="preserve"> </w:t>
+            </w:r>
+            <w:r>
+              <w:rPr>
+                <w:rFonts w:ascii="Segoe UI Symbol" w:hAnsi="Segoe UI Symbol" w:cs="Segoe UI Symbol"/>
+                <w:b/>
+                <w:bCs/>
+                <w:sz w:val="32"/>
+                <w:szCs w:val="32"/>
+                <w:lang w:val="en-IN"/>
+              </w:rPr>
+              <w:t>✉</w:t>
+            </w:r>
+          </w:p>
+        </w:tc>
+      </w:tr>
+      <w:tr>
+        <w:trPr>
+          <w:tblCellSpacing w:w="15" w:type="dxa"/>
+        </w:trPr>
+        <w:tc>
+          <w:tcPr>
+            <w:tcW w:w="0" w:type="auto"/>
+            <w:vAlign w:val="center"/>
+            <w:hideMark/>
+          </w:tcPr>
+          <w:p>
+            <w:pPr>
+              <w:rPr>
+                <w:b/>
+                <w:bCs/>
+                <w:sz w:val="32"/>
+                <w:szCs w:val="32"/>
+                <w:lang w:val="en-IN"/>
+              </w:rPr>
+            </w:pPr>
+            <w:r>
+              <w:rPr>
+                <w:b/>
+                <w:bCs/>
+                <w:sz w:val="32"/>
+                <w:szCs w:val="32"/>
+                <w:lang w:val="en-IN"/>
+              </w:rPr>
+              <w:t>Mathematical Operators</w:t>
+            </w:r>
+          </w:p>
+        </w:tc>
+        <w:tc>
+          <w:tcPr>
+            <w:tcW w:w="0" w:type="auto"/>
+            <w:vAlign w:val="center"/>
+            <w:hideMark/>
+          </w:tcPr>
+          <w:p>
+            <w:pPr>
+              <w:rPr>
+                <w:b/>
+                <w:bCs/>
+                <w:sz w:val="32"/>
+                <w:szCs w:val="32"/>
+                <w:lang w:val="en-IN"/>
+              </w:rPr>
+            </w:pPr>
+            <w:r>
+              <w:rPr>
+                <w:rFonts w:ascii="Cambria Math" w:hAnsi="Cambria Math" w:cs="Cambria Math"/>
+                <w:b/>
+                <w:bCs/>
+                <w:sz w:val="32"/>
+                <w:szCs w:val="32"/>
+                <w:lang w:val="en-IN"/>
+              </w:rPr>
+              <w:t>∀</w:t>
+            </w:r>
+            <w:r>
+              <w:rPr>
+                <w:b/>
+                <w:bCs/>
+                <w:sz w:val="32"/>
+                <w:szCs w:val="32"/>
+                <w:lang w:val="en-IN"/>
+              </w:rPr>
+              <w:t xml:space="preserve"> </w:t>
+            </w:r>
+            <w:r>
+              <w:rPr>
+                <w:rFonts w:ascii="Cambria Math" w:hAnsi="Cambria Math" w:cs="Cambria Math"/>
+                <w:b/>
+                <w:bCs/>
+                <w:sz w:val="32"/>
+                <w:szCs w:val="32"/>
+                <w:lang w:val="en-IN"/>
+              </w:rPr>
+              <w:t>∈</w:t>
+            </w:r>
+          </w:p>
+        </w:tc>
+      </w:tr>
+    </w:tbl>
+    <w:p>
+      <w:pPr>
+        <w:rPr>
+          <w:b/>
+          <w:bCs/>
+          <w:sz w:val="32"/>
+          <w:szCs w:val="32"/>
+          <w:lang w:val="en-IN"/>
+        </w:rPr>
+      </w:pPr>
+    </w:p>
+    <w:p>
+      <w:pPr>
+        <w:rPr>
+          <w:b/>
+          <w:bCs/>
+          <w:sz w:val="32"/>
+          <w:szCs w:val="32"/>
+          <w:lang w:val="en-IN"/>
+        </w:rPr>
+      </w:pPr>
+    </w:p>
+    <w:p>
+      <w:pPr>
+        <w:rPr>
+          <w:b/>
+          <w:bCs/>
+          <w:sz w:val="32"/>
+          <w:szCs w:val="32"/>
+          <w:lang w:val="en-IN"/>
+        </w:rPr>
+      </w:pPr>
+    </w:p>
+    <w:p>
+      <w:pPr>
+        <w:rPr>
+          <w:b/>
+          <w:bCs/>
+          <w:sz w:val="32"/>
+          <w:szCs w:val="32"/>
+          <w:lang w:val="en-IN"/>
+        </w:rPr>
+      </w:pPr>
+    </w:p>
+    <w:p>
+      <w:pPr>
+        <w:rPr>
+          <w:b/>
+          <w:bCs/>
+          <w:sz w:val="32"/>
+          <w:szCs w:val="32"/>
+          <w:lang w:val="en-IN"/>
+        </w:rPr>
+      </w:pPr>
+      <w:r>
+        <w:rPr>
+          <w:b/>
+          <w:bCs/>
+          <w:sz w:val="32"/>
+          <w:szCs w:val="32"/>
+          <w:lang w:val="en-IN"/>
+        </w:rPr>
+        <w:lastRenderedPageBreak/>
+        <w:t>4. Important Notes</w:t>
+      </w:r>
+    </w:p>
+    <w:p>
+      <w:pPr>
+        <w:numPr>
+          <w:ilvl w:val="0"/>
+          <w:numId w:val="37"/>
+        </w:numPr>
+        <w:rPr>
+          <w:sz w:val="32"/>
+          <w:szCs w:val="32"/>
+          <w:lang w:val="en-IN"/>
+        </w:rPr>
+      </w:pPr>
+      <w:r>
+        <w:rPr>
+          <w:b/>
+          <w:bCs/>
+          <w:sz w:val="32"/>
+          <w:szCs w:val="32"/>
+          <w:lang w:val="en-IN"/>
+        </w:rPr>
+        <w:t>Named Entity:</w:t>
+      </w:r>
+      <w:r>
+        <w:rPr>
+          <w:sz w:val="32"/>
+          <w:szCs w:val="32"/>
+          <w:lang w:val="en-IN"/>
+        </w:rPr>
+        <w:t xml:space="preserve"> Uses a predefined entity name. </w:t>
+      </w:r>
+    </w:p>
+    <w:p>
+      <w:pPr>
+        <w:numPr>
+          <w:ilvl w:val="0"/>
+          <w:numId w:val="37"/>
+        </w:numPr>
+        <w:rPr>
+          <w:sz w:val="32"/>
+          <w:szCs w:val="32"/>
+          <w:lang w:val="en-IN"/>
+        </w:rPr>
+      </w:pPr>
+      <w:r>
+        <w:rPr>
+          <w:b/>
+          <w:bCs/>
+          <w:sz w:val="32"/>
+          <w:szCs w:val="32"/>
+          <w:lang w:val="en-IN"/>
+        </w:rPr>
+        <w:t>Numeric Entity:</w:t>
+      </w:r>
+      <w:r>
+        <w:rPr>
+          <w:sz w:val="32"/>
+          <w:szCs w:val="32"/>
+          <w:lang w:val="en-IN"/>
+        </w:rPr>
+        <w:t xml:space="preserve"> Uses a decimal Unicode code point. </w:t>
+      </w:r>
+    </w:p>
+    <w:p>
+      <w:pPr>
+        <w:numPr>
+          <w:ilvl w:val="0"/>
+          <w:numId w:val="37"/>
+        </w:numPr>
+        <w:rPr>
+          <w:sz w:val="32"/>
+          <w:szCs w:val="32"/>
+          <w:lang w:val="en-IN"/>
+        </w:rPr>
+      </w:pPr>
+      <w:r>
+        <w:rPr>
+          <w:b/>
+          <w:bCs/>
+          <w:sz w:val="32"/>
+          <w:szCs w:val="32"/>
+          <w:lang w:val="en-IN"/>
+        </w:rPr>
+        <w:t>Hexadecimal Entity:</w:t>
+      </w:r>
+      <w:r>
+        <w:rPr>
+          <w:sz w:val="32"/>
+          <w:szCs w:val="32"/>
+          <w:lang w:val="en-IN"/>
+        </w:rPr>
+        <w:t xml:space="preserve"> Uses a hexadecimal Unicode code point prefixed with &amp;#x. </w:t>
+      </w:r>
+    </w:p>
+    <w:p>
+      <w:pPr>
+        <w:numPr>
+          <w:ilvl w:val="0"/>
+          <w:numId w:val="37"/>
+        </w:numPr>
+        <w:rPr>
+          <w:sz w:val="32"/>
+          <w:szCs w:val="32"/>
+          <w:lang w:val="en-IN"/>
+        </w:rPr>
+      </w:pPr>
+      <w:r>
+        <w:rPr>
+          <w:sz w:val="32"/>
+          <w:szCs w:val="32"/>
+          <w:lang w:val="en-IN"/>
+        </w:rPr>
+        <w:t xml:space="preserve">Entity names are case-sensitive in HTML. </w:t>
+      </w:r>
+    </w:p>
+    <w:p>
+      <w:pPr>
+        <w:numPr>
+          <w:ilvl w:val="0"/>
+          <w:numId w:val="37"/>
+        </w:numPr>
+        <w:rPr>
+          <w:sz w:val="32"/>
+          <w:szCs w:val="32"/>
+          <w:lang w:val="en-IN"/>
+        </w:rPr>
+      </w:pPr>
+      <w:r>
+        <w:rPr>
+          <w:sz w:val="32"/>
+          <w:szCs w:val="32"/>
+          <w:lang w:val="en-IN"/>
+        </w:rPr>
+        <w:t xml:space="preserve">A semicolon (;) should be used at the end of an entity. </w:t>
+      </w:r>
+    </w:p>
+    <w:p>
+      <w:pPr>
+        <w:numPr>
+          <w:ilvl w:val="0"/>
+          <w:numId w:val="37"/>
+        </w:numPr>
+        <w:rPr>
+          <w:sz w:val="32"/>
+          <w:szCs w:val="32"/>
+          <w:lang w:val="en-IN"/>
+        </w:rPr>
+      </w:pPr>
+      <w:r>
+        <w:rPr>
+          <w:sz w:val="32"/>
+          <w:szCs w:val="32"/>
+          <w:lang w:val="en-IN"/>
+        </w:rPr>
+        <w:t>UTF-8 encoding allows HTML documents to represent characters from a wide range of writing systems and symbols.</w:t>
       </w:r>
     </w:p>
     <w:p>
@@ -10178,6 +12443,155 @@
     </w:lvl>
   </w:abstractNum>
   <w:abstractNum w:abstractNumId="14" w15:restartNumberingAfterBreak="0">
+    <w:nsid w:val="0F915E77"/>
+    <w:multiLevelType w:val="multilevel"/>
+    <w:tmpl w:val="67244030"/>
+    <w:lvl w:ilvl="0">
+      <w:start w:val="1"/>
+      <w:numFmt w:val="bullet"/>
+      <w:lvlText w:val=""/>
+      <w:lvlJc w:val="left"/>
+      <w:pPr>
+        <w:tabs>
+          <w:tab w:val="num" w:pos="720"/>
+        </w:tabs>
+        <w:ind w:left="720" w:hanging="360"/>
+      </w:pPr>
+      <w:rPr>
+        <w:rFonts w:ascii="Symbol" w:hAnsi="Symbol" w:hint="default"/>
+        <w:sz w:val="20"/>
+      </w:rPr>
+    </w:lvl>
+    <w:lvl w:ilvl="1" w:tentative="1">
+      <w:start w:val="1"/>
+      <w:numFmt w:val="bullet"/>
+      <w:lvlText w:val="o"/>
+      <w:lvlJc w:val="left"/>
+      <w:pPr>
+        <w:tabs>
+          <w:tab w:val="num" w:pos="1440"/>
+        </w:tabs>
+        <w:ind w:left="1440" w:hanging="360"/>
+      </w:pPr>
+      <w:rPr>
+        <w:rFonts w:ascii="Courier New" w:hAnsi="Courier New" w:hint="default"/>
+        <w:sz w:val="20"/>
+      </w:rPr>
+    </w:lvl>
+    <w:lvl w:ilvl="2" w:tentative="1">
+      <w:start w:val="1"/>
+      <w:numFmt w:val="bullet"/>
+      <w:lvlText w:val=""/>
+      <w:lvlJc w:val="left"/>
+      <w:pPr>
+        <w:tabs>
+          <w:tab w:val="num" w:pos="2160"/>
+        </w:tabs>
+        <w:ind w:left="2160" w:hanging="360"/>
+      </w:pPr>
+      <w:rPr>
+        <w:rFonts w:ascii="Wingdings" w:hAnsi="Wingdings" w:hint="default"/>
+        <w:sz w:val="20"/>
+      </w:rPr>
+    </w:lvl>
+    <w:lvl w:ilvl="3" w:tentative="1">
+      <w:start w:val="1"/>
+      <w:numFmt w:val="bullet"/>
+      <w:lvlText w:val=""/>
+      <w:lvlJc w:val="left"/>
+      <w:pPr>
+        <w:tabs>
+          <w:tab w:val="num" w:pos="2880"/>
+        </w:tabs>
+        <w:ind w:left="2880" w:hanging="360"/>
+      </w:pPr>
+      <w:rPr>
+        <w:rFonts w:ascii="Wingdings" w:hAnsi="Wingdings" w:hint="default"/>
+        <w:sz w:val="20"/>
+      </w:rPr>
+    </w:lvl>
+    <w:lvl w:ilvl="4" w:tentative="1">
+      <w:start w:val="1"/>
+      <w:numFmt w:val="bullet"/>
+      <w:lvlText w:val=""/>
+      <w:lvlJc w:val="left"/>
+      <w:pPr>
+        <w:tabs>
+          <w:tab w:val="num" w:pos="3600"/>
+        </w:tabs>
+        <w:ind w:left="3600" w:hanging="360"/>
+      </w:pPr>
+      <w:rPr>
+        <w:rFonts w:ascii="Wingdings" w:hAnsi="Wingdings" w:hint="default"/>
+        <w:sz w:val="20"/>
+      </w:rPr>
+    </w:lvl>
+    <w:lvl w:ilvl="5" w:tentative="1">
+      <w:start w:val="1"/>
+      <w:numFmt w:val="bullet"/>
+      <w:lvlText w:val=""/>
+      <w:lvlJc w:val="left"/>
+      <w:pPr>
+        <w:tabs>
+          <w:tab w:val="num" w:pos="4320"/>
+        </w:tabs>
+        <w:ind w:left="4320" w:hanging="360"/>
+      </w:pPr>
+      <w:rPr>
+        <w:rFonts w:ascii="Wingdings" w:hAnsi="Wingdings" w:hint="default"/>
+        <w:sz w:val="20"/>
+      </w:rPr>
+    </w:lvl>
+    <w:lvl w:ilvl="6" w:tentative="1">
+      <w:start w:val="1"/>
+      <w:numFmt w:val="bullet"/>
+      <w:lvlText w:val=""/>
+      <w:lvlJc w:val="left"/>
+      <w:pPr>
+        <w:tabs>
+          <w:tab w:val="num" w:pos="5040"/>
+        </w:tabs>
+        <w:ind w:left="5040" w:hanging="360"/>
+      </w:pPr>
+      <w:rPr>
+        <w:rFonts w:ascii="Wingdings" w:hAnsi="Wingdings" w:hint="default"/>
+        <w:sz w:val="20"/>
+      </w:rPr>
+    </w:lvl>
+    <w:lvl w:ilvl="7" w:tentative="1">
+      <w:start w:val="1"/>
+      <w:numFmt w:val="bullet"/>
+      <w:lvlText w:val=""/>
+      <w:lvlJc w:val="left"/>
+      <w:pPr>
+        <w:tabs>
+          <w:tab w:val="num" w:pos="5760"/>
+        </w:tabs>
+        <w:ind w:left="5760" w:hanging="360"/>
+      </w:pPr>
+      <w:rPr>
+        <w:rFonts w:ascii="Wingdings" w:hAnsi="Wingdings" w:hint="default"/>
+        <w:sz w:val="20"/>
+      </w:rPr>
+    </w:lvl>
+    <w:lvl w:ilvl="8" w:tentative="1">
+      <w:start w:val="1"/>
+      <w:numFmt w:val="bullet"/>
+      <w:lvlText w:val=""/>
+      <w:lvlJc w:val="left"/>
+      <w:pPr>
+        <w:tabs>
+          <w:tab w:val="num" w:pos="6480"/>
+        </w:tabs>
+        <w:ind w:left="6480" w:hanging="360"/>
+      </w:pPr>
+      <w:rPr>
+        <w:rFonts w:ascii="Wingdings" w:hAnsi="Wingdings" w:hint="default"/>
+        <w:sz w:val="20"/>
+      </w:rPr>
+    </w:lvl>
+  </w:abstractNum>
+  <w:abstractNum w:abstractNumId="15" w15:restartNumberingAfterBreak="0">
     <w:nsid w:val="15C5697B"/>
     <w:multiLevelType w:val="multilevel"/>
     <w:tmpl w:val="0409001D"/>
@@ -10263,7 +12677,156 @@
       </w:pPr>
     </w:lvl>
   </w:abstractNum>
-  <w:abstractNum w:abstractNumId="15" w15:restartNumberingAfterBreak="0">
+  <w:abstractNum w:abstractNumId="16" w15:restartNumberingAfterBreak="0">
+    <w:nsid w:val="267B7D61"/>
+    <w:multiLevelType w:val="multilevel"/>
+    <w:tmpl w:val="A52E41C0"/>
+    <w:lvl w:ilvl="0">
+      <w:start w:val="1"/>
+      <w:numFmt w:val="bullet"/>
+      <w:lvlText w:val=""/>
+      <w:lvlJc w:val="left"/>
+      <w:pPr>
+        <w:tabs>
+          <w:tab w:val="num" w:pos="720"/>
+        </w:tabs>
+        <w:ind w:left="720" w:hanging="360"/>
+      </w:pPr>
+      <w:rPr>
+        <w:rFonts w:ascii="Symbol" w:hAnsi="Symbol" w:hint="default"/>
+        <w:sz w:val="20"/>
+      </w:rPr>
+    </w:lvl>
+    <w:lvl w:ilvl="1" w:tentative="1">
+      <w:start w:val="1"/>
+      <w:numFmt w:val="bullet"/>
+      <w:lvlText w:val="o"/>
+      <w:lvlJc w:val="left"/>
+      <w:pPr>
+        <w:tabs>
+          <w:tab w:val="num" w:pos="1440"/>
+        </w:tabs>
+        <w:ind w:left="1440" w:hanging="360"/>
+      </w:pPr>
+      <w:rPr>
+        <w:rFonts w:ascii="Courier New" w:hAnsi="Courier New" w:hint="default"/>
+        <w:sz w:val="20"/>
+      </w:rPr>
+    </w:lvl>
+    <w:lvl w:ilvl="2" w:tentative="1">
+      <w:start w:val="1"/>
+      <w:numFmt w:val="bullet"/>
+      <w:lvlText w:val=""/>
+      <w:lvlJc w:val="left"/>
+      <w:pPr>
+        <w:tabs>
+          <w:tab w:val="num" w:pos="2160"/>
+        </w:tabs>
+        <w:ind w:left="2160" w:hanging="360"/>
+      </w:pPr>
+      <w:rPr>
+        <w:rFonts w:ascii="Wingdings" w:hAnsi="Wingdings" w:hint="default"/>
+        <w:sz w:val="20"/>
+      </w:rPr>
+    </w:lvl>
+    <w:lvl w:ilvl="3" w:tentative="1">
+      <w:start w:val="1"/>
+      <w:numFmt w:val="bullet"/>
+      <w:lvlText w:val=""/>
+      <w:lvlJc w:val="left"/>
+      <w:pPr>
+        <w:tabs>
+          <w:tab w:val="num" w:pos="2880"/>
+        </w:tabs>
+        <w:ind w:left="2880" w:hanging="360"/>
+      </w:pPr>
+      <w:rPr>
+        <w:rFonts w:ascii="Wingdings" w:hAnsi="Wingdings" w:hint="default"/>
+        <w:sz w:val="20"/>
+      </w:rPr>
+    </w:lvl>
+    <w:lvl w:ilvl="4" w:tentative="1">
+      <w:start w:val="1"/>
+      <w:numFmt w:val="bullet"/>
+      <w:lvlText w:val=""/>
+      <w:lvlJc w:val="left"/>
+      <w:pPr>
+        <w:tabs>
+          <w:tab w:val="num" w:pos="3600"/>
+        </w:tabs>
+        <w:ind w:left="3600" w:hanging="360"/>
+      </w:pPr>
+      <w:rPr>
+        <w:rFonts w:ascii="Wingdings" w:hAnsi="Wingdings" w:hint="default"/>
+        <w:sz w:val="20"/>
+      </w:rPr>
+    </w:lvl>
+    <w:lvl w:ilvl="5" w:tentative="1">
+      <w:start w:val="1"/>
+      <w:numFmt w:val="bullet"/>
+      <w:lvlText w:val=""/>
+      <w:lvlJc w:val="left"/>
+      <w:pPr>
+        <w:tabs>
+          <w:tab w:val="num" w:pos="4320"/>
+        </w:tabs>
+        <w:ind w:left="4320" w:hanging="360"/>
+      </w:pPr>
+      <w:rPr>
+        <w:rFonts w:ascii="Wingdings" w:hAnsi="Wingdings" w:hint="default"/>
+        <w:sz w:val="20"/>
+      </w:rPr>
+    </w:lvl>
+    <w:lvl w:ilvl="6" w:tentative="1">
+      <w:start w:val="1"/>
+      <w:numFmt w:val="bullet"/>
+      <w:lvlText w:val=""/>
+      <w:lvlJc w:val="left"/>
+      <w:pPr>
+        <w:tabs>
+          <w:tab w:val="num" w:pos="5040"/>
+        </w:tabs>
+        <w:ind w:left="5040" w:hanging="360"/>
+      </w:pPr>
+      <w:rPr>
+        <w:rFonts w:ascii="Wingdings" w:hAnsi="Wingdings" w:hint="default"/>
+        <w:sz w:val="20"/>
+      </w:rPr>
+    </w:lvl>
+    <w:lvl w:ilvl="7" w:tentative="1">
+      <w:start w:val="1"/>
+      <w:numFmt w:val="bullet"/>
+      <w:lvlText w:val=""/>
+      <w:lvlJc w:val="left"/>
+      <w:pPr>
+        <w:tabs>
+          <w:tab w:val="num" w:pos="5760"/>
+        </w:tabs>
+        <w:ind w:left="5760" w:hanging="360"/>
+      </w:pPr>
+      <w:rPr>
+        <w:rFonts w:ascii="Wingdings" w:hAnsi="Wingdings" w:hint="default"/>
+        <w:sz w:val="20"/>
+      </w:rPr>
+    </w:lvl>
+    <w:lvl w:ilvl="8" w:tentative="1">
+      <w:start w:val="1"/>
+      <w:numFmt w:val="bullet"/>
+      <w:lvlText w:val=""/>
+      <w:lvlJc w:val="left"/>
+      <w:pPr>
+        <w:tabs>
+          <w:tab w:val="num" w:pos="6480"/>
+        </w:tabs>
+        <w:ind w:left="6480" w:hanging="360"/>
+      </w:pPr>
+      <w:rPr>
+        <w:rFonts w:ascii="Wingdings" w:hAnsi="Wingdings" w:hint="default"/>
+        <w:sz w:val="20"/>
+      </w:rPr>
+    </w:lvl>
+  </w:abstractNum>
+  <w:abstractNum w:abstractNumId="17" w15:restartNumberingAfterBreak="0">
     <w:nsid w:val="298929E5"/>
     <w:multiLevelType w:val="multilevel"/>
     <w:tmpl w:val="0409001F"/>
@@ -10349,7 +12912,7 @@
       </w:pPr>
     </w:lvl>
   </w:abstractNum>
-  <w:abstractNum w:abstractNumId="16" w15:restartNumberingAfterBreak="0">
+  <w:abstractNum w:abstractNumId="18" w15:restartNumberingAfterBreak="0">
     <w:nsid w:val="2EDE304E"/>
     <w:multiLevelType w:val="multilevel"/>
     <w:tmpl w:val="0409001D"/>
@@ -10435,7 +12998,305 @@
       </w:pPr>
     </w:lvl>
   </w:abstractNum>
-  <w:abstractNum w:abstractNumId="17" w15:restartNumberingAfterBreak="0">
+  <w:abstractNum w:abstractNumId="19" w15:restartNumberingAfterBreak="0">
+    <w:nsid w:val="2F772385"/>
+    <w:multiLevelType w:val="multilevel"/>
+    <w:tmpl w:val="DC88C932"/>
+    <w:lvl w:ilvl="0">
+      <w:start w:val="1"/>
+      <w:numFmt w:val="bullet"/>
+      <w:lvlText w:val=""/>
+      <w:lvlJc w:val="left"/>
+      <w:pPr>
+        <w:tabs>
+          <w:tab w:val="num" w:pos="720"/>
+        </w:tabs>
+        <w:ind w:left="720" w:hanging="360"/>
+      </w:pPr>
+      <w:rPr>
+        <w:rFonts w:ascii="Symbol" w:hAnsi="Symbol" w:hint="default"/>
+        <w:sz w:val="20"/>
+      </w:rPr>
+    </w:lvl>
+    <w:lvl w:ilvl="1" w:tentative="1">
+      <w:start w:val="1"/>
+      <w:numFmt w:val="bullet"/>
+      <w:lvlText w:val="o"/>
+      <w:lvlJc w:val="left"/>
+      <w:pPr>
+        <w:tabs>
+          <w:tab w:val="num" w:pos="1440"/>
+        </w:tabs>
+        <w:ind w:left="1440" w:hanging="360"/>
+      </w:pPr>
+      <w:rPr>
+        <w:rFonts w:ascii="Courier New" w:hAnsi="Courier New" w:hint="default"/>
+        <w:sz w:val="20"/>
+      </w:rPr>
+    </w:lvl>
+    <w:lvl w:ilvl="2" w:tentative="1">
+      <w:start w:val="1"/>
+      <w:numFmt w:val="bullet"/>
+      <w:lvlText w:val=""/>
+      <w:lvlJc w:val="left"/>
+      <w:pPr>
+        <w:tabs>
+          <w:tab w:val="num" w:pos="2160"/>
+        </w:tabs>
+        <w:ind w:left="2160" w:hanging="360"/>
+      </w:pPr>
+      <w:rPr>
+        <w:rFonts w:ascii="Wingdings" w:hAnsi="Wingdings" w:hint="default"/>
+        <w:sz w:val="20"/>
+      </w:rPr>
+    </w:lvl>
+    <w:lvl w:ilvl="3" w:tentative="1">
+      <w:start w:val="1"/>
+      <w:numFmt w:val="bullet"/>
+      <w:lvlText w:val=""/>
+      <w:lvlJc w:val="left"/>
+      <w:pPr>
+        <w:tabs>
+          <w:tab w:val="num" w:pos="2880"/>
+        </w:tabs>
+        <w:ind w:left="2880" w:hanging="360"/>
+      </w:pPr>
+      <w:rPr>
+        <w:rFonts w:ascii="Wingdings" w:hAnsi="Wingdings" w:hint="default"/>
+        <w:sz w:val="20"/>
+      </w:rPr>
+    </w:lvl>
+    <w:lvl w:ilvl="4" w:tentative="1">
+      <w:start w:val="1"/>
+      <w:numFmt w:val="bullet"/>
+      <w:lvlText w:val=""/>
+      <w:lvlJc w:val="left"/>
+      <w:pPr>
+        <w:tabs>
+          <w:tab w:val="num" w:pos="3600"/>
+        </w:tabs>
+        <w:ind w:left="3600" w:hanging="360"/>
+      </w:pPr>
+      <w:rPr>
+        <w:rFonts w:ascii="Wingdings" w:hAnsi="Wingdings" w:hint="default"/>
+        <w:sz w:val="20"/>
+      </w:rPr>
+    </w:lvl>
+    <w:lvl w:ilvl="5" w:tentative="1">
+      <w:start w:val="1"/>
+      <w:numFmt w:val="bullet"/>
+      <w:lvlText w:val=""/>
+      <w:lvlJc w:val="left"/>
+      <w:pPr>
+        <w:tabs>
+          <w:tab w:val="num" w:pos="4320"/>
+        </w:tabs>
+        <w:ind w:left="4320" w:hanging="360"/>
+      </w:pPr>
+      <w:rPr>
+        <w:rFonts w:ascii="Wingdings" w:hAnsi="Wingdings" w:hint="default"/>
+        <w:sz w:val="20"/>
+      </w:rPr>
+    </w:lvl>
+    <w:lvl w:ilvl="6" w:tentative="1">
+      <w:start w:val="1"/>
+      <w:numFmt w:val="bullet"/>
+      <w:lvlText w:val=""/>
+      <w:lvlJc w:val="left"/>
+      <w:pPr>
+        <w:tabs>
+          <w:tab w:val="num" w:pos="5040"/>
+        </w:tabs>
+        <w:ind w:left="5040" w:hanging="360"/>
+      </w:pPr>
+      <w:rPr>
+        <w:rFonts w:ascii="Wingdings" w:hAnsi="Wingdings" w:hint="default"/>
+        <w:sz w:val="20"/>
+      </w:rPr>
+    </w:lvl>
+    <w:lvl w:ilvl="7" w:tentative="1">
+      <w:start w:val="1"/>
+      <w:numFmt w:val="bullet"/>
+      <w:lvlText w:val=""/>
+      <w:lvlJc w:val="left"/>
+      <w:pPr>
+        <w:tabs>
+          <w:tab w:val="num" w:pos="5760"/>
+        </w:tabs>
+        <w:ind w:left="5760" w:hanging="360"/>
+      </w:pPr>
+      <w:rPr>
+        <w:rFonts w:ascii="Wingdings" w:hAnsi="Wingdings" w:hint="default"/>
+        <w:sz w:val="20"/>
+      </w:rPr>
+    </w:lvl>
+    <w:lvl w:ilvl="8" w:tentative="1">
+      <w:start w:val="1"/>
+      <w:numFmt w:val="bullet"/>
+      <w:lvlText w:val=""/>
+      <w:lvlJc w:val="left"/>
+      <w:pPr>
+        <w:tabs>
+          <w:tab w:val="num" w:pos="6480"/>
+        </w:tabs>
+        <w:ind w:left="6480" w:hanging="360"/>
+      </w:pPr>
+      <w:rPr>
+        <w:rFonts w:ascii="Wingdings" w:hAnsi="Wingdings" w:hint="default"/>
+        <w:sz w:val="20"/>
+      </w:rPr>
+    </w:lvl>
+  </w:abstractNum>
+  <w:abstractNum w:abstractNumId="20" w15:restartNumberingAfterBreak="0">
+    <w:nsid w:val="342B010E"/>
+    <w:multiLevelType w:val="multilevel"/>
+    <w:tmpl w:val="66264382"/>
+    <w:lvl w:ilvl="0">
+      <w:start w:val="1"/>
+      <w:numFmt w:val="bullet"/>
+      <w:lvlText w:val=""/>
+      <w:lvlJc w:val="left"/>
+      <w:pPr>
+        <w:tabs>
+          <w:tab w:val="num" w:pos="720"/>
+        </w:tabs>
+        <w:ind w:left="720" w:hanging="360"/>
+      </w:pPr>
+      <w:rPr>
+        <w:rFonts w:ascii="Symbol" w:hAnsi="Symbol" w:hint="default"/>
+        <w:sz w:val="20"/>
+      </w:rPr>
+    </w:lvl>
+    <w:lvl w:ilvl="1" w:tentative="1">
+      <w:start w:val="1"/>
+      <w:numFmt w:val="bullet"/>
+      <w:lvlText w:val="o"/>
+      <w:lvlJc w:val="left"/>
+      <w:pPr>
+        <w:tabs>
+          <w:tab w:val="num" w:pos="1440"/>
+        </w:tabs>
+        <w:ind w:left="1440" w:hanging="360"/>
+      </w:pPr>
+      <w:rPr>
+        <w:rFonts w:ascii="Courier New" w:hAnsi="Courier New" w:hint="default"/>
+        <w:sz w:val="20"/>
+      </w:rPr>
+    </w:lvl>
+    <w:lvl w:ilvl="2" w:tentative="1">
+      <w:start w:val="1"/>
+      <w:numFmt w:val="bullet"/>
+      <w:lvlText w:val=""/>
+      <w:lvlJc w:val="left"/>
+      <w:pPr>
+        <w:tabs>
+          <w:tab w:val="num" w:pos="2160"/>
+        </w:tabs>
+        <w:ind w:left="2160" w:hanging="360"/>
+      </w:pPr>
+      <w:rPr>
+        <w:rFonts w:ascii="Wingdings" w:hAnsi="Wingdings" w:hint="default"/>
+        <w:sz w:val="20"/>
+      </w:rPr>
+    </w:lvl>
+    <w:lvl w:ilvl="3" w:tentative="1">
+      <w:start w:val="1"/>
+      <w:numFmt w:val="bullet"/>
+      <w:lvlText w:val=""/>
+      <w:lvlJc w:val="left"/>
+      <w:pPr>
+        <w:tabs>
+          <w:tab w:val="num" w:pos="2880"/>
+        </w:tabs>
+        <w:ind w:left="2880" w:hanging="360"/>
+      </w:pPr>
+      <w:rPr>
+        <w:rFonts w:ascii="Wingdings" w:hAnsi="Wingdings" w:hint="default"/>
+        <w:sz w:val="20"/>
+      </w:rPr>
+    </w:lvl>
+    <w:lvl w:ilvl="4" w:tentative="1">
+      <w:start w:val="1"/>
+      <w:numFmt w:val="bullet"/>
+      <w:lvlText w:val=""/>
+      <w:lvlJc w:val="left"/>
+      <w:pPr>
+        <w:tabs>
+          <w:tab w:val="num" w:pos="3600"/>
+        </w:tabs>
+        <w:ind w:left="3600" w:hanging="360"/>
+      </w:pPr>
+      <w:rPr>
+        <w:rFonts w:ascii="Wingdings" w:hAnsi="Wingdings" w:hint="default"/>
+        <w:sz w:val="20"/>
+      </w:rPr>
+    </w:lvl>
+    <w:lvl w:ilvl="5" w:tentative="1">
+      <w:start w:val="1"/>
+      <w:numFmt w:val="bullet"/>
+      <w:lvlText w:val=""/>
+      <w:lvlJc w:val="left"/>
+      <w:pPr>
+        <w:tabs>
+          <w:tab w:val="num" w:pos="4320"/>
+        </w:tabs>
+        <w:ind w:left="4320" w:hanging="360"/>
+      </w:pPr>
+      <w:rPr>
+        <w:rFonts w:ascii="Wingdings" w:hAnsi="Wingdings" w:hint="default"/>
+        <w:sz w:val="20"/>
+      </w:rPr>
+    </w:lvl>
+    <w:lvl w:ilvl="6" w:tentative="1">
+      <w:start w:val="1"/>
+      <w:numFmt w:val="bullet"/>
+      <w:lvlText w:val=""/>
+      <w:lvlJc w:val="left"/>
+      <w:pPr>
+        <w:tabs>
+          <w:tab w:val="num" w:pos="5040"/>
+        </w:tabs>
+        <w:ind w:left="5040" w:hanging="360"/>
+      </w:pPr>
+      <w:rPr>
+        <w:rFonts w:ascii="Wingdings" w:hAnsi="Wingdings" w:hint="default"/>
+        <w:sz w:val="20"/>
+      </w:rPr>
+    </w:lvl>
+    <w:lvl w:ilvl="7" w:tentative="1">
+      <w:start w:val="1"/>
+      <w:numFmt w:val="bullet"/>
+      <w:lvlText w:val=""/>
+      <w:lvlJc w:val="left"/>
+      <w:pPr>
+        <w:tabs>
+          <w:tab w:val="num" w:pos="5760"/>
+        </w:tabs>
+        <w:ind w:left="5760" w:hanging="360"/>
+      </w:pPr>
+      <w:rPr>
+        <w:rFonts w:ascii="Wingdings" w:hAnsi="Wingdings" w:hint="default"/>
+        <w:sz w:val="20"/>
+      </w:rPr>
+    </w:lvl>
+    <w:lvl w:ilvl="8" w:tentative="1">
+      <w:start w:val="1"/>
+      <w:numFmt w:val="bullet"/>
+      <w:lvlText w:val=""/>
+      <w:lvlJc w:val="left"/>
+      <w:pPr>
+        <w:tabs>
+          <w:tab w:val="num" w:pos="6480"/>
+        </w:tabs>
+        <w:ind w:left="6480" w:hanging="360"/>
+      </w:pPr>
+      <w:rPr>
+        <w:rFonts w:ascii="Wingdings" w:hAnsi="Wingdings" w:hint="default"/>
+        <w:sz w:val="20"/>
+      </w:rPr>
+    </w:lvl>
+  </w:abstractNum>
+  <w:abstractNum w:abstractNumId="21" w15:restartNumberingAfterBreak="0">
     <w:nsid w:val="37EB0278"/>
     <w:multiLevelType w:val="multilevel"/>
     <w:tmpl w:val="E6E09AFC"/>
@@ -10584,7 +13445,120 @@
       </w:rPr>
     </w:lvl>
   </w:abstractNum>
-  <w:abstractNum w:abstractNumId="18" w15:restartNumberingAfterBreak="0">
+  <w:abstractNum w:abstractNumId="22" w15:restartNumberingAfterBreak="0">
+    <w:nsid w:val="390075DD"/>
+    <w:multiLevelType w:val="multilevel"/>
+    <w:tmpl w:val="FF8A0BE6"/>
+    <w:lvl w:ilvl="0">
+      <w:start w:val="1"/>
+      <w:numFmt w:val="decimal"/>
+      <w:lvlText w:val="%1."/>
+      <w:lvlJc w:val="left"/>
+      <w:pPr>
+        <w:tabs>
+          <w:tab w:val="num" w:pos="720"/>
+        </w:tabs>
+        <w:ind w:left="720" w:hanging="360"/>
+      </w:pPr>
+    </w:lvl>
+    <w:lvl w:ilvl="1" w:tentative="1">
+      <w:start w:val="1"/>
+      <w:numFmt w:val="decimal"/>
+      <w:lvlText w:val="%2."/>
+      <w:lvlJc w:val="left"/>
+      <w:pPr>
+        <w:tabs>
+          <w:tab w:val="num" w:pos="1440"/>
+        </w:tabs>
+        <w:ind w:left="1440" w:hanging="360"/>
+      </w:pPr>
+    </w:lvl>
+    <w:lvl w:ilvl="2" w:tentative="1">
+      <w:start w:val="1"/>
+      <w:numFmt w:val="decimal"/>
+      <w:lvlText w:val="%3."/>
+      <w:lvlJc w:val="left"/>
+      <w:pPr>
+        <w:tabs>
+          <w:tab w:val="num" w:pos="2160"/>
+        </w:tabs>
+        <w:ind w:left="2160" w:hanging="360"/>
+      </w:pPr>
+    </w:lvl>
+    <w:lvl w:ilvl="3" w:tentative="1">
+      <w:start w:val="1"/>
+      <w:numFmt w:val="decimal"/>
+      <w:lvlText w:val="%4."/>
+      <w:lvlJc w:val="left"/>
+      <w:pPr>
+        <w:tabs>
+          <w:tab w:val="num" w:pos="2880"/>
+        </w:tabs>
+        <w:ind w:left="2880" w:hanging="360"/>
+      </w:pPr>
+    </w:lvl>
+    <w:lvl w:ilvl="4" w:tentative="1">
+      <w:start w:val="1"/>
+      <w:numFmt w:val="decimal"/>
+      <w:lvlText w:val="%5."/>
+      <w:lvlJc w:val="left"/>
+      <w:pPr>
+        <w:tabs>
+          <w:tab w:val="num" w:pos="3600"/>
+        </w:tabs>
+        <w:ind w:left="3600" w:hanging="360"/>
+      </w:pPr>
+    </w:lvl>
+    <w:lvl w:ilvl="5" w:tentative="1">
+      <w:start w:val="1"/>
+      <w:numFmt w:val="decimal"/>
+      <w:lvlText w:val="%6."/>
+      <w:lvlJc w:val="left"/>
+      <w:pPr>
+        <w:tabs>
+          <w:tab w:val="num" w:pos="4320"/>
+        </w:tabs>
+        <w:ind w:left="4320" w:hanging="360"/>
+      </w:pPr>
+    </w:lvl>
+    <w:lvl w:ilvl="6" w:tentative="1">
+      <w:start w:val="1"/>
+      <w:numFmt w:val="decimal"/>
+      <w:lvlText w:val="%7."/>
+      <w:lvlJc w:val="left"/>
+      <w:pPr>
+        <w:tabs>
+          <w:tab w:val="num" w:pos="5040"/>
+        </w:tabs>
+        <w:ind w:left="5040" w:hanging="360"/>
+      </w:pPr>
+    </w:lvl>
+    <w:lvl w:ilvl="7" w:tentative="1">
+      <w:start w:val="1"/>
+      <w:numFmt w:val="decimal"/>
+      <w:lvlText w:val="%8."/>
+      <w:lvlJc w:val="left"/>
+      <w:pPr>
+        <w:tabs>
+          <w:tab w:val="num" w:pos="5760"/>
+        </w:tabs>
+        <w:ind w:left="5760" w:hanging="360"/>
+      </w:pPr>
+    </w:lvl>
+    <w:lvl w:ilvl="8" w:tentative="1">
+      <w:start w:val="1"/>
+      <w:numFmt w:val="decimal"/>
+      <w:lvlText w:val="%9."/>
+      <w:lvlJc w:val="left"/>
+      <w:pPr>
+        <w:tabs>
+          <w:tab w:val="num" w:pos="6480"/>
+        </w:tabs>
+        <w:ind w:left="6480" w:hanging="360"/>
+      </w:pPr>
+    </w:lvl>
+  </w:abstractNum>
+  <w:abstractNum w:abstractNumId="23" w15:restartNumberingAfterBreak="0">
     <w:nsid w:val="3A700A3A"/>
     <w:multiLevelType w:val="multilevel"/>
     <w:tmpl w:val="0B2CDD52"/>
@@ -10733,7 +13707,7 @@
       </w:rPr>
     </w:lvl>
   </w:abstractNum>
-  <w:abstractNum w:abstractNumId="19" w15:restartNumberingAfterBreak="0">
+  <w:abstractNum w:abstractNumId="24" w15:restartNumberingAfterBreak="0">
     <w:nsid w:val="3AEB0273"/>
     <w:multiLevelType w:val="multilevel"/>
     <w:tmpl w:val="526206A0"/>
@@ -10820,7 +13794,7 @@
       </w:pPr>
     </w:lvl>
   </w:abstractNum>
-  <w:abstractNum w:abstractNumId="20" w15:restartNumberingAfterBreak="0">
+  <w:abstractNum w:abstractNumId="25" w15:restartNumberingAfterBreak="0">
     <w:nsid w:val="43F8503E"/>
     <w:multiLevelType w:val="multilevel"/>
     <w:tmpl w:val="0409001F"/>
@@ -10906,7 +13880,7 @@
       </w:pPr>
     </w:lvl>
   </w:abstractNum>
-  <w:abstractNum w:abstractNumId="21" w15:restartNumberingAfterBreak="0">
+  <w:abstractNum w:abstractNumId="26" w15:restartNumberingAfterBreak="0">
     <w:nsid w:val="484C4F29"/>
     <w:multiLevelType w:val="multilevel"/>
     <w:tmpl w:val="D8061F64"/>
@@ -10993,7 +13967,7 @@
       </w:pPr>
     </w:lvl>
   </w:abstractNum>
-  <w:abstractNum w:abstractNumId="22" w15:restartNumberingAfterBreak="0">
+  <w:abstractNum w:abstractNumId="27" w15:restartNumberingAfterBreak="0">
     <w:nsid w:val="54C85773"/>
     <w:multiLevelType w:val="multilevel"/>
     <w:tmpl w:val="5E5C63BC"/>
@@ -11142,7 +14116,7 @@
       </w:rPr>
     </w:lvl>
   </w:abstractNum>
-  <w:abstractNum w:abstractNumId="23" w15:restartNumberingAfterBreak="0">
+  <w:abstractNum w:abstractNumId="28" w15:restartNumberingAfterBreak="0">
     <w:nsid w:val="59350CFB"/>
     <w:multiLevelType w:val="multilevel"/>
     <w:tmpl w:val="9DF09F08"/>
@@ -11229,7 +14203,7 @@
       </w:pPr>
     </w:lvl>
   </w:abstractNum>
-  <w:abstractNum w:abstractNumId="24" w15:restartNumberingAfterBreak="0">
+  <w:abstractNum w:abstractNumId="29" w15:restartNumberingAfterBreak="0">
     <w:nsid w:val="5A7B7A15"/>
     <w:multiLevelType w:val="multilevel"/>
     <w:tmpl w:val="A0440272"/>
@@ -11378,7 +14352,7 @@
       </w:rPr>
     </w:lvl>
   </w:abstractNum>
-  <w:abstractNum w:abstractNumId="25" w15:restartNumberingAfterBreak="0">
+  <w:abstractNum w:abstractNumId="30" w15:restartNumberingAfterBreak="0">
     <w:nsid w:val="5DEC6B47"/>
     <w:multiLevelType w:val="multilevel"/>
     <w:tmpl w:val="604E1C0A"/>
@@ -11465,7 +14439,7 @@
       </w:pPr>
     </w:lvl>
   </w:abstractNum>
-  <w:abstractNum w:abstractNumId="26" w15:restartNumberingAfterBreak="0">
+  <w:abstractNum w:abstractNumId="31" w15:restartNumberingAfterBreak="0">
     <w:nsid w:val="65941A85"/>
     <w:multiLevelType w:val="multilevel"/>
     <w:tmpl w:val="36002342"/>
@@ -11614,7 +14588,156 @@
       </w:rPr>
     </w:lvl>
   </w:abstractNum>
-  <w:abstractNum w:abstractNumId="27" w15:restartNumberingAfterBreak="0">
+  <w:abstractNum w:abstractNumId="32" w15:restartNumberingAfterBreak="0">
+    <w:nsid w:val="68EF5EA0"/>
+    <w:multiLevelType w:val="multilevel"/>
+    <w:tmpl w:val="E0362F44"/>
+    <w:lvl w:ilvl="0">
+      <w:start w:val="1"/>
+      <w:numFmt w:val="bullet"/>
+      <w:lvlText w:val=""/>
+      <w:lvlJc w:val="left"/>
+      <w:pPr>
+        <w:tabs>
+          <w:tab w:val="num" w:pos="720"/>
+        </w:tabs>
+        <w:ind w:left="720" w:hanging="360"/>
+      </w:pPr>
+      <w:rPr>
+        <w:rFonts w:ascii="Symbol" w:hAnsi="Symbol" w:hint="default"/>
+        <w:sz w:val="20"/>
+      </w:rPr>
+    </w:lvl>
+    <w:lvl w:ilvl="1" w:tentative="1">
+      <w:start w:val="1"/>
+      <w:numFmt w:val="bullet"/>
+      <w:lvlText w:val="o"/>
+      <w:lvlJc w:val="left"/>
+      <w:pPr>
+        <w:tabs>
+          <w:tab w:val="num" w:pos="1440"/>
+        </w:tabs>
+        <w:ind w:left="1440" w:hanging="360"/>
+      </w:pPr>
+      <w:rPr>
+        <w:rFonts w:ascii="Courier New" w:hAnsi="Courier New" w:hint="default"/>
+        <w:sz w:val="20"/>
+      </w:rPr>
+    </w:lvl>
+    <w:lvl w:ilvl="2" w:tentative="1">
+      <w:start w:val="1"/>
+      <w:numFmt w:val="bullet"/>
+      <w:lvlText w:val=""/>
+      <w:lvlJc w:val="left"/>
+      <w:pPr>
+        <w:tabs>
+          <w:tab w:val="num" w:pos="2160"/>
+        </w:tabs>
+        <w:ind w:left="2160" w:hanging="360"/>
+      </w:pPr>
+      <w:rPr>
+        <w:rFonts w:ascii="Wingdings" w:hAnsi="Wingdings" w:hint="default"/>
+        <w:sz w:val="20"/>
+      </w:rPr>
+    </w:lvl>
+    <w:lvl w:ilvl="3" w:tentative="1">
+      <w:start w:val="1"/>
+      <w:numFmt w:val="bullet"/>
+      <w:lvlText w:val=""/>
+      <w:lvlJc w:val="left"/>
+      <w:pPr>
+        <w:tabs>
+          <w:tab w:val="num" w:pos="2880"/>
+        </w:tabs>
+        <w:ind w:left="2880" w:hanging="360"/>
+      </w:pPr>
+      <w:rPr>
+        <w:rFonts w:ascii="Wingdings" w:hAnsi="Wingdings" w:hint="default"/>
+        <w:sz w:val="20"/>
+      </w:rPr>
+    </w:lvl>
+    <w:lvl w:ilvl="4" w:tentative="1">
+      <w:start w:val="1"/>
+      <w:numFmt w:val="bullet"/>
+      <w:lvlText w:val=""/>
+      <w:lvlJc w:val="left"/>
+      <w:pPr>
+        <w:tabs>
+          <w:tab w:val="num" w:pos="3600"/>
+        </w:tabs>
+        <w:ind w:left="3600" w:hanging="360"/>
+      </w:pPr>
+      <w:rPr>
+        <w:rFonts w:ascii="Wingdings" w:hAnsi="Wingdings" w:hint="default"/>
+        <w:sz w:val="20"/>
+      </w:rPr>
+    </w:lvl>
+    <w:lvl w:ilvl="5" w:tentative="1">
+      <w:start w:val="1"/>
+      <w:numFmt w:val="bullet"/>
+      <w:lvlText w:val=""/>
+      <w:lvlJc w:val="left"/>
+      <w:pPr>
+        <w:tabs>
+          <w:tab w:val="num" w:pos="4320"/>
+        </w:tabs>
+        <w:ind w:left="4320" w:hanging="360"/>
+      </w:pPr>
+      <w:rPr>
+        <w:rFonts w:ascii="Wingdings" w:hAnsi="Wingdings" w:hint="default"/>
+        <w:sz w:val="20"/>
+      </w:rPr>
+    </w:lvl>
+    <w:lvl w:ilvl="6" w:tentative="1">
+      <w:start w:val="1"/>
+      <w:numFmt w:val="bullet"/>
+      <w:lvlText w:val=""/>
+      <w:lvlJc w:val="left"/>
+      <w:pPr>
+        <w:tabs>
+          <w:tab w:val="num" w:pos="5040"/>
+        </w:tabs>
+        <w:ind w:left="5040" w:hanging="360"/>
+      </w:pPr>
+      <w:rPr>
+        <w:rFonts w:ascii="Wingdings" w:hAnsi="Wingdings" w:hint="default"/>
+        <w:sz w:val="20"/>
+      </w:rPr>
+    </w:lvl>
+    <w:lvl w:ilvl="7" w:tentative="1">
+      <w:start w:val="1"/>
+      <w:numFmt w:val="bullet"/>
+      <w:lvlText w:val=""/>
+      <w:lvlJc w:val="left"/>
+      <w:pPr>
+        <w:tabs>
+          <w:tab w:val="num" w:pos="5760"/>
+        </w:tabs>
+        <w:ind w:left="5760" w:hanging="360"/>
+      </w:pPr>
+      <w:rPr>
+        <w:rFonts w:ascii="Wingdings" w:hAnsi="Wingdings" w:hint="default"/>
+        <w:sz w:val="20"/>
+      </w:rPr>
+    </w:lvl>
+    <w:lvl w:ilvl="8" w:tentative="1">
+      <w:start w:val="1"/>
+      <w:numFmt w:val="bullet"/>
+      <w:lvlText w:val=""/>
+      <w:lvlJc w:val="left"/>
+      <w:pPr>
+        <w:tabs>
+          <w:tab w:val="num" w:pos="6480"/>
+        </w:tabs>
+        <w:ind w:left="6480" w:hanging="360"/>
+      </w:pPr>
+      <w:rPr>
+        <w:rFonts w:ascii="Wingdings" w:hAnsi="Wingdings" w:hint="default"/>
+        <w:sz w:val="20"/>
+      </w:rPr>
+    </w:lvl>
+  </w:abstractNum>
+  <w:abstractNum w:abstractNumId="33" w15:restartNumberingAfterBreak="0">
     <w:nsid w:val="6E9514D7"/>
     <w:multiLevelType w:val="multilevel"/>
     <w:tmpl w:val="0409001F"/>
@@ -11700,7 +14823,7 @@
       </w:pPr>
     </w:lvl>
   </w:abstractNum>
-  <w:abstractNum w:abstractNumId="28" w15:restartNumberingAfterBreak="0">
+  <w:abstractNum w:abstractNumId="34" w15:restartNumberingAfterBreak="0">
     <w:nsid w:val="77B81EF0"/>
     <w:multiLevelType w:val="multilevel"/>
     <w:tmpl w:val="10A61F80"/>
@@ -11849,7 +14972,7 @@
       </w:rPr>
     </w:lvl>
   </w:abstractNum>
-  <w:abstractNum w:abstractNumId="29" w15:restartNumberingAfterBreak="0">
+  <w:abstractNum w:abstractNumId="35" w15:restartNumberingAfterBreak="0">
     <w:nsid w:val="79D834A2"/>
     <w:multiLevelType w:val="multilevel"/>
     <w:tmpl w:val="E86E64A8"/>
@@ -11998,7 +15121,7 @@
       </w:rPr>
     </w:lvl>
   </w:abstractNum>
-  <w:abstractNum w:abstractNumId="30" w15:restartNumberingAfterBreak="0">
+  <w:abstractNum w:abstractNumId="36" w15:restartNumberingAfterBreak="0">
     <w:nsid w:val="7D8C2C6D"/>
     <w:multiLevelType w:val="multilevel"/>
     <w:tmpl w:val="04090023"/>
@@ -12086,7 +15209,7 @@
     </w:lvl>
   </w:abstractNum>
   <w:num w:numId="1" w16cid:durableId="1347056917">
-    <w:abstractNumId w:val="23"/>
+    <w:abstractNumId w:val="28"/>
   </w:num>
   <w:num w:numId="2" w16cid:durableId="672879121">
     <w:abstractNumId w:val="13"/>
@@ -12095,16 +15218,16 @@
     <w:abstractNumId w:val="10"/>
   </w:num>
   <w:num w:numId="4" w16cid:durableId="203832942">
-    <w:abstractNumId w:val="27"/>
+    <w:abstractNumId w:val="33"/>
   </w:num>
   <w:num w:numId="5" w16cid:durableId="2061442085">
-    <w:abstractNumId w:val="14"/>
+    <w:abstractNumId w:val="15"/>
   </w:num>
   <w:num w:numId="6" w16cid:durableId="684014992">
-    <w:abstractNumId w:val="19"/>
+    <w:abstractNumId w:val="24"/>
   </w:num>
   <w:num w:numId="7" w16cid:durableId="831795503">
-    <w:abstractNumId w:val="21"/>
+    <w:abstractNumId w:val="26"/>
   </w:num>
   <w:num w:numId="8" w16cid:durableId="887181626">
     <w:abstractNumId w:val="9"/>
@@ -12137,46 +15260,64 @@
     <w:abstractNumId w:val="0"/>
   </w:num>
   <w:num w:numId="18" w16cid:durableId="1592542287">
-    <w:abstractNumId w:val="15"/>
+    <w:abstractNumId w:val="17"/>
   </w:num>
   <w:num w:numId="19" w16cid:durableId="836119424">
-    <w:abstractNumId w:val="16"/>
+    <w:abstractNumId w:val="18"/>
   </w:num>
   <w:num w:numId="20" w16cid:durableId="1568221732">
-    <w:abstractNumId w:val="25"/>
+    <w:abstractNumId w:val="30"/>
   </w:num>
   <w:num w:numId="21" w16cid:durableId="279993697">
-    <w:abstractNumId w:val="20"/>
+    <w:abstractNumId w:val="25"/>
   </w:num>
   <w:num w:numId="22" w16cid:durableId="1086729837">
     <w:abstractNumId w:val="11"/>
   </w:num>
   <w:num w:numId="23" w16cid:durableId="320087349">
-    <w:abstractNumId w:val="30"/>
+    <w:abstractNumId w:val="36"/>
   </w:num>
   <w:num w:numId="24" w16cid:durableId="221143765">
-    <w:abstractNumId w:val="17"/>
+    <w:abstractNumId w:val="21"/>
   </w:num>
   <w:num w:numId="25" w16cid:durableId="73817766">
+    <w:abstractNumId w:val="35"/>
+  </w:num>
+  <w:num w:numId="26" w16cid:durableId="672755412">
     <w:abstractNumId w:val="29"/>
   </w:num>
-  <w:num w:numId="26" w16cid:durableId="672755412">
-    <w:abstractNumId w:val="24"/>
-  </w:num>
   <w:num w:numId="27" w16cid:durableId="1521621623">
-    <w:abstractNumId w:val="28"/>
+    <w:abstractNumId w:val="34"/>
   </w:num>
   <w:num w:numId="28" w16cid:durableId="176433323">
     <w:abstractNumId w:val="12"/>
   </w:num>
   <w:num w:numId="29" w16cid:durableId="71121703">
-    <w:abstractNumId w:val="26"/>
+    <w:abstractNumId w:val="31"/>
   </w:num>
   <w:num w:numId="30" w16cid:durableId="386344897">
-    <w:abstractNumId w:val="18"/>
+    <w:abstractNumId w:val="23"/>
   </w:num>
   <w:num w:numId="31" w16cid:durableId="1461608264">
+    <w:abstractNumId w:val="27"/>
+  </w:num>
+  <w:num w:numId="32" w16cid:durableId="1756128333">
+    <w:abstractNumId w:val="14"/>
+  </w:num>
+  <w:num w:numId="33" w16cid:durableId="1488278667">
     <w:abstractNumId w:val="22"/>
+  </w:num>
+  <w:num w:numId="34" w16cid:durableId="195119296">
+    <w:abstractNumId w:val="19"/>
+  </w:num>
+  <w:num w:numId="35" w16cid:durableId="1453938640">
+    <w:abstractNumId w:val="16"/>
+  </w:num>
+  <w:num w:numId="36" w16cid:durableId="1560436570">
+    <w:abstractNumId w:val="32"/>
+  </w:num>
+  <w:num w:numId="37" w16cid:durableId="581373420">
+    <w:abstractNumId w:val="20"/>
   </w:num>
 </w:numbering>
 </file>

--- a/Html notes.docx
+++ b/Html notes.docx
@@ -16811,7 +16811,7 @@
           <w:lang w:val="en-IN"/>
         </w:rPr>
         <w:pict w14:anchorId="4E268902">
-          <v:rect id="_x0000_i1160" style="width:0;height:1.5pt" o:hralign="center" o:hrstd="t" o:hr="t" fillcolor="#a0a0a0" stroked="f"/>
+          <v:rect id="_x0000_i1034" style="width:0;height:1.5pt" o:hralign="center" o:hrstd="t" o:hr="t" fillcolor="#a0a0a0" stroked="f"/>
         </w:pict>
       </w:r>
     </w:p>
@@ -17104,7 +17104,7 @@
           <w:lang w:val="en-IN"/>
         </w:rPr>
         <w:pict w14:anchorId="3762F7DB">
-          <v:rect id="_x0000_i1161" style="width:0;height:1.5pt" o:hralign="center" o:hrstd="t" o:hr="t" fillcolor="#a0a0a0" stroked="f"/>
+          <v:rect id="_x0000_i1035" style="width:0;height:1.5pt" o:hralign="center" o:hrstd="t" o:hr="t" fillcolor="#a0a0a0" stroked="f"/>
         </w:pict>
       </w:r>
     </w:p>
@@ -17411,7 +17411,7 @@
           <w:lang w:val="en-IN"/>
         </w:rPr>
         <w:pict w14:anchorId="6ACB5623">
-          <v:rect id="_x0000_i1162" style="width:0;height:1.5pt" o:hralign="center" o:hrstd="t" o:hr="t" fillcolor="#a0a0a0" stroked="f"/>
+          <v:rect id="_x0000_i1036" style="width:0;height:1.5pt" o:hralign="center" o:hrstd="t" o:hr="t" fillcolor="#a0a0a0" stroked="f"/>
         </w:pict>
       </w:r>
     </w:p>
@@ -17587,7 +17587,7 @@
           <w:lang w:val="en-IN"/>
         </w:rPr>
         <w:pict w14:anchorId="15B464CB">
-          <v:rect id="_x0000_i1163" style="width:0;height:1.5pt" o:hralign="center" o:hrstd="t" o:hr="t" fillcolor="#a0a0a0" stroked="f"/>
+          <v:rect id="_x0000_i1037" style="width:0;height:1.5pt" o:hralign="center" o:hrstd="t" o:hr="t" fillcolor="#a0a0a0" stroked="f"/>
         </w:pict>
       </w:r>
     </w:p>
@@ -17764,7 +17764,7 @@
           <w:lang w:val="en-IN"/>
         </w:rPr>
         <w:pict w14:anchorId="448B7EC3">
-          <v:rect id="_x0000_i1164" style="width:0;height:1.5pt" o:hralign="center" o:hrstd="t" o:hr="t" fillcolor="#a0a0a0" stroked="f"/>
+          <v:rect id="_x0000_i1038" style="width:0;height:1.5pt" o:hralign="center" o:hrstd="t" o:hr="t" fillcolor="#a0a0a0" stroked="f"/>
         </w:pict>
       </w:r>
     </w:p>
@@ -17957,7 +17957,7 @@
           <w:lang w:val="en-IN"/>
         </w:rPr>
         <w:pict w14:anchorId="368ACF77">
-          <v:rect id="_x0000_i1165" style="width:0;height:1.5pt" o:hralign="center" o:hrstd="t" o:hr="t" fillcolor="#a0a0a0" stroked="f"/>
+          <v:rect id="_x0000_i1039" style="width:0;height:1.5pt" o:hralign="center" o:hrstd="t" o:hr="t" fillcolor="#a0a0a0" stroked="f"/>
         </w:pict>
       </w:r>
     </w:p>
@@ -18155,7 +18155,7 @@
           <w:lang w:val="en-IN"/>
         </w:rPr>
         <w:pict w14:anchorId="0645CCCB">
-          <v:rect id="_x0000_i1166" style="width:0;height:1.5pt" o:hralign="center" o:hrstd="t" o:hr="t" fillcolor="#a0a0a0" stroked="f"/>
+          <v:rect id="_x0000_i1040" style="width:0;height:1.5pt" o:hralign="center" o:hrstd="t" o:hr="t" fillcolor="#a0a0a0" stroked="f"/>
         </w:pict>
       </w:r>
     </w:p>
@@ -18529,7 +18529,7 @@
           <w:lang w:val="en-IN"/>
         </w:rPr>
         <w:pict w14:anchorId="3ECE42F1">
-          <v:rect id="_x0000_i1167" style="width:0;height:1.5pt" o:hralign="center" o:hrstd="t" o:hr="t" fillcolor="#a0a0a0" stroked="f"/>
+          <v:rect id="_x0000_i1041" style="width:0;height:1.5pt" o:hralign="center" o:hrstd="t" o:hr="t" fillcolor="#a0a0a0" stroked="f"/>
         </w:pict>
       </w:r>
     </w:p>
@@ -18879,7 +18879,7 @@
           <w:lang w:val="en-IN"/>
         </w:rPr>
         <w:pict w14:anchorId="09EADE10">
-          <v:rect id="_x0000_i1168" style="width:0;height:1.5pt" o:hralign="center" o:hrstd="t" o:hr="t" fillcolor="#a0a0a0" stroked="f"/>
+          <v:rect id="_x0000_i1042" style="width:0;height:1.5pt" o:hralign="center" o:hrstd="t" o:hr="t" fillcolor="#a0a0a0" stroked="f"/>
         </w:pict>
       </w:r>
     </w:p>
@@ -19317,7 +19317,7 @@
           <w:lang w:val="en-IN"/>
         </w:rPr>
         <w:pict w14:anchorId="1255BC5F">
-          <v:rect id="_x0000_i1169" style="width:0;height:1.5pt" o:hralign="center" o:hrstd="t" o:hr="t" fillcolor="#a0a0a0" stroked="f"/>
+          <v:rect id="_x0000_i1043" style="width:0;height:1.5pt" o:hralign="center" o:hrstd="t" o:hr="t" fillcolor="#a0a0a0" stroked="f"/>
         </w:pict>
       </w:r>
     </w:p>
@@ -19604,7 +19604,7 @@
           <w:lang w:val="en-IN"/>
         </w:rPr>
         <w:pict w14:anchorId="7E283098">
-          <v:rect id="_x0000_i1170" style="width:0;height:1.5pt" o:hralign="center" o:hrstd="t" o:hr="t" fillcolor="#a0a0a0" stroked="f"/>
+          <v:rect id="_x0000_i1044" style="width:0;height:1.5pt" o:hralign="center" o:hrstd="t" o:hr="t" fillcolor="#a0a0a0" stroked="f"/>
         </w:pict>
       </w:r>
     </w:p>
@@ -19955,7 +19955,7 @@
           <w:lang w:val="en-IN"/>
         </w:rPr>
         <w:pict w14:anchorId="66DD3E3D">
-          <v:rect id="_x0000_i1171" style="width:0;height:1.5pt" o:hralign="center" o:hrstd="t" o:hr="t" fillcolor="#a0a0a0" stroked="f"/>
+          <v:rect id="_x0000_i1045" style="width:0;height:1.5pt" o:hralign="center" o:hrstd="t" o:hr="t" fillcolor="#a0a0a0" stroked="f"/>
         </w:pict>
       </w:r>
     </w:p>
@@ -20149,7 +20149,7 @@
         </w:rPr>
         <w:lastRenderedPageBreak/>
         <w:pict w14:anchorId="50A99049">
-          <v:rect id="_x0000_i1172" style="width:0;height:1.5pt" o:hralign="center" o:hrstd="t" o:hr="t" fillcolor="#a0a0a0" stroked="f"/>
+          <v:rect id="_x0000_i1046" style="width:0;height:1.5pt" o:hralign="center" o:hrstd="t" o:hr="t" fillcolor="#a0a0a0" stroked="f"/>
         </w:pict>
       </w:r>
     </w:p>
@@ -20325,7 +20325,7 @@
           <w:lang w:val="en-IN"/>
         </w:rPr>
         <w:pict w14:anchorId="14113077">
-          <v:rect id="_x0000_i1173" style="width:0;height:1.5pt" o:hralign="center" o:hrstd="t" o:hr="t" fillcolor="#a0a0a0" stroked="f"/>
+          <v:rect id="_x0000_i1047" style="width:0;height:1.5pt" o:hralign="center" o:hrstd="t" o:hr="t" fillcolor="#a0a0a0" stroked="f"/>
         </w:pict>
       </w:r>
     </w:p>
@@ -20608,7 +20608,7 @@
           <w:lang w:val="en-IN"/>
         </w:rPr>
         <w:pict w14:anchorId="727D06F1">
-          <v:rect id="_x0000_i1174" style="width:0;height:1.5pt" o:hralign="center" o:hrstd="t" o:hr="t" fillcolor="#a0a0a0" stroked="f"/>
+          <v:rect id="_x0000_i1048" style="width:0;height:1.5pt" o:hralign="center" o:hrstd="t" o:hr="t" fillcolor="#a0a0a0" stroked="f"/>
         </w:pict>
       </w:r>
     </w:p>
@@ -20988,7 +20988,7 @@
           <w:lang w:val="en-IN"/>
         </w:rPr>
         <w:pict w14:anchorId="418030DB">
-          <v:rect id="_x0000_i1175" style="width:0;height:1.5pt" o:hralign="center" o:hrstd="t" o:hr="t" fillcolor="#a0a0a0" stroked="f"/>
+          <v:rect id="_x0000_i1049" style="width:0;height:1.5pt" o:hralign="center" o:hrstd="t" o:hr="t" fillcolor="#a0a0a0" stroked="f"/>
         </w:pict>
       </w:r>
     </w:p>
@@ -21164,7 +21164,7 @@
           <w:lang w:val="en-IN"/>
         </w:rPr>
         <w:pict w14:anchorId="6DDF0B36">
-          <v:rect id="_x0000_i1176" style="width:0;height:1.5pt" o:hralign="center" o:hrstd="t" o:hr="t" fillcolor="#a0a0a0" stroked="f"/>
+          <v:rect id="_x0000_i1050" style="width:0;height:1.5pt" o:hralign="center" o:hrstd="t" o:hr="t" fillcolor="#a0a0a0" stroked="f"/>
         </w:pict>
       </w:r>
     </w:p>
@@ -21376,7 +21376,7 @@
           <w:lang w:val="en-IN"/>
         </w:rPr>
         <w:pict w14:anchorId="20BE05AA">
-          <v:rect id="_x0000_i1177" style="width:0;height:1.5pt" o:hralign="center" o:hrstd="t" o:hr="t" fillcolor="#a0a0a0" stroked="f"/>
+          <v:rect id="_x0000_i1051" style="width:0;height:1.5pt" o:hralign="center" o:hrstd="t" o:hr="t" fillcolor="#a0a0a0" stroked="f"/>
         </w:pict>
       </w:r>
     </w:p>
@@ -21688,7 +21688,7 @@
           <w:lang w:val="en-IN"/>
         </w:rPr>
         <w:pict w14:anchorId="34EC05BA">
-          <v:rect id="_x0000_i1178" style="width:0;height:1.5pt" o:hralign="center" o:hrstd="t" o:hr="t" fillcolor="#a0a0a0" stroked="f"/>
+          <v:rect id="_x0000_i1052" style="width:0;height:1.5pt" o:hralign="center" o:hrstd="t" o:hr="t" fillcolor="#a0a0a0" stroked="f"/>
         </w:pict>
       </w:r>
     </w:p>
@@ -21865,7 +21865,7 @@
           <w:lang w:val="en-IN"/>
         </w:rPr>
         <w:pict w14:anchorId="5DA48889">
-          <v:rect id="_x0000_i1179" style="width:0;height:1.5pt" o:hralign="center" o:hrstd="t" o:hr="t" fillcolor="#a0a0a0" stroked="f"/>
+          <v:rect id="_x0000_i1053" style="width:0;height:1.5pt" o:hralign="center" o:hrstd="t" o:hr="t" fillcolor="#a0a0a0" stroked="f"/>
         </w:pict>
       </w:r>
     </w:p>
@@ -22704,7 +22704,7 @@
           <w:lang w:val="en-IN"/>
         </w:rPr>
         <w:pict w14:anchorId="0C16D30E">
-          <v:rect id="_x0000_i1180" style="width:0;height:1.5pt" o:hralign="center" o:hrstd="t" o:hr="t" fillcolor="#a0a0a0" stroked="f"/>
+          <v:rect id="_x0000_i1054" style="width:0;height:1.5pt" o:hralign="center" o:hrstd="t" o:hr="t" fillcolor="#a0a0a0" stroked="f"/>
         </w:pict>
       </w:r>
     </w:p>
@@ -23008,7 +23008,7 @@
           <w:lang w:val="en-IN"/>
         </w:rPr>
         <w:pict w14:anchorId="359F42F6">
-          <v:rect id="_x0000_i1256" style="width:0;height:1.5pt" o:hralign="center" o:hrstd="t" o:hr="t" fillcolor="#a0a0a0" stroked="f"/>
+          <v:rect id="_x0000_i1055" style="width:0;height:1.5pt" o:hralign="center" o:hrstd="t" o:hr="t" fillcolor="#a0a0a0" stroked="f"/>
         </w:pict>
       </w:r>
     </w:p>
@@ -23133,7 +23133,7 @@
           <w:lang w:val="en-IN"/>
         </w:rPr>
         <w:pict w14:anchorId="39D89A47">
-          <v:rect id="_x0000_i1257" style="width:0;height:1.5pt" o:hralign="center" o:hrstd="t" o:hr="t" fillcolor="#a0a0a0" stroked="f"/>
+          <v:rect id="_x0000_i1056" style="width:0;height:1.5pt" o:hralign="center" o:hrstd="t" o:hr="t" fillcolor="#a0a0a0" stroked="f"/>
         </w:pict>
       </w:r>
     </w:p>
@@ -23685,7 +23685,7 @@
           <w:lang w:val="en-IN"/>
         </w:rPr>
         <w:pict w14:anchorId="45A37780">
-          <v:rect id="_x0000_i1258" style="width:0;height:1.5pt" o:hralign="center" o:hrstd="t" o:hr="t" fillcolor="#a0a0a0" stroked="f"/>
+          <v:rect id="_x0000_i1057" style="width:0;height:1.5pt" o:hralign="center" o:hrstd="t" o:hr="t" fillcolor="#a0a0a0" stroked="f"/>
         </w:pict>
       </w:r>
     </w:p>
@@ -24059,13 +24059,1389 @@
       </w:pPr>
       <w:r>
         <w:rPr>
+          <w:rFonts w:ascii="Segoe UI Symbol" w:hAnsi="Segoe UI Symbol" w:cs="Segoe UI Symbol"/>
           <w:sz w:val="32"/>
           <w:szCs w:val="32"/>
           <w:lang w:val="en-IN"/>
         </w:rPr>
         <w:lastRenderedPageBreak/>
-        <w:pict w14:anchorId="2B2C3DF2">
-          <v:rect id="_x0000_i1259" style="width:0;height:1.5pt" o:hralign="center" o:hrstd="t" o:hr="t" fillcolor="#a0a0a0" stroked="f"/>
+        <w:t>☯</w:t>
+      </w:r>
+      <w:r>
+        <w:rPr>
+          <w:sz w:val="32"/>
+          <w:szCs w:val="32"/>
+          <w:lang w:val="en-IN"/>
+        </w:rPr>
+        <w:t xml:space="preserve">  Form</w:t>
+      </w:r>
+    </w:p>
+    <w:p>
+      <w:pPr>
+        <w:rPr>
+          <w:sz w:val="32"/>
+          <w:szCs w:val="32"/>
+          <w:lang w:val="en-IN"/>
+        </w:rPr>
+      </w:pPr>
+      <w:r>
+        <w:rPr>
+          <w:sz w:val="32"/>
+          <w:szCs w:val="32"/>
+          <w:lang w:val="en-IN"/>
+        </w:rPr>
+        <w:t xml:space="preserve">    -&gt; Forms are used to collect data from user.</w:t>
+      </w:r>
+    </w:p>
+    <w:p>
+      <w:pPr>
+        <w:rPr>
+          <w:sz w:val="32"/>
+          <w:szCs w:val="32"/>
+          <w:lang w:val="en-IN"/>
+        </w:rPr>
+      </w:pPr>
+      <w:r>
+        <w:rPr>
+          <w:sz w:val="32"/>
+          <w:szCs w:val="32"/>
+          <w:lang w:val="en-IN"/>
+        </w:rPr>
+        <w:t xml:space="preserve">    -&gt; HTML allows the developer to create form using &lt;form&gt;&lt;/form&gt;</w:t>
+      </w:r>
+    </w:p>
+    <w:p>
+      <w:pPr>
+        <w:rPr>
+          <w:sz w:val="32"/>
+          <w:szCs w:val="32"/>
+          <w:lang w:val="en-IN"/>
+        </w:rPr>
+      </w:pPr>
+      <w:r>
+        <w:rPr>
+          <w:sz w:val="32"/>
+          <w:szCs w:val="32"/>
+          <w:lang w:val="en-IN"/>
+        </w:rPr>
+        <w:t xml:space="preserve">    -&gt; We can create login, sign in, registration, sign up, payment etc...</w:t>
+      </w:r>
+    </w:p>
+    <w:p>
+      <w:pPr>
+        <w:rPr>
+          <w:sz w:val="32"/>
+          <w:szCs w:val="32"/>
+          <w:lang w:val="en-IN"/>
+        </w:rPr>
+      </w:pPr>
+      <w:r>
+        <w:rPr>
+          <w:sz w:val="32"/>
+          <w:szCs w:val="32"/>
+          <w:lang w:val="en-IN"/>
+        </w:rPr>
+        <w:t xml:space="preserve">    -&gt; We can collect text, password, number, email, url, files,date,time,color by provide</w:t>
+      </w:r>
+    </w:p>
+    <w:p>
+      <w:pPr>
+        <w:rPr>
+          <w:sz w:val="32"/>
+          <w:szCs w:val="32"/>
+          <w:lang w:val="en-IN"/>
+        </w:rPr>
+      </w:pPr>
+      <w:r>
+        <w:rPr>
+          <w:sz w:val="32"/>
+          <w:szCs w:val="32"/>
+          <w:lang w:val="en-IN"/>
+        </w:rPr>
+        <w:t xml:space="preserve">    controls like buttons, radio button, checkbox and dropdown menus.</w:t>
+      </w:r>
+    </w:p>
+    <w:p>
+      <w:pPr>
+        <w:rPr>
+          <w:sz w:val="32"/>
+          <w:szCs w:val="32"/>
+          <w:lang w:val="en-IN"/>
+        </w:rPr>
+      </w:pPr>
+      <w:r>
+        <w:rPr>
+          <w:sz w:val="32"/>
+          <w:szCs w:val="32"/>
+          <w:lang w:val="en-IN"/>
+        </w:rPr>
+        <w:t xml:space="preserve">    -&gt; Form can aligned by creating it using table without css.</w:t>
+      </w:r>
+    </w:p>
+    <w:p>
+      <w:pPr>
+        <w:rPr>
+          <w:sz w:val="32"/>
+          <w:szCs w:val="32"/>
+          <w:lang w:val="en-IN"/>
+        </w:rPr>
+      </w:pPr>
+      <w:r>
+        <w:rPr>
+          <w:sz w:val="32"/>
+          <w:szCs w:val="32"/>
+          <w:lang w:val="en-IN"/>
+        </w:rPr>
+        <w:t xml:space="preserve">    -&gt; Syntax : </w:t>
+      </w:r>
+    </w:p>
+    <w:p>
+      <w:pPr>
+        <w:rPr>
+          <w:sz w:val="32"/>
+          <w:szCs w:val="32"/>
+          <w:lang w:val="en-IN"/>
+        </w:rPr>
+      </w:pPr>
+      <w:r>
+        <w:rPr>
+          <w:sz w:val="32"/>
+          <w:szCs w:val="32"/>
+          <w:lang w:val="en-IN"/>
+        </w:rPr>
+        <w:t xml:space="preserve">          &lt;form action="" method=""&gt; // method will be wither get and post </w:t>
+      </w:r>
+    </w:p>
+    <w:p>
+      <w:pPr>
+        <w:rPr>
+          <w:sz w:val="32"/>
+          <w:szCs w:val="32"/>
+          <w:lang w:val="en-IN"/>
+        </w:rPr>
+      </w:pPr>
+      <w:r>
+        <w:rPr>
+          <w:sz w:val="32"/>
+          <w:szCs w:val="32"/>
+          <w:lang w:val="en-IN"/>
+        </w:rPr>
+        <w:t xml:space="preserve">              Form element</w:t>
+      </w:r>
+    </w:p>
+    <w:p>
+      <w:pPr>
+        <w:rPr>
+          <w:sz w:val="32"/>
+          <w:szCs w:val="32"/>
+          <w:lang w:val="en-IN"/>
+        </w:rPr>
+      </w:pPr>
+      <w:r>
+        <w:rPr>
+          <w:sz w:val="32"/>
+          <w:szCs w:val="32"/>
+          <w:lang w:val="en-IN"/>
+        </w:rPr>
+        <w:t xml:space="preserve">          &lt;/form&gt;   </w:t>
+      </w:r>
+    </w:p>
+    <w:p>
+      <w:pPr>
+        <w:rPr>
+          <w:sz w:val="32"/>
+          <w:szCs w:val="32"/>
+          <w:lang w:val="en-IN"/>
+        </w:rPr>
+      </w:pPr>
+    </w:p>
+    <w:p>
+      <w:pPr>
+        <w:rPr>
+          <w:sz w:val="32"/>
+          <w:szCs w:val="32"/>
+          <w:lang w:val="en-IN"/>
+        </w:rPr>
+      </w:pPr>
+    </w:p>
+    <w:p>
+      <w:pPr>
+        <w:rPr>
+          <w:sz w:val="32"/>
+          <w:szCs w:val="32"/>
+          <w:lang w:val="en-IN"/>
+        </w:rPr>
+      </w:pPr>
+      <w:r>
+        <w:rPr>
+          <w:sz w:val="32"/>
+          <w:szCs w:val="32"/>
+          <w:lang w:val="en-IN"/>
+        </w:rPr>
+        <w:t xml:space="preserve">   -&gt; Form elements</w:t>
+      </w:r>
+    </w:p>
+    <w:p>
+      <w:pPr>
+        <w:rPr>
+          <w:sz w:val="32"/>
+          <w:szCs w:val="32"/>
+          <w:lang w:val="en-IN"/>
+        </w:rPr>
+      </w:pPr>
+      <w:r>
+        <w:rPr>
+          <w:sz w:val="32"/>
+          <w:szCs w:val="32"/>
+          <w:lang w:val="en-IN"/>
+        </w:rPr>
+        <w:t>1.label:</w:t>
+      </w:r>
+    </w:p>
+    <w:p>
+      <w:pPr>
+        <w:rPr>
+          <w:sz w:val="32"/>
+          <w:szCs w:val="32"/>
+          <w:lang w:val="en-IN"/>
+        </w:rPr>
+      </w:pPr>
+      <w:r>
+        <w:rPr>
+          <w:sz w:val="32"/>
+          <w:szCs w:val="32"/>
+          <w:lang w:val="en-IN"/>
+        </w:rPr>
+        <w:t xml:space="preserve">   - used to identify input fields.</w:t>
+      </w:r>
+    </w:p>
+    <w:p>
+      <w:pPr>
+        <w:rPr>
+          <w:sz w:val="32"/>
+          <w:szCs w:val="32"/>
+          <w:lang w:val="en-IN"/>
+        </w:rPr>
+      </w:pPr>
+      <w:r>
+        <w:rPr>
+          <w:sz w:val="32"/>
+          <w:szCs w:val="32"/>
+          <w:lang w:val="en-IN"/>
+        </w:rPr>
+        <w:t xml:space="preserve">   - Syntax: </w:t>
+      </w:r>
+    </w:p>
+    <w:p>
+      <w:pPr>
+        <w:rPr>
+          <w:sz w:val="32"/>
+          <w:szCs w:val="32"/>
+          <w:lang w:val="en-IN"/>
+        </w:rPr>
+      </w:pPr>
+      <w:r>
+        <w:rPr>
+          <w:sz w:val="32"/>
+          <w:szCs w:val="32"/>
+          <w:lang w:val="en-IN"/>
+        </w:rPr>
+        <w:t xml:space="preserve">        &lt;label for=""&gt; Content &lt;/label&gt;</w:t>
+      </w:r>
+    </w:p>
+    <w:p>
+      <w:pPr>
+        <w:rPr>
+          <w:sz w:val="32"/>
+          <w:szCs w:val="32"/>
+          <w:lang w:val="en-IN"/>
+        </w:rPr>
+      </w:pPr>
+      <w:r>
+        <w:rPr>
+          <w:sz w:val="32"/>
+          <w:szCs w:val="32"/>
+          <w:lang w:val="en-IN"/>
+        </w:rPr>
+        <w:t xml:space="preserve">      </w:t>
+      </w:r>
+    </w:p>
+    <w:p>
+      <w:pPr>
+        <w:rPr>
+          <w:sz w:val="32"/>
+          <w:szCs w:val="32"/>
+          <w:lang w:val="en-IN"/>
+        </w:rPr>
+      </w:pPr>
+      <w:r>
+        <w:rPr>
+          <w:sz w:val="32"/>
+          <w:szCs w:val="32"/>
+          <w:lang w:val="en-IN"/>
+        </w:rPr>
+        <w:t xml:space="preserve">2.input: </w:t>
+      </w:r>
+    </w:p>
+    <w:p>
+      <w:pPr>
+        <w:rPr>
+          <w:sz w:val="32"/>
+          <w:szCs w:val="32"/>
+          <w:lang w:val="en-IN"/>
+        </w:rPr>
+      </w:pPr>
+      <w:r>
+        <w:rPr>
+          <w:sz w:val="32"/>
+          <w:szCs w:val="32"/>
+          <w:lang w:val="en-IN"/>
+        </w:rPr>
+        <w:t xml:space="preserve">   - used to collect different types of input data from the user, by changing "type"</w:t>
+      </w:r>
+    </w:p>
+    <w:p>
+      <w:pPr>
+        <w:rPr>
+          <w:sz w:val="32"/>
+          <w:szCs w:val="32"/>
+          <w:lang w:val="en-IN"/>
+        </w:rPr>
+      </w:pPr>
+      <w:r>
+        <w:rPr>
+          <w:sz w:val="32"/>
+          <w:szCs w:val="32"/>
+          <w:lang w:val="en-IN"/>
+        </w:rPr>
+        <w:t xml:space="preserve">   attribute.</w:t>
+      </w:r>
+    </w:p>
+    <w:p>
+      <w:pPr>
+        <w:rPr>
+          <w:sz w:val="32"/>
+          <w:szCs w:val="32"/>
+          <w:lang w:val="en-IN"/>
+        </w:rPr>
+      </w:pPr>
+      <w:r>
+        <w:rPr>
+          <w:sz w:val="32"/>
+          <w:szCs w:val="32"/>
+          <w:lang w:val="en-IN"/>
+        </w:rPr>
+        <w:t xml:space="preserve">   - Unpaired and inline element</w:t>
+      </w:r>
+    </w:p>
+    <w:p>
+      <w:pPr>
+        <w:rPr>
+          <w:sz w:val="32"/>
+          <w:szCs w:val="32"/>
+          <w:lang w:val="en-IN"/>
+        </w:rPr>
+      </w:pPr>
+      <w:r>
+        <w:rPr>
+          <w:sz w:val="32"/>
+          <w:szCs w:val="32"/>
+          <w:lang w:val="en-IN"/>
+        </w:rPr>
+        <w:lastRenderedPageBreak/>
+        <w:t xml:space="preserve">   - Syntax: </w:t>
+      </w:r>
+    </w:p>
+    <w:p>
+      <w:pPr>
+        <w:rPr>
+          <w:sz w:val="32"/>
+          <w:szCs w:val="32"/>
+          <w:lang w:val="en-IN"/>
+        </w:rPr>
+      </w:pPr>
+      <w:r>
+        <w:rPr>
+          <w:sz w:val="32"/>
+          <w:szCs w:val="32"/>
+          <w:lang w:val="en-IN"/>
+        </w:rPr>
+        <w:t xml:space="preserve">        &lt;input type="" name="" id=""&gt;</w:t>
+      </w:r>
+    </w:p>
+    <w:p>
+      <w:pPr>
+        <w:rPr>
+          <w:sz w:val="32"/>
+          <w:szCs w:val="32"/>
+          <w:lang w:val="en-IN"/>
+        </w:rPr>
+      </w:pPr>
+      <w:r>
+        <w:rPr>
+          <w:sz w:val="32"/>
+          <w:szCs w:val="32"/>
+          <w:lang w:val="en-IN"/>
+        </w:rPr>
+        <w:t xml:space="preserve">   - Attributes: </w:t>
+      </w:r>
+    </w:p>
+    <w:p>
+      <w:pPr>
+        <w:rPr>
+          <w:sz w:val="32"/>
+          <w:szCs w:val="32"/>
+          <w:lang w:val="en-IN"/>
+        </w:rPr>
+      </w:pPr>
+      <w:r>
+        <w:rPr>
+          <w:sz w:val="32"/>
+          <w:szCs w:val="32"/>
+          <w:lang w:val="en-IN"/>
+        </w:rPr>
+        <w:t xml:space="preserve">        1.type : Accepts different input - text, password, etc..</w:t>
+      </w:r>
+    </w:p>
+    <w:p>
+      <w:pPr>
+        <w:rPr>
+          <w:sz w:val="32"/>
+          <w:szCs w:val="32"/>
+          <w:lang w:val="en-IN"/>
+        </w:rPr>
+      </w:pPr>
+      <w:r>
+        <w:rPr>
+          <w:sz w:val="32"/>
+          <w:szCs w:val="32"/>
+          <w:lang w:val="en-IN"/>
+        </w:rPr>
+        <w:t xml:space="preserve">        2. name : Identifies the field to send data to backend</w:t>
+      </w:r>
+    </w:p>
+    <w:p>
+      <w:pPr>
+        <w:rPr>
+          <w:sz w:val="32"/>
+          <w:szCs w:val="32"/>
+          <w:lang w:val="en-IN"/>
+        </w:rPr>
+      </w:pPr>
+      <w:r>
+        <w:rPr>
+          <w:sz w:val="32"/>
+          <w:szCs w:val="32"/>
+          <w:lang w:val="en-IN"/>
+        </w:rPr>
+        <w:t xml:space="preserve">        3.id : Identification of input element.</w:t>
+      </w:r>
+    </w:p>
+    <w:p>
+      <w:pPr>
+        <w:rPr>
+          <w:sz w:val="32"/>
+          <w:szCs w:val="32"/>
+          <w:lang w:val="en-IN"/>
+        </w:rPr>
+      </w:pPr>
+      <w:r>
+        <w:rPr>
+          <w:sz w:val="32"/>
+          <w:szCs w:val="32"/>
+          <w:lang w:val="en-IN"/>
+        </w:rPr>
+        <w:t xml:space="preserve">        4. placeholder: Given text format identification to field. </w:t>
+      </w:r>
+    </w:p>
+    <w:p>
+      <w:pPr>
+        <w:rPr>
+          <w:sz w:val="32"/>
+          <w:szCs w:val="32"/>
+          <w:lang w:val="en-IN"/>
+        </w:rPr>
+      </w:pPr>
+      <w:r>
+        <w:rPr>
+          <w:sz w:val="32"/>
+          <w:szCs w:val="32"/>
+          <w:lang w:val="en-IN"/>
+        </w:rPr>
+        <w:t xml:space="preserve">        5.minlength: Defines minimum character entered into the field</w:t>
+      </w:r>
+    </w:p>
+    <w:p>
+      <w:pPr>
+        <w:rPr>
+          <w:sz w:val="32"/>
+          <w:szCs w:val="32"/>
+          <w:lang w:val="en-IN"/>
+        </w:rPr>
+      </w:pPr>
+      <w:r>
+        <w:rPr>
+          <w:sz w:val="32"/>
+          <w:szCs w:val="32"/>
+          <w:lang w:val="en-IN"/>
+        </w:rPr>
+        <w:t xml:space="preserve">        6.maxlength: Decide the maximum number of characters into the field</w:t>
+      </w:r>
+    </w:p>
+    <w:p>
+      <w:pPr>
+        <w:rPr>
+          <w:sz w:val="32"/>
+          <w:szCs w:val="32"/>
+          <w:lang w:val="en-IN"/>
+        </w:rPr>
+      </w:pPr>
+      <w:r>
+        <w:rPr>
+          <w:sz w:val="32"/>
+          <w:szCs w:val="32"/>
+          <w:lang w:val="en-IN"/>
+        </w:rPr>
+        <w:t xml:space="preserve">        7.value :  Holds the input values entered by user.</w:t>
+      </w:r>
+    </w:p>
+    <w:p>
+      <w:pPr>
+        <w:rPr>
+          <w:sz w:val="32"/>
+          <w:szCs w:val="32"/>
+          <w:lang w:val="en-IN"/>
+        </w:rPr>
+      </w:pPr>
+      <w:r>
+        <w:rPr>
+          <w:sz w:val="32"/>
+          <w:szCs w:val="32"/>
+          <w:lang w:val="en-IN"/>
+        </w:rPr>
+        <w:t xml:space="preserve">        8. required: Make the input field as mandatory.</w:t>
+      </w:r>
+    </w:p>
+    <w:p>
+      <w:pPr>
+        <w:rPr>
+          <w:sz w:val="32"/>
+          <w:szCs w:val="32"/>
+          <w:lang w:val="en-IN"/>
+        </w:rPr>
+      </w:pPr>
+      <w:r>
+        <w:rPr>
+          <w:sz w:val="32"/>
+          <w:szCs w:val="32"/>
+          <w:lang w:val="en-IN"/>
+        </w:rPr>
+        <w:t xml:space="preserve">        9. disabled : disables input field from entering value</w:t>
+      </w:r>
+    </w:p>
+    <w:p>
+      <w:pPr>
+        <w:rPr>
+          <w:sz w:val="32"/>
+          <w:szCs w:val="32"/>
+          <w:lang w:val="en-IN"/>
+        </w:rPr>
+      </w:pPr>
+      <w:r>
+        <w:rPr>
+          <w:sz w:val="32"/>
+          <w:szCs w:val="32"/>
+          <w:lang w:val="en-IN"/>
+        </w:rPr>
+        <w:t xml:space="preserve">        10. readonly : Cant enter the value, but can read.</w:t>
+      </w:r>
+    </w:p>
+    <w:p>
+      <w:pPr>
+        <w:rPr>
+          <w:sz w:val="32"/>
+          <w:szCs w:val="32"/>
+          <w:lang w:val="en-IN"/>
+        </w:rPr>
+      </w:pPr>
+      <w:r>
+        <w:rPr>
+          <w:sz w:val="32"/>
+          <w:szCs w:val="32"/>
+          <w:lang w:val="en-IN"/>
+        </w:rPr>
+        <w:t xml:space="preserve">        11. checked : Used to select radio button and checkbox default.</w:t>
+      </w:r>
+    </w:p>
+    <w:p>
+      <w:pPr>
+        <w:rPr>
+          <w:sz w:val="32"/>
+          <w:szCs w:val="32"/>
+          <w:lang w:val="en-IN"/>
+        </w:rPr>
+      </w:pPr>
+      <w:r>
+        <w:rPr>
+          <w:sz w:val="32"/>
+          <w:szCs w:val="32"/>
+          <w:lang w:val="en-IN"/>
+        </w:rPr>
+        <w:t xml:space="preserve">        12.pattern : Provides regular expression pattern to particular input.</w:t>
+      </w:r>
+    </w:p>
+    <w:p>
+      <w:pPr>
+        <w:rPr>
+          <w:sz w:val="32"/>
+          <w:szCs w:val="32"/>
+          <w:lang w:val="en-IN"/>
+        </w:rPr>
+      </w:pPr>
+      <w:r>
+        <w:rPr>
+          <w:sz w:val="32"/>
+          <w:szCs w:val="32"/>
+          <w:lang w:val="en-IN"/>
+        </w:rPr>
+        <w:t xml:space="preserve">        13.autofocus : Selects input to add value default</w:t>
+      </w:r>
+    </w:p>
+    <w:p>
+      <w:pPr>
+        <w:rPr>
+          <w:sz w:val="32"/>
+          <w:szCs w:val="32"/>
+          <w:lang w:val="en-IN"/>
+        </w:rPr>
+      </w:pPr>
+    </w:p>
+    <w:p>
+      <w:pPr>
+        <w:rPr>
+          <w:sz w:val="32"/>
+          <w:szCs w:val="32"/>
+          <w:lang w:val="en-IN"/>
+        </w:rPr>
+      </w:pPr>
+      <w:r>
+        <w:rPr>
+          <w:sz w:val="32"/>
+          <w:szCs w:val="32"/>
+          <w:lang w:val="en-IN"/>
+        </w:rPr>
+        <w:t xml:space="preserve">     * Radio button: </w:t>
+      </w:r>
+    </w:p>
+    <w:p>
+      <w:pPr>
+        <w:rPr>
+          <w:sz w:val="32"/>
+          <w:szCs w:val="32"/>
+          <w:lang w:val="en-IN"/>
+        </w:rPr>
+      </w:pPr>
+      <w:r>
+        <w:rPr>
+          <w:sz w:val="32"/>
+          <w:szCs w:val="32"/>
+          <w:lang w:val="en-IN"/>
+        </w:rPr>
+        <w:t xml:space="preserve">         =&gt; Allows user to choose limited options i.e one at a time.</w:t>
+      </w:r>
+    </w:p>
+    <w:p>
+      <w:pPr>
+        <w:rPr>
+          <w:sz w:val="32"/>
+          <w:szCs w:val="32"/>
+          <w:lang w:val="en-IN"/>
+        </w:rPr>
+      </w:pPr>
+      <w:r>
+        <w:rPr>
+          <w:sz w:val="32"/>
+          <w:szCs w:val="32"/>
+          <w:lang w:val="en-IN"/>
+        </w:rPr>
+        <w:t xml:space="preserve">         =&gt; Example : Choosing gender, Choosing IT domain, payment modes in E-commerce   </w:t>
+      </w:r>
+    </w:p>
+    <w:p>
+      <w:pPr>
+        <w:rPr>
+          <w:sz w:val="32"/>
+          <w:szCs w:val="32"/>
+          <w:lang w:val="en-IN"/>
+        </w:rPr>
+      </w:pPr>
+    </w:p>
+    <w:p>
+      <w:pPr>
+        <w:rPr>
+          <w:sz w:val="32"/>
+          <w:szCs w:val="32"/>
+          <w:lang w:val="en-IN"/>
+        </w:rPr>
+      </w:pPr>
+      <w:r>
+        <w:rPr>
+          <w:sz w:val="32"/>
+          <w:szCs w:val="32"/>
+          <w:lang w:val="en-IN"/>
+        </w:rPr>
+        <w:t xml:space="preserve">     * Check Box: </w:t>
+      </w:r>
+    </w:p>
+    <w:p>
+      <w:pPr>
+        <w:rPr>
+          <w:sz w:val="32"/>
+          <w:szCs w:val="32"/>
+          <w:lang w:val="en-IN"/>
+        </w:rPr>
+      </w:pPr>
+      <w:r>
+        <w:rPr>
+          <w:sz w:val="32"/>
+          <w:szCs w:val="32"/>
+          <w:lang w:val="en-IN"/>
+        </w:rPr>
+        <w:t xml:space="preserve">         =&gt; Allows the user to select more than 1 option</w:t>
+      </w:r>
+    </w:p>
+    <w:p>
+      <w:pPr>
+        <w:rPr>
+          <w:sz w:val="32"/>
+          <w:szCs w:val="32"/>
+          <w:lang w:val="en-IN"/>
+        </w:rPr>
+      </w:pPr>
+      <w:r>
+        <w:rPr>
+          <w:sz w:val="32"/>
+          <w:szCs w:val="32"/>
+          <w:lang w:val="en-IN"/>
+        </w:rPr>
+        <w:lastRenderedPageBreak/>
+        <w:t xml:space="preserve">         =&gt; Example: Selecting Skills, Selecting preferred location</w:t>
+      </w:r>
+    </w:p>
+    <w:p>
+      <w:pPr>
+        <w:rPr>
+          <w:sz w:val="32"/>
+          <w:szCs w:val="32"/>
+          <w:lang w:val="en-IN"/>
+        </w:rPr>
+      </w:pPr>
+    </w:p>
+    <w:p>
+      <w:pPr>
+        <w:rPr>
+          <w:sz w:val="32"/>
+          <w:szCs w:val="32"/>
+          <w:lang w:val="en-IN"/>
+        </w:rPr>
+      </w:pPr>
+      <w:r>
+        <w:rPr>
+          <w:sz w:val="32"/>
+          <w:szCs w:val="32"/>
+          <w:lang w:val="en-IN"/>
+        </w:rPr>
+        <w:t xml:space="preserve">     *  Dropdown/Combo box</w:t>
+      </w:r>
+    </w:p>
+    <w:p>
+      <w:pPr>
+        <w:rPr>
+          <w:sz w:val="32"/>
+          <w:szCs w:val="32"/>
+          <w:lang w:val="en-IN"/>
+        </w:rPr>
+      </w:pPr>
+      <w:r>
+        <w:rPr>
+          <w:sz w:val="32"/>
+          <w:szCs w:val="32"/>
+          <w:lang w:val="en-IN"/>
+        </w:rPr>
+        <w:t xml:space="preserve">        =&gt; &lt;select&gt; tag allows developer to create dropdown and &lt;option&gt; allows to create menu. </w:t>
+      </w:r>
+    </w:p>
+    <w:p>
+      <w:pPr>
+        <w:rPr>
+          <w:sz w:val="32"/>
+          <w:szCs w:val="32"/>
+          <w:lang w:val="en-IN"/>
+        </w:rPr>
+      </w:pPr>
+      <w:r>
+        <w:rPr>
+          <w:sz w:val="32"/>
+          <w:szCs w:val="32"/>
+          <w:lang w:val="en-IN"/>
+        </w:rPr>
+        <w:t xml:space="preserve">        =&gt; It facilitates user to select one option from displayed menu.</w:t>
+      </w:r>
+    </w:p>
+    <w:p>
+      <w:pPr>
+        <w:rPr>
+          <w:sz w:val="32"/>
+          <w:szCs w:val="32"/>
+          <w:lang w:val="en-IN"/>
+        </w:rPr>
+      </w:pPr>
+      <w:r>
+        <w:rPr>
+          <w:sz w:val="32"/>
+          <w:szCs w:val="32"/>
+          <w:lang w:val="en-IN"/>
+        </w:rPr>
+        <w:t xml:space="preserve">        =&gt; option are predefined, that can't modified later and can't enter user defined values.</w:t>
+      </w:r>
+    </w:p>
+    <w:p>
+      <w:pPr>
+        <w:rPr>
+          <w:sz w:val="32"/>
+          <w:szCs w:val="32"/>
+          <w:lang w:val="en-IN"/>
+        </w:rPr>
+      </w:pPr>
+      <w:r>
+        <w:rPr>
+          <w:sz w:val="32"/>
+          <w:szCs w:val="32"/>
+          <w:lang w:val="en-IN"/>
+        </w:rPr>
+        <w:t xml:space="preserve">        =&gt; Example: Selecting country, state, district, YOP , etc..</w:t>
+      </w:r>
+    </w:p>
+    <w:p>
+      <w:pPr>
+        <w:rPr>
+          <w:sz w:val="32"/>
+          <w:szCs w:val="32"/>
+          <w:lang w:val="en-IN"/>
+        </w:rPr>
+      </w:pPr>
+      <w:r>
+        <w:rPr>
+          <w:sz w:val="32"/>
+          <w:szCs w:val="32"/>
+          <w:lang w:val="en-IN"/>
+        </w:rPr>
+        <w:t xml:space="preserve">        =&gt; Syntax :</w:t>
+      </w:r>
+    </w:p>
+    <w:p>
+      <w:pPr>
+        <w:rPr>
+          <w:sz w:val="32"/>
+          <w:szCs w:val="32"/>
+          <w:lang w:val="en-IN"/>
+        </w:rPr>
+      </w:pPr>
+      <w:r>
+        <w:rPr>
+          <w:sz w:val="32"/>
+          <w:szCs w:val="32"/>
+          <w:lang w:val="en-IN"/>
+        </w:rPr>
+        <w:t xml:space="preserve">            &lt;select&gt; </w:t>
+      </w:r>
+    </w:p>
+    <w:p>
+      <w:pPr>
+        <w:rPr>
+          <w:sz w:val="32"/>
+          <w:szCs w:val="32"/>
+          <w:lang w:val="en-IN"/>
+        </w:rPr>
+      </w:pPr>
+      <w:r>
+        <w:rPr>
+          <w:sz w:val="32"/>
+          <w:szCs w:val="32"/>
+          <w:lang w:val="en-IN"/>
+        </w:rPr>
+        <w:t xml:space="preserve">              &lt;option value="item"&gt;Item&lt;/option&gt;    </w:t>
+      </w:r>
+    </w:p>
+    <w:p>
+      <w:pPr>
+        <w:rPr>
+          <w:sz w:val="32"/>
+          <w:szCs w:val="32"/>
+          <w:lang w:val="en-IN"/>
+        </w:rPr>
+      </w:pPr>
+      <w:r>
+        <w:rPr>
+          <w:sz w:val="32"/>
+          <w:szCs w:val="32"/>
+          <w:lang w:val="en-IN"/>
+        </w:rPr>
+        <w:t xml:space="preserve">              &lt;option value="item"&gt;Item&lt;/option&gt;  </w:t>
+      </w:r>
+    </w:p>
+    <w:p>
+      <w:pPr>
+        <w:rPr>
+          <w:sz w:val="32"/>
+          <w:szCs w:val="32"/>
+          <w:lang w:val="en-IN"/>
+        </w:rPr>
+      </w:pPr>
+      <w:r>
+        <w:rPr>
+          <w:sz w:val="32"/>
+          <w:szCs w:val="32"/>
+          <w:lang w:val="en-IN"/>
+        </w:rPr>
+        <w:t xml:space="preserve">              &lt;option value="item"&gt;Item&lt;/option&gt;  </w:t>
+      </w:r>
+    </w:p>
+    <w:p>
+      <w:pPr>
+        <w:rPr>
+          <w:sz w:val="32"/>
+          <w:szCs w:val="32"/>
+          <w:lang w:val="en-IN"/>
+        </w:rPr>
+      </w:pPr>
+      <w:r>
+        <w:rPr>
+          <w:sz w:val="32"/>
+          <w:szCs w:val="32"/>
+          <w:lang w:val="en-IN"/>
+        </w:rPr>
+        <w:t xml:space="preserve">              &lt;option value="item"&gt;Item&lt;/option&gt;  </w:t>
+      </w:r>
+    </w:p>
+    <w:p>
+      <w:pPr>
+        <w:rPr>
+          <w:sz w:val="32"/>
+          <w:szCs w:val="32"/>
+          <w:lang w:val="en-IN"/>
+        </w:rPr>
+      </w:pPr>
+      <w:r>
+        <w:rPr>
+          <w:sz w:val="32"/>
+          <w:szCs w:val="32"/>
+          <w:lang w:val="en-IN"/>
+        </w:rPr>
+        <w:t xml:space="preserve">            &lt;/select&gt;</w:t>
+      </w:r>
+    </w:p>
+    <w:p>
+      <w:pPr>
+        <w:rPr>
+          <w:sz w:val="32"/>
+          <w:szCs w:val="32"/>
+          <w:lang w:val="en-IN"/>
+        </w:rPr>
+      </w:pPr>
+      <w:r>
+        <w:rPr>
+          <w:sz w:val="32"/>
+          <w:szCs w:val="32"/>
+          <w:lang w:val="en-IN"/>
+        </w:rPr>
+        <w:t xml:space="preserve">    * Attributes: </w:t>
+      </w:r>
+    </w:p>
+    <w:p>
+      <w:pPr>
+        <w:rPr>
+          <w:sz w:val="32"/>
+          <w:szCs w:val="32"/>
+          <w:lang w:val="en-IN"/>
+        </w:rPr>
+      </w:pPr>
+      <w:r>
+        <w:rPr>
+          <w:sz w:val="32"/>
+          <w:szCs w:val="32"/>
+          <w:lang w:val="en-IN"/>
+        </w:rPr>
+        <w:t xml:space="preserve">          1.hidden : hides an option from the list, so user cant choose it.</w:t>
+      </w:r>
+    </w:p>
+    <w:p>
+      <w:pPr>
+        <w:rPr>
+          <w:sz w:val="32"/>
+          <w:szCs w:val="32"/>
+          <w:lang w:val="en-IN"/>
+        </w:rPr>
+      </w:pPr>
+      <w:r>
+        <w:rPr>
+          <w:sz w:val="32"/>
+          <w:szCs w:val="32"/>
+          <w:lang w:val="en-IN"/>
+        </w:rPr>
+        <w:t xml:space="preserve">          2.selected : selects an option defaultly</w:t>
+      </w:r>
+    </w:p>
+    <w:p>
+      <w:pPr>
+        <w:rPr>
+          <w:sz w:val="32"/>
+          <w:szCs w:val="32"/>
+          <w:lang w:val="en-IN"/>
+        </w:rPr>
+      </w:pPr>
+    </w:p>
+    <w:p>
+      <w:pPr>
+        <w:rPr>
+          <w:sz w:val="32"/>
+          <w:szCs w:val="32"/>
+          <w:lang w:val="en-IN"/>
+        </w:rPr>
+      </w:pPr>
+      <w:r>
+        <w:rPr>
+          <w:sz w:val="32"/>
+          <w:szCs w:val="32"/>
+          <w:lang w:val="en-IN"/>
+        </w:rPr>
+        <w:t xml:space="preserve">     * Datalist: </w:t>
+      </w:r>
+    </w:p>
+    <w:p>
+      <w:pPr>
+        <w:rPr>
+          <w:sz w:val="32"/>
+          <w:szCs w:val="32"/>
+          <w:lang w:val="en-IN"/>
+        </w:rPr>
+      </w:pPr>
+      <w:r>
+        <w:rPr>
+          <w:sz w:val="32"/>
+          <w:szCs w:val="32"/>
+          <w:lang w:val="en-IN"/>
+        </w:rPr>
+        <w:t xml:space="preserve">          =&gt; It allows user to select predefined options as well as user can enter value.</w:t>
+      </w:r>
+    </w:p>
+    <w:p>
+      <w:pPr>
+        <w:rPr>
+          <w:sz w:val="32"/>
+          <w:szCs w:val="32"/>
+          <w:lang w:val="en-IN"/>
+        </w:rPr>
+      </w:pPr>
+      <w:r>
+        <w:rPr>
+          <w:sz w:val="32"/>
+          <w:szCs w:val="32"/>
+          <w:lang w:val="en-IN"/>
+        </w:rPr>
+        <w:t xml:space="preserve">          =&gt;  &lt;input&gt; is used to enter value and &lt;datalist&gt; with &lt;option&gt; defines the datalist </w:t>
+      </w:r>
+    </w:p>
+    <w:p>
+      <w:pPr>
+        <w:rPr>
+          <w:sz w:val="32"/>
+          <w:szCs w:val="32"/>
+          <w:lang w:val="en-IN"/>
+        </w:rPr>
+      </w:pPr>
+      <w:r>
+        <w:rPr>
+          <w:sz w:val="32"/>
+          <w:szCs w:val="32"/>
+          <w:lang w:val="en-IN"/>
+        </w:rPr>
+        <w:t xml:space="preserve">               datas.</w:t>
+      </w:r>
+    </w:p>
+    <w:p>
+      <w:pPr>
+        <w:rPr>
+          <w:sz w:val="32"/>
+          <w:szCs w:val="32"/>
+          <w:lang w:val="en-IN"/>
+        </w:rPr>
+      </w:pPr>
+      <w:r>
+        <w:rPr>
+          <w:sz w:val="32"/>
+          <w:szCs w:val="32"/>
+          <w:lang w:val="en-IN"/>
+        </w:rPr>
+        <w:t xml:space="preserve">          =&gt;Example : Searching products in E-Commerce app.</w:t>
+      </w:r>
+    </w:p>
+    <w:p>
+      <w:pPr>
+        <w:rPr>
+          <w:sz w:val="32"/>
+          <w:szCs w:val="32"/>
+          <w:lang w:val="en-IN"/>
+        </w:rPr>
+      </w:pPr>
+      <w:r>
+        <w:rPr>
+          <w:sz w:val="32"/>
+          <w:szCs w:val="32"/>
+          <w:lang w:val="en-IN"/>
+        </w:rPr>
+        <w:lastRenderedPageBreak/>
+        <w:t xml:space="preserve">          =&gt; Syntax : </w:t>
+      </w:r>
+    </w:p>
+    <w:p>
+      <w:pPr>
+        <w:rPr>
+          <w:sz w:val="32"/>
+          <w:szCs w:val="32"/>
+          <w:lang w:val="en-IN"/>
+        </w:rPr>
+      </w:pPr>
+      <w:r>
+        <w:rPr>
+          <w:sz w:val="32"/>
+          <w:szCs w:val="32"/>
+          <w:lang w:val="en-IN"/>
+        </w:rPr>
+        <w:t xml:space="preserve">               &lt;input type="text" id="list_name  name="" &gt;</w:t>
+      </w:r>
+    </w:p>
+    <w:p>
+      <w:pPr>
+        <w:rPr>
+          <w:sz w:val="32"/>
+          <w:szCs w:val="32"/>
+          <w:lang w:val="en-IN"/>
+        </w:rPr>
+      </w:pPr>
+      <w:r>
+        <w:rPr>
+          <w:sz w:val="32"/>
+          <w:szCs w:val="32"/>
+          <w:lang w:val="en-IN"/>
+        </w:rPr>
+        <w:t xml:space="preserve">               &lt;datalist list="list_name"&gt;</w:t>
+      </w:r>
+    </w:p>
+    <w:p>
+      <w:pPr>
+        <w:rPr>
+          <w:sz w:val="32"/>
+          <w:szCs w:val="32"/>
+          <w:lang w:val="en-IN"/>
+        </w:rPr>
+      </w:pPr>
+      <w:r>
+        <w:rPr>
+          <w:sz w:val="32"/>
+          <w:szCs w:val="32"/>
+          <w:lang w:val="en-IN"/>
+        </w:rPr>
+        <w:t xml:space="preserve">                   &lt;option value=""&gt; </w:t>
+      </w:r>
+    </w:p>
+    <w:p>
+      <w:pPr>
+        <w:rPr>
+          <w:sz w:val="32"/>
+          <w:szCs w:val="32"/>
+          <w:lang w:val="en-IN"/>
+        </w:rPr>
+      </w:pPr>
+      <w:r>
+        <w:rPr>
+          <w:sz w:val="32"/>
+          <w:szCs w:val="32"/>
+          <w:lang w:val="en-IN"/>
+        </w:rPr>
+        <w:t xml:space="preserve">                   &lt;option value=""&gt; </w:t>
+      </w:r>
+    </w:p>
+    <w:p>
+      <w:pPr>
+        <w:rPr>
+          <w:sz w:val="32"/>
+          <w:szCs w:val="32"/>
+          <w:lang w:val="en-IN"/>
+        </w:rPr>
+      </w:pPr>
+      <w:r>
+        <w:rPr>
+          <w:sz w:val="32"/>
+          <w:szCs w:val="32"/>
+          <w:lang w:val="en-IN"/>
+        </w:rPr>
+        <w:t xml:space="preserve">                   &lt;option value=""&gt; </w:t>
+      </w:r>
+    </w:p>
+    <w:p>
+      <w:pPr>
+        <w:rPr>
+          <w:sz w:val="32"/>
+          <w:szCs w:val="32"/>
+          <w:lang w:val="en-IN"/>
+        </w:rPr>
+      </w:pPr>
+      <w:r>
+        <w:rPr>
+          <w:sz w:val="32"/>
+          <w:szCs w:val="32"/>
+          <w:lang w:val="en-IN"/>
+        </w:rPr>
+        <w:t xml:space="preserve">                &lt;/datalist&gt;</w:t>
+      </w:r>
+    </w:p>
+    <w:p>
+      <w:pPr>
+        <w:rPr>
+          <w:sz w:val="32"/>
+          <w:szCs w:val="32"/>
+          <w:lang w:val="en-IN"/>
+        </w:rPr>
+      </w:pPr>
+    </w:p>
+    <w:p>
+      <w:pPr>
+        <w:rPr>
+          <w:sz w:val="32"/>
+          <w:szCs w:val="32"/>
+          <w:lang w:val="en-IN"/>
+        </w:rPr>
+      </w:pPr>
+      <w:r>
+        <w:rPr>
+          <w:sz w:val="32"/>
+          <w:szCs w:val="32"/>
+          <w:lang w:val="en-IN"/>
+        </w:rPr>
+        <w:t xml:space="preserve">     * Textarea : </w:t>
+      </w:r>
+    </w:p>
+    <w:p>
+      <w:pPr>
+        <w:rPr>
+          <w:sz w:val="32"/>
+          <w:szCs w:val="32"/>
+          <w:lang w:val="en-IN"/>
+        </w:rPr>
+      </w:pPr>
+      <w:r>
+        <w:rPr>
+          <w:sz w:val="32"/>
+          <w:szCs w:val="32"/>
+          <w:lang w:val="en-IN"/>
+        </w:rPr>
+        <w:t xml:space="preserve">           =&gt; Textarea allows user to enter long text . </w:t>
+      </w:r>
+    </w:p>
+    <w:p>
+      <w:pPr>
+        <w:rPr>
+          <w:sz w:val="32"/>
+          <w:szCs w:val="32"/>
+          <w:lang w:val="en-IN"/>
+        </w:rPr>
+      </w:pPr>
+      <w:r>
+        <w:rPr>
+          <w:sz w:val="32"/>
+          <w:szCs w:val="32"/>
+          <w:lang w:val="en-IN"/>
+        </w:rPr>
+        <w:t xml:space="preserve">           =&gt; &lt;textarea&gt; used to accept long text.</w:t>
+      </w:r>
+    </w:p>
+    <w:p>
+      <w:pPr>
+        <w:rPr>
+          <w:sz w:val="32"/>
+          <w:szCs w:val="32"/>
+          <w:lang w:val="en-IN"/>
+        </w:rPr>
+      </w:pPr>
+      <w:r>
+        <w:rPr>
+          <w:sz w:val="32"/>
+          <w:szCs w:val="32"/>
+          <w:lang w:val="en-IN"/>
+        </w:rPr>
+        <w:t xml:space="preserve">           =&gt; Example: feedback, comments, prompts, reviews, etc. </w:t>
+      </w:r>
+    </w:p>
+    <w:p>
+      <w:pPr>
+        <w:rPr>
+          <w:sz w:val="32"/>
+          <w:szCs w:val="32"/>
+          <w:lang w:val="en-IN"/>
+        </w:rPr>
+      </w:pPr>
+      <w:r>
+        <w:rPr>
+          <w:sz w:val="32"/>
+          <w:szCs w:val="32"/>
+          <w:lang w:val="en-IN"/>
+        </w:rPr>
+        <w:t xml:space="preserve">           =&gt; Syntax: </w:t>
+      </w:r>
+    </w:p>
+    <w:p>
+      <w:pPr>
+        <w:rPr>
+          <w:sz w:val="32"/>
+          <w:szCs w:val="32"/>
+          <w:lang w:val="en-IN"/>
+        </w:rPr>
+      </w:pPr>
+      <w:r>
+        <w:rPr>
+          <w:sz w:val="32"/>
+          <w:szCs w:val="32"/>
+          <w:lang w:val="en-IN"/>
+        </w:rPr>
+        <w:t xml:space="preserve">                  &lt;textarea id="" name="" cols="" rows="" &gt;&lt;/textarea&gt;</w:t>
+      </w:r>
+    </w:p>
+    <w:p>
+      <w:pPr>
+        <w:rPr>
+          <w:sz w:val="32"/>
+          <w:szCs w:val="32"/>
+          <w:lang w:val="en-IN"/>
+        </w:rPr>
+      </w:pPr>
+    </w:p>
+    <w:p>
+      <w:pPr>
+        <w:rPr>
+          <w:sz w:val="32"/>
+          <w:szCs w:val="32"/>
+          <w:lang w:val="en-IN"/>
+        </w:rPr>
+      </w:pPr>
+      <w:r>
+        <w:rPr>
+          <w:sz w:val="32"/>
+          <w:szCs w:val="32"/>
+          <w:lang w:val="en-IN"/>
+        </w:rPr>
+        <w:pict w14:anchorId="56295F48">
+          <v:rect id="_x0000_i1059" style="width:0;height:1.5pt" o:hralign="center" o:hrstd="t" o:hr="t" fillcolor="#a0a0a0" stroked="f"/>
         </w:pict>
       </w:r>
     </w:p>
@@ -24077,1705 +25453,6 @@
           <w:lang w:val="en-IN"/>
         </w:rPr>
       </w:pPr>
-    </w:p>
-    <w:p>
-      <w:pPr>
-        <w:rPr>
-          <w:sz w:val="32"/>
-          <w:szCs w:val="32"/>
-          <w:lang w:val="en-IN"/>
-        </w:rPr>
-      </w:pPr>
-      <w:r>
-        <w:rPr>
-          <w:sz w:val="32"/>
-          <w:szCs w:val="32"/>
-          <w:lang w:val="en-IN"/>
-        </w:rPr>
-        <w:pict w14:anchorId="56295F48">
-          <v:rect id="_x0000_i1264" style="width:0;height:1.5pt" o:hralign="center" o:hrstd="t" o:hr="t" fillcolor="#a0a0a0" stroked="f"/>
-        </w:pict>
-      </w:r>
-    </w:p>
-    <w:p>
-      <w:pPr>
-        <w:rPr>
-          <w:b/>
-          <w:bCs/>
-          <w:sz w:val="32"/>
-          <w:szCs w:val="32"/>
-          <w:lang w:val="en-IN"/>
-        </w:rPr>
-      </w:pPr>
-      <w:r>
-        <w:rPr>
-          <w:rFonts w:ascii="Segoe UI Symbol" w:hAnsi="Segoe UI Symbol" w:cs="Segoe UI Symbol"/>
-          <w:b/>
-          <w:bCs/>
-          <w:sz w:val="32"/>
-          <w:szCs w:val="32"/>
-          <w:lang w:val="en-IN"/>
-        </w:rPr>
-        <w:t>☯</w:t>
-      </w:r>
-      <w:r>
-        <w:rPr>
-          <w:b/>
-          <w:bCs/>
-          <w:sz w:val="32"/>
-          <w:szCs w:val="32"/>
-          <w:lang w:val="en-IN"/>
-        </w:rPr>
-        <w:t xml:space="preserve"> Form</w:t>
-      </w:r>
-    </w:p>
-    <w:p>
-      <w:pPr>
-        <w:numPr>
-          <w:ilvl w:val="0"/>
-          <w:numId w:val="55"/>
-        </w:numPr>
-        <w:rPr>
-          <w:sz w:val="32"/>
-          <w:szCs w:val="32"/>
-          <w:lang w:val="en-IN"/>
-        </w:rPr>
-      </w:pPr>
-      <w:r>
-        <w:rPr>
-          <w:sz w:val="32"/>
-          <w:szCs w:val="32"/>
-          <w:lang w:val="en-IN"/>
-        </w:rPr>
-        <w:t xml:space="preserve">Forms are used to collect data from user. </w:t>
-      </w:r>
-    </w:p>
-    <w:p>
-      <w:pPr>
-        <w:numPr>
-          <w:ilvl w:val="0"/>
-          <w:numId w:val="55"/>
-        </w:numPr>
-        <w:rPr>
-          <w:sz w:val="32"/>
-          <w:szCs w:val="32"/>
-          <w:lang w:val="en-IN"/>
-        </w:rPr>
-      </w:pPr>
-      <w:r>
-        <w:rPr>
-          <w:sz w:val="32"/>
-          <w:szCs w:val="32"/>
-          <w:lang w:val="en-IN"/>
-        </w:rPr>
-        <w:t xml:space="preserve">HTML allows the developer to create form using &lt;form&gt;&lt;/form&gt;. </w:t>
-      </w:r>
-    </w:p>
-    <w:p>
-      <w:pPr>
-        <w:numPr>
-          <w:ilvl w:val="0"/>
-          <w:numId w:val="55"/>
-        </w:numPr>
-        <w:rPr>
-          <w:sz w:val="32"/>
-          <w:szCs w:val="32"/>
-          <w:lang w:val="en-IN"/>
-        </w:rPr>
-      </w:pPr>
-      <w:r>
-        <w:rPr>
-          <w:sz w:val="32"/>
-          <w:szCs w:val="32"/>
-          <w:lang w:val="en-IN"/>
-        </w:rPr>
-        <w:t xml:space="preserve">We can create: </w:t>
-      </w:r>
-    </w:p>
-    <w:p>
-      <w:pPr>
-        <w:numPr>
-          <w:ilvl w:val="1"/>
-          <w:numId w:val="55"/>
-        </w:numPr>
-        <w:rPr>
-          <w:sz w:val="32"/>
-          <w:szCs w:val="32"/>
-          <w:lang w:val="en-IN"/>
-        </w:rPr>
-      </w:pPr>
-      <w:r>
-        <w:rPr>
-          <w:sz w:val="32"/>
-          <w:szCs w:val="32"/>
-          <w:lang w:val="en-IN"/>
-        </w:rPr>
-        <w:t xml:space="preserve">Login </w:t>
-      </w:r>
-    </w:p>
-    <w:p>
-      <w:pPr>
-        <w:numPr>
-          <w:ilvl w:val="1"/>
-          <w:numId w:val="55"/>
-        </w:numPr>
-        <w:rPr>
-          <w:sz w:val="32"/>
-          <w:szCs w:val="32"/>
-          <w:lang w:val="en-IN"/>
-        </w:rPr>
-      </w:pPr>
-      <w:r>
-        <w:rPr>
-          <w:sz w:val="32"/>
-          <w:szCs w:val="32"/>
-          <w:lang w:val="en-IN"/>
-        </w:rPr>
-        <w:t xml:space="preserve">Sign in </w:t>
-      </w:r>
-    </w:p>
-    <w:p>
-      <w:pPr>
-        <w:numPr>
-          <w:ilvl w:val="1"/>
-          <w:numId w:val="55"/>
-        </w:numPr>
-        <w:rPr>
-          <w:sz w:val="32"/>
-          <w:szCs w:val="32"/>
-          <w:lang w:val="en-IN"/>
-        </w:rPr>
-      </w:pPr>
-      <w:r>
-        <w:rPr>
-          <w:sz w:val="32"/>
-          <w:szCs w:val="32"/>
-          <w:lang w:val="en-IN"/>
-        </w:rPr>
-        <w:t xml:space="preserve">Registration </w:t>
-      </w:r>
-    </w:p>
-    <w:p>
-      <w:pPr>
-        <w:numPr>
-          <w:ilvl w:val="1"/>
-          <w:numId w:val="55"/>
-        </w:numPr>
-        <w:rPr>
-          <w:sz w:val="32"/>
-          <w:szCs w:val="32"/>
-          <w:lang w:val="en-IN"/>
-        </w:rPr>
-      </w:pPr>
-      <w:r>
-        <w:rPr>
-          <w:sz w:val="32"/>
-          <w:szCs w:val="32"/>
-          <w:lang w:val="en-IN"/>
-        </w:rPr>
-        <w:t xml:space="preserve">Sign up </w:t>
-      </w:r>
-    </w:p>
-    <w:p>
-      <w:pPr>
-        <w:numPr>
-          <w:ilvl w:val="1"/>
-          <w:numId w:val="55"/>
-        </w:numPr>
-        <w:rPr>
-          <w:sz w:val="32"/>
-          <w:szCs w:val="32"/>
-          <w:lang w:val="en-IN"/>
-        </w:rPr>
-      </w:pPr>
-      <w:r>
-        <w:rPr>
-          <w:sz w:val="32"/>
-          <w:szCs w:val="32"/>
-          <w:lang w:val="en-IN"/>
-        </w:rPr>
-        <w:t xml:space="preserve">Payment etc. </w:t>
-      </w:r>
-    </w:p>
-    <w:p>
-      <w:pPr>
-        <w:numPr>
-          <w:ilvl w:val="0"/>
-          <w:numId w:val="55"/>
-        </w:numPr>
-        <w:rPr>
-          <w:sz w:val="32"/>
-          <w:szCs w:val="32"/>
-          <w:lang w:val="en-IN"/>
-        </w:rPr>
-      </w:pPr>
-      <w:r>
-        <w:rPr>
-          <w:sz w:val="32"/>
-          <w:szCs w:val="32"/>
-          <w:lang w:val="en-IN"/>
-        </w:rPr>
-        <w:t xml:space="preserve">We can collect: </w:t>
-      </w:r>
-    </w:p>
-    <w:p>
-      <w:pPr>
-        <w:numPr>
-          <w:ilvl w:val="1"/>
-          <w:numId w:val="55"/>
-        </w:numPr>
-        <w:rPr>
-          <w:sz w:val="32"/>
-          <w:szCs w:val="32"/>
-          <w:lang w:val="en-IN"/>
-        </w:rPr>
-      </w:pPr>
-      <w:r>
-        <w:rPr>
-          <w:sz w:val="32"/>
-          <w:szCs w:val="32"/>
-          <w:lang w:val="en-IN"/>
-        </w:rPr>
-        <w:t xml:space="preserve">Text </w:t>
-      </w:r>
-    </w:p>
-    <w:p>
-      <w:pPr>
-        <w:numPr>
-          <w:ilvl w:val="1"/>
-          <w:numId w:val="55"/>
-        </w:numPr>
-        <w:rPr>
-          <w:sz w:val="32"/>
-          <w:szCs w:val="32"/>
-          <w:lang w:val="en-IN"/>
-        </w:rPr>
-      </w:pPr>
-      <w:r>
-        <w:rPr>
-          <w:sz w:val="32"/>
-          <w:szCs w:val="32"/>
-          <w:lang w:val="en-IN"/>
-        </w:rPr>
-        <w:t xml:space="preserve">Password </w:t>
-      </w:r>
-    </w:p>
-    <w:p>
-      <w:pPr>
-        <w:numPr>
-          <w:ilvl w:val="1"/>
-          <w:numId w:val="55"/>
-        </w:numPr>
-        <w:rPr>
-          <w:sz w:val="32"/>
-          <w:szCs w:val="32"/>
-          <w:lang w:val="en-IN"/>
-        </w:rPr>
-      </w:pPr>
-      <w:r>
-        <w:rPr>
-          <w:sz w:val="32"/>
-          <w:szCs w:val="32"/>
-          <w:lang w:val="en-IN"/>
-        </w:rPr>
-        <w:t xml:space="preserve">Number </w:t>
-      </w:r>
-    </w:p>
-    <w:p>
-      <w:pPr>
-        <w:numPr>
-          <w:ilvl w:val="1"/>
-          <w:numId w:val="55"/>
-        </w:numPr>
-        <w:rPr>
-          <w:sz w:val="32"/>
-          <w:szCs w:val="32"/>
-          <w:lang w:val="en-IN"/>
-        </w:rPr>
-      </w:pPr>
-      <w:r>
-        <w:rPr>
-          <w:sz w:val="32"/>
-          <w:szCs w:val="32"/>
-          <w:lang w:val="en-IN"/>
-        </w:rPr>
-        <w:t xml:space="preserve">Email </w:t>
-      </w:r>
-    </w:p>
-    <w:p>
-      <w:pPr>
-        <w:numPr>
-          <w:ilvl w:val="1"/>
-          <w:numId w:val="55"/>
-        </w:numPr>
-        <w:rPr>
-          <w:sz w:val="32"/>
-          <w:szCs w:val="32"/>
-          <w:lang w:val="en-IN"/>
-        </w:rPr>
-      </w:pPr>
-      <w:r>
-        <w:rPr>
-          <w:sz w:val="32"/>
-          <w:szCs w:val="32"/>
-          <w:lang w:val="en-IN"/>
-        </w:rPr>
-        <w:t xml:space="preserve">URL </w:t>
-      </w:r>
-    </w:p>
-    <w:p>
-      <w:pPr>
-        <w:numPr>
-          <w:ilvl w:val="1"/>
-          <w:numId w:val="55"/>
-        </w:numPr>
-        <w:rPr>
-          <w:sz w:val="32"/>
-          <w:szCs w:val="32"/>
-          <w:lang w:val="en-IN"/>
-        </w:rPr>
-      </w:pPr>
-      <w:r>
-        <w:rPr>
-          <w:sz w:val="32"/>
-          <w:szCs w:val="32"/>
-          <w:lang w:val="en-IN"/>
-        </w:rPr>
-        <w:t xml:space="preserve">Files </w:t>
-      </w:r>
-    </w:p>
-    <w:p>
-      <w:pPr>
-        <w:numPr>
-          <w:ilvl w:val="1"/>
-          <w:numId w:val="55"/>
-        </w:numPr>
-        <w:rPr>
-          <w:sz w:val="32"/>
-          <w:szCs w:val="32"/>
-          <w:lang w:val="en-IN"/>
-        </w:rPr>
-      </w:pPr>
-      <w:r>
-        <w:rPr>
-          <w:sz w:val="32"/>
-          <w:szCs w:val="32"/>
-          <w:lang w:val="en-IN"/>
-        </w:rPr>
-        <w:t xml:space="preserve">Date </w:t>
-      </w:r>
-    </w:p>
-    <w:p>
-      <w:pPr>
-        <w:numPr>
-          <w:ilvl w:val="1"/>
-          <w:numId w:val="55"/>
-        </w:numPr>
-        <w:rPr>
-          <w:sz w:val="32"/>
-          <w:szCs w:val="32"/>
-          <w:lang w:val="en-IN"/>
-        </w:rPr>
-      </w:pPr>
-      <w:r>
-        <w:rPr>
-          <w:sz w:val="32"/>
-          <w:szCs w:val="32"/>
-          <w:lang w:val="en-IN"/>
-        </w:rPr>
-        <w:t xml:space="preserve">Time </w:t>
-      </w:r>
-    </w:p>
-    <w:p>
-      <w:pPr>
-        <w:numPr>
-          <w:ilvl w:val="1"/>
-          <w:numId w:val="55"/>
-        </w:numPr>
-        <w:rPr>
-          <w:sz w:val="32"/>
-          <w:szCs w:val="32"/>
-          <w:lang w:val="en-IN"/>
-        </w:rPr>
-      </w:pPr>
-      <w:r>
-        <w:rPr>
-          <w:sz w:val="32"/>
-          <w:szCs w:val="32"/>
-          <w:lang w:val="en-IN"/>
-        </w:rPr>
-        <w:t xml:space="preserve">Color </w:t>
-      </w:r>
-    </w:p>
-    <w:p>
-      <w:pPr>
-        <w:numPr>
-          <w:ilvl w:val="0"/>
-          <w:numId w:val="55"/>
-        </w:numPr>
-        <w:rPr>
-          <w:sz w:val="32"/>
-          <w:szCs w:val="32"/>
-          <w:lang w:val="en-IN"/>
-        </w:rPr>
-      </w:pPr>
-      <w:r>
-        <w:rPr>
-          <w:sz w:val="32"/>
-          <w:szCs w:val="32"/>
-          <w:lang w:val="en-IN"/>
-        </w:rPr>
-        <w:t xml:space="preserve">We can provide controls like: </w:t>
-      </w:r>
-    </w:p>
-    <w:p>
-      <w:pPr>
-        <w:numPr>
-          <w:ilvl w:val="1"/>
-          <w:numId w:val="55"/>
-        </w:numPr>
-        <w:rPr>
-          <w:sz w:val="32"/>
-          <w:szCs w:val="32"/>
-          <w:lang w:val="en-IN"/>
-        </w:rPr>
-      </w:pPr>
-      <w:r>
-        <w:rPr>
-          <w:sz w:val="32"/>
-          <w:szCs w:val="32"/>
-          <w:lang w:val="en-IN"/>
-        </w:rPr>
-        <w:lastRenderedPageBreak/>
-        <w:t xml:space="preserve">Buttons </w:t>
-      </w:r>
-    </w:p>
-    <w:p>
-      <w:pPr>
-        <w:numPr>
-          <w:ilvl w:val="1"/>
-          <w:numId w:val="55"/>
-        </w:numPr>
-        <w:rPr>
-          <w:sz w:val="32"/>
-          <w:szCs w:val="32"/>
-          <w:lang w:val="en-IN"/>
-        </w:rPr>
-      </w:pPr>
-      <w:r>
-        <w:rPr>
-          <w:sz w:val="32"/>
-          <w:szCs w:val="32"/>
-          <w:lang w:val="en-IN"/>
-        </w:rPr>
-        <w:t xml:space="preserve">Radio button </w:t>
-      </w:r>
-    </w:p>
-    <w:p>
-      <w:pPr>
-        <w:numPr>
-          <w:ilvl w:val="1"/>
-          <w:numId w:val="55"/>
-        </w:numPr>
-        <w:rPr>
-          <w:sz w:val="32"/>
-          <w:szCs w:val="32"/>
-          <w:lang w:val="en-IN"/>
-        </w:rPr>
-      </w:pPr>
-      <w:r>
-        <w:rPr>
-          <w:sz w:val="32"/>
-          <w:szCs w:val="32"/>
-          <w:lang w:val="en-IN"/>
-        </w:rPr>
-        <w:t xml:space="preserve">Checkbox </w:t>
-      </w:r>
-    </w:p>
-    <w:p>
-      <w:pPr>
-        <w:numPr>
-          <w:ilvl w:val="1"/>
-          <w:numId w:val="55"/>
-        </w:numPr>
-        <w:rPr>
-          <w:sz w:val="32"/>
-          <w:szCs w:val="32"/>
-          <w:lang w:val="en-IN"/>
-        </w:rPr>
-      </w:pPr>
-      <w:r>
-        <w:rPr>
-          <w:sz w:val="32"/>
-          <w:szCs w:val="32"/>
-          <w:lang w:val="en-IN"/>
-        </w:rPr>
-        <w:t xml:space="preserve">Dropdown menus </w:t>
-      </w:r>
-    </w:p>
-    <w:p>
-      <w:pPr>
-        <w:numPr>
-          <w:ilvl w:val="0"/>
-          <w:numId w:val="55"/>
-        </w:numPr>
-        <w:rPr>
-          <w:sz w:val="32"/>
-          <w:szCs w:val="32"/>
-          <w:lang w:val="en-IN"/>
-        </w:rPr>
-      </w:pPr>
-      <w:r>
-        <w:rPr>
-          <w:sz w:val="32"/>
-          <w:szCs w:val="32"/>
-          <w:lang w:val="en-IN"/>
-        </w:rPr>
-        <w:t xml:space="preserve">Form can be aligned by creating it using </w:t>
-      </w:r>
-      <w:r>
-        <w:rPr>
-          <w:b/>
-          <w:bCs/>
-          <w:sz w:val="32"/>
-          <w:szCs w:val="32"/>
-          <w:lang w:val="en-IN"/>
-        </w:rPr>
-        <w:t>table without CSS</w:t>
-      </w:r>
-      <w:r>
-        <w:rPr>
-          <w:sz w:val="32"/>
-          <w:szCs w:val="32"/>
-          <w:lang w:val="en-IN"/>
-        </w:rPr>
-        <w:t xml:space="preserve">. </w:t>
-      </w:r>
-    </w:p>
-    <w:p>
-      <w:pPr>
-        <w:rPr>
-          <w:b/>
-          <w:bCs/>
-          <w:sz w:val="32"/>
-          <w:szCs w:val="32"/>
-          <w:lang w:val="en-IN"/>
-        </w:rPr>
-      </w:pPr>
-      <w:r>
-        <w:rPr>
-          <w:b/>
-          <w:bCs/>
-          <w:sz w:val="32"/>
-          <w:szCs w:val="32"/>
-          <w:lang w:val="en-IN"/>
-        </w:rPr>
-        <w:t>Syntax</w:t>
-      </w:r>
-    </w:p>
-    <w:p>
-      <w:pPr>
-        <w:numPr>
-          <w:ilvl w:val="0"/>
-          <w:numId w:val="56"/>
-        </w:numPr>
-        <w:rPr>
-          <w:sz w:val="32"/>
-          <w:szCs w:val="32"/>
-          <w:lang w:val="en-IN"/>
-        </w:rPr>
-      </w:pPr>
-      <w:r>
-        <w:rPr>
-          <w:sz w:val="32"/>
-          <w:szCs w:val="32"/>
-          <w:lang w:val="en-IN"/>
-        </w:rPr>
-        <w:t xml:space="preserve">&lt;form action="" method=""&gt; </w:t>
-      </w:r>
-    </w:p>
-    <w:p>
-      <w:pPr>
-        <w:numPr>
-          <w:ilvl w:val="0"/>
-          <w:numId w:val="56"/>
-        </w:numPr>
-        <w:rPr>
-          <w:sz w:val="32"/>
-          <w:szCs w:val="32"/>
-          <w:lang w:val="en-IN"/>
-        </w:rPr>
-      </w:pPr>
-      <w:r>
-        <w:rPr>
-          <w:sz w:val="32"/>
-          <w:szCs w:val="32"/>
-          <w:lang w:val="en-IN"/>
-        </w:rPr>
-        <w:t xml:space="preserve">Method will be either </w:t>
-      </w:r>
-      <w:r>
-        <w:rPr>
-          <w:b/>
-          <w:bCs/>
-          <w:sz w:val="32"/>
-          <w:szCs w:val="32"/>
-          <w:lang w:val="en-IN"/>
-        </w:rPr>
-        <w:t>GET</w:t>
-      </w:r>
-      <w:r>
-        <w:rPr>
-          <w:sz w:val="32"/>
-          <w:szCs w:val="32"/>
-          <w:lang w:val="en-IN"/>
-        </w:rPr>
-        <w:t xml:space="preserve"> or </w:t>
-      </w:r>
-      <w:r>
-        <w:rPr>
-          <w:b/>
-          <w:bCs/>
-          <w:sz w:val="32"/>
-          <w:szCs w:val="32"/>
-          <w:lang w:val="en-IN"/>
-        </w:rPr>
-        <w:t>POST</w:t>
-      </w:r>
-      <w:r>
-        <w:rPr>
-          <w:sz w:val="32"/>
-          <w:szCs w:val="32"/>
-          <w:lang w:val="en-IN"/>
-        </w:rPr>
-        <w:t xml:space="preserve">. </w:t>
-      </w:r>
-    </w:p>
-    <w:p>
-      <w:pPr>
-        <w:numPr>
-          <w:ilvl w:val="0"/>
-          <w:numId w:val="56"/>
-        </w:numPr>
-        <w:rPr>
-          <w:sz w:val="32"/>
-          <w:szCs w:val="32"/>
-          <w:lang w:val="en-IN"/>
-        </w:rPr>
-      </w:pPr>
-      <w:r>
-        <w:rPr>
-          <w:sz w:val="32"/>
-          <w:szCs w:val="32"/>
-          <w:lang w:val="en-IN"/>
-        </w:rPr>
-        <w:t xml:space="preserve">Form elements are written inside the form. </w:t>
-      </w:r>
-    </w:p>
-    <w:p>
-      <w:pPr>
-        <w:numPr>
-          <w:ilvl w:val="0"/>
-          <w:numId w:val="56"/>
-        </w:numPr>
-        <w:rPr>
-          <w:sz w:val="32"/>
-          <w:szCs w:val="32"/>
-          <w:lang w:val="en-IN"/>
-        </w:rPr>
-      </w:pPr>
-      <w:r>
-        <w:rPr>
-          <w:sz w:val="32"/>
-          <w:szCs w:val="32"/>
-          <w:lang w:val="en-IN"/>
-        </w:rPr>
-        <w:t xml:space="preserve">&lt;/form&gt; </w:t>
-      </w:r>
-    </w:p>
-    <w:p>
-      <w:pPr>
-        <w:rPr>
-          <w:sz w:val="32"/>
-          <w:szCs w:val="32"/>
-          <w:lang w:val="en-IN"/>
-        </w:rPr>
-      </w:pPr>
-      <w:r>
-        <w:rPr>
-          <w:sz w:val="32"/>
-          <w:szCs w:val="32"/>
-          <w:lang w:val="en-IN"/>
-        </w:rPr>
-        <w:pict w14:anchorId="3CA8D027">
-          <v:rect id="_x0000_i1296" style="width:0;height:1.5pt" o:hralign="center" o:hrstd="t" o:hr="t" fillcolor="#a0a0a0" stroked="f"/>
-        </w:pict>
-      </w:r>
-    </w:p>
-    <w:p>
-      <w:pPr>
-        <w:rPr>
-          <w:b/>
-          <w:bCs/>
-          <w:sz w:val="32"/>
-          <w:szCs w:val="32"/>
-          <w:lang w:val="en-IN"/>
-        </w:rPr>
-      </w:pPr>
-      <w:r>
-        <w:rPr>
-          <w:b/>
-          <w:bCs/>
-          <w:sz w:val="32"/>
-          <w:szCs w:val="32"/>
-          <w:lang w:val="en-IN"/>
-        </w:rPr>
-        <w:t>Form Elements</w:t>
-      </w:r>
-    </w:p>
-    <w:p>
-      <w:pPr>
-        <w:rPr>
-          <w:b/>
-          <w:bCs/>
-          <w:sz w:val="32"/>
-          <w:szCs w:val="32"/>
-          <w:lang w:val="en-IN"/>
-        </w:rPr>
-      </w:pPr>
-      <w:r>
-        <w:rPr>
-          <w:b/>
-          <w:bCs/>
-          <w:sz w:val="32"/>
-          <w:szCs w:val="32"/>
-          <w:lang w:val="en-IN"/>
-        </w:rPr>
-        <w:t>1. Label</w:t>
-      </w:r>
-    </w:p>
-    <w:p>
-      <w:pPr>
-        <w:numPr>
-          <w:ilvl w:val="0"/>
-          <w:numId w:val="57"/>
-        </w:numPr>
-        <w:rPr>
-          <w:sz w:val="32"/>
-          <w:szCs w:val="32"/>
-          <w:lang w:val="en-IN"/>
-        </w:rPr>
-      </w:pPr>
-      <w:r>
-        <w:rPr>
-          <w:sz w:val="32"/>
-          <w:szCs w:val="32"/>
-          <w:lang w:val="en-IN"/>
-        </w:rPr>
-        <w:t xml:space="preserve">Used to identify input fields. </w:t>
-      </w:r>
-    </w:p>
-    <w:p>
-      <w:pPr>
-        <w:rPr>
-          <w:b/>
-          <w:bCs/>
-          <w:sz w:val="32"/>
-          <w:szCs w:val="32"/>
-          <w:lang w:val="en-IN"/>
-        </w:rPr>
-      </w:pPr>
-      <w:r>
-        <w:rPr>
-          <w:b/>
-          <w:bCs/>
-          <w:sz w:val="32"/>
-          <w:szCs w:val="32"/>
-          <w:lang w:val="en-IN"/>
-        </w:rPr>
-        <w:t>Syntax</w:t>
-      </w:r>
-    </w:p>
-    <w:p>
-      <w:pPr>
-        <w:numPr>
-          <w:ilvl w:val="0"/>
-          <w:numId w:val="58"/>
-        </w:numPr>
-        <w:rPr>
-          <w:sz w:val="32"/>
-          <w:szCs w:val="32"/>
-          <w:lang w:val="en-IN"/>
-        </w:rPr>
-      </w:pPr>
-      <w:r>
-        <w:rPr>
-          <w:sz w:val="32"/>
-          <w:szCs w:val="32"/>
-          <w:lang w:val="en-IN"/>
-        </w:rPr>
-        <w:t xml:space="preserve">&lt;label for=""&gt; Content &lt;/label&gt; </w:t>
-      </w:r>
-    </w:p>
-    <w:p>
-      <w:pPr>
-        <w:rPr>
-          <w:sz w:val="32"/>
-          <w:szCs w:val="32"/>
-          <w:lang w:val="en-IN"/>
-        </w:rPr>
-      </w:pPr>
-      <w:r>
-        <w:rPr>
-          <w:sz w:val="32"/>
-          <w:szCs w:val="32"/>
-          <w:lang w:val="en-IN"/>
-        </w:rPr>
-        <w:pict w14:anchorId="3346466E">
-          <v:rect id="_x0000_i1297" style="width:0;height:1.5pt" o:hralign="center" o:hrstd="t" o:hr="t" fillcolor="#a0a0a0" stroked="f"/>
-        </w:pict>
-      </w:r>
-    </w:p>
-    <w:p>
-      <w:pPr>
-        <w:rPr>
-          <w:b/>
-          <w:bCs/>
-          <w:sz w:val="32"/>
-          <w:szCs w:val="32"/>
-          <w:lang w:val="en-IN"/>
-        </w:rPr>
-      </w:pPr>
-      <w:r>
-        <w:rPr>
-          <w:b/>
-          <w:bCs/>
-          <w:sz w:val="32"/>
-          <w:szCs w:val="32"/>
-          <w:lang w:val="en-IN"/>
-        </w:rPr>
-        <w:t>2. Input</w:t>
-      </w:r>
-    </w:p>
-    <w:p>
-      <w:pPr>
-        <w:numPr>
-          <w:ilvl w:val="0"/>
-          <w:numId w:val="59"/>
-        </w:numPr>
-        <w:rPr>
-          <w:sz w:val="32"/>
-          <w:szCs w:val="32"/>
-          <w:lang w:val="en-IN"/>
-        </w:rPr>
-      </w:pPr>
-      <w:r>
-        <w:rPr>
-          <w:sz w:val="32"/>
-          <w:szCs w:val="32"/>
-          <w:lang w:val="en-IN"/>
-        </w:rPr>
-        <w:t xml:space="preserve">Used to collect different types of input data from the user by changing the </w:t>
-      </w:r>
-      <w:r>
-        <w:rPr>
-          <w:b/>
-          <w:bCs/>
-          <w:sz w:val="32"/>
-          <w:szCs w:val="32"/>
-          <w:lang w:val="en-IN"/>
-        </w:rPr>
-        <w:t>type attribute</w:t>
-      </w:r>
-      <w:r>
-        <w:rPr>
-          <w:sz w:val="32"/>
-          <w:szCs w:val="32"/>
-          <w:lang w:val="en-IN"/>
-        </w:rPr>
-        <w:t xml:space="preserve">. </w:t>
-      </w:r>
-    </w:p>
-    <w:p>
-      <w:pPr>
-        <w:numPr>
-          <w:ilvl w:val="0"/>
-          <w:numId w:val="59"/>
-        </w:numPr>
-        <w:rPr>
-          <w:sz w:val="32"/>
-          <w:szCs w:val="32"/>
-          <w:lang w:val="en-IN"/>
-        </w:rPr>
-      </w:pPr>
-      <w:r>
-        <w:rPr>
-          <w:sz w:val="32"/>
-          <w:szCs w:val="32"/>
-          <w:lang w:val="en-IN"/>
-        </w:rPr>
-        <w:t xml:space="preserve">Unpaired and inline element. </w:t>
-      </w:r>
-    </w:p>
-    <w:p>
-      <w:pPr>
-        <w:rPr>
-          <w:b/>
-          <w:bCs/>
-          <w:sz w:val="32"/>
-          <w:szCs w:val="32"/>
-          <w:lang w:val="en-IN"/>
-        </w:rPr>
-      </w:pPr>
-      <w:r>
-        <w:rPr>
-          <w:b/>
-          <w:bCs/>
-          <w:sz w:val="32"/>
-          <w:szCs w:val="32"/>
-          <w:lang w:val="en-IN"/>
-        </w:rPr>
-        <w:t>Syntax</w:t>
-      </w:r>
-    </w:p>
-    <w:p>
-      <w:pPr>
-        <w:numPr>
-          <w:ilvl w:val="0"/>
-          <w:numId w:val="60"/>
-        </w:numPr>
-        <w:rPr>
-          <w:sz w:val="32"/>
-          <w:szCs w:val="32"/>
-          <w:lang w:val="en-IN"/>
-        </w:rPr>
-      </w:pPr>
-      <w:r>
-        <w:rPr>
-          <w:sz w:val="32"/>
-          <w:szCs w:val="32"/>
-          <w:lang w:val="en-IN"/>
-        </w:rPr>
-        <w:t xml:space="preserve">&lt;input type="" name="" id=""&gt; </w:t>
-      </w:r>
-    </w:p>
-    <w:p>
-      <w:pPr>
-        <w:rPr>
-          <w:b/>
-          <w:bCs/>
-          <w:sz w:val="32"/>
-          <w:szCs w:val="32"/>
-          <w:lang w:val="en-IN"/>
-        </w:rPr>
-      </w:pPr>
-      <w:r>
-        <w:rPr>
-          <w:b/>
-          <w:bCs/>
-          <w:sz w:val="32"/>
-          <w:szCs w:val="32"/>
-          <w:lang w:val="en-IN"/>
-        </w:rPr>
-        <w:t>Attributes</w:t>
-      </w:r>
-    </w:p>
-    <w:p>
-      <w:pPr>
-        <w:numPr>
-          <w:ilvl w:val="0"/>
-          <w:numId w:val="61"/>
-        </w:numPr>
-        <w:rPr>
-          <w:sz w:val="32"/>
-          <w:szCs w:val="32"/>
-          <w:lang w:val="en-IN"/>
-        </w:rPr>
-      </w:pPr>
-      <w:r>
-        <w:rPr>
-          <w:b/>
-          <w:bCs/>
-          <w:sz w:val="32"/>
-          <w:szCs w:val="32"/>
-          <w:lang w:val="en-IN"/>
-        </w:rPr>
-        <w:lastRenderedPageBreak/>
-        <w:t>type</w:t>
-      </w:r>
-      <w:r>
-        <w:rPr>
-          <w:sz w:val="32"/>
-          <w:szCs w:val="32"/>
-          <w:lang w:val="en-IN"/>
-        </w:rPr>
-        <w:t xml:space="preserve"> </w:t>
-      </w:r>
-    </w:p>
-    <w:p>
-      <w:pPr>
-        <w:numPr>
-          <w:ilvl w:val="1"/>
-          <w:numId w:val="61"/>
-        </w:numPr>
-        <w:rPr>
-          <w:sz w:val="32"/>
-          <w:szCs w:val="32"/>
-          <w:lang w:val="en-IN"/>
-        </w:rPr>
-      </w:pPr>
-      <w:r>
-        <w:rPr>
-          <w:sz w:val="32"/>
-          <w:szCs w:val="32"/>
-          <w:lang w:val="en-IN"/>
-        </w:rPr>
-        <w:t xml:space="preserve">Accepts different input types like text, password, etc. </w:t>
-      </w:r>
-    </w:p>
-    <w:p>
-      <w:pPr>
-        <w:numPr>
-          <w:ilvl w:val="0"/>
-          <w:numId w:val="61"/>
-        </w:numPr>
-        <w:rPr>
-          <w:sz w:val="32"/>
-          <w:szCs w:val="32"/>
-          <w:lang w:val="en-IN"/>
-        </w:rPr>
-      </w:pPr>
-      <w:r>
-        <w:rPr>
-          <w:b/>
-          <w:bCs/>
-          <w:sz w:val="32"/>
-          <w:szCs w:val="32"/>
-          <w:lang w:val="en-IN"/>
-        </w:rPr>
-        <w:t>name</w:t>
-      </w:r>
-      <w:r>
-        <w:rPr>
-          <w:sz w:val="32"/>
-          <w:szCs w:val="32"/>
-          <w:lang w:val="en-IN"/>
-        </w:rPr>
-        <w:t xml:space="preserve"> </w:t>
-      </w:r>
-    </w:p>
-    <w:p>
-      <w:pPr>
-        <w:numPr>
-          <w:ilvl w:val="1"/>
-          <w:numId w:val="61"/>
-        </w:numPr>
-        <w:rPr>
-          <w:sz w:val="32"/>
-          <w:szCs w:val="32"/>
-          <w:lang w:val="en-IN"/>
-        </w:rPr>
-      </w:pPr>
-      <w:r>
-        <w:rPr>
-          <w:sz w:val="32"/>
-          <w:szCs w:val="32"/>
-          <w:lang w:val="en-IN"/>
-        </w:rPr>
-        <w:t xml:space="preserve">Identifies the field to send data to backend. </w:t>
-      </w:r>
-    </w:p>
-    <w:p>
-      <w:pPr>
-        <w:numPr>
-          <w:ilvl w:val="0"/>
-          <w:numId w:val="61"/>
-        </w:numPr>
-        <w:rPr>
-          <w:sz w:val="32"/>
-          <w:szCs w:val="32"/>
-          <w:lang w:val="en-IN"/>
-        </w:rPr>
-      </w:pPr>
-      <w:r>
-        <w:rPr>
-          <w:b/>
-          <w:bCs/>
-          <w:sz w:val="32"/>
-          <w:szCs w:val="32"/>
-          <w:lang w:val="en-IN"/>
-        </w:rPr>
-        <w:t>id</w:t>
-      </w:r>
-      <w:r>
-        <w:rPr>
-          <w:sz w:val="32"/>
-          <w:szCs w:val="32"/>
-          <w:lang w:val="en-IN"/>
-        </w:rPr>
-        <w:t xml:space="preserve"> </w:t>
-      </w:r>
-    </w:p>
-    <w:p>
-      <w:pPr>
-        <w:numPr>
-          <w:ilvl w:val="1"/>
-          <w:numId w:val="61"/>
-        </w:numPr>
-        <w:rPr>
-          <w:sz w:val="32"/>
-          <w:szCs w:val="32"/>
-          <w:lang w:val="en-IN"/>
-        </w:rPr>
-      </w:pPr>
-      <w:r>
-        <w:rPr>
-          <w:sz w:val="32"/>
-          <w:szCs w:val="32"/>
-          <w:lang w:val="en-IN"/>
-        </w:rPr>
-        <w:t xml:space="preserve">Identification of input element. </w:t>
-      </w:r>
-    </w:p>
-    <w:p>
-      <w:pPr>
-        <w:numPr>
-          <w:ilvl w:val="0"/>
-          <w:numId w:val="61"/>
-        </w:numPr>
-        <w:rPr>
-          <w:sz w:val="32"/>
-          <w:szCs w:val="32"/>
-          <w:lang w:val="en-IN"/>
-        </w:rPr>
-      </w:pPr>
-      <w:r>
-        <w:rPr>
-          <w:b/>
-          <w:bCs/>
-          <w:sz w:val="32"/>
-          <w:szCs w:val="32"/>
-          <w:lang w:val="en-IN"/>
-        </w:rPr>
-        <w:t>placeholder</w:t>
-      </w:r>
-      <w:r>
-        <w:rPr>
-          <w:sz w:val="32"/>
-          <w:szCs w:val="32"/>
-          <w:lang w:val="en-IN"/>
-        </w:rPr>
-        <w:t xml:space="preserve"> </w:t>
-      </w:r>
-    </w:p>
-    <w:p>
-      <w:pPr>
-        <w:numPr>
-          <w:ilvl w:val="1"/>
-          <w:numId w:val="61"/>
-        </w:numPr>
-        <w:rPr>
-          <w:sz w:val="32"/>
-          <w:szCs w:val="32"/>
-          <w:lang w:val="en-IN"/>
-        </w:rPr>
-      </w:pPr>
-      <w:r>
-        <w:rPr>
-          <w:sz w:val="32"/>
-          <w:szCs w:val="32"/>
-          <w:lang w:val="en-IN"/>
-        </w:rPr>
-        <w:t xml:space="preserve">Gives text format identification to the field. </w:t>
-      </w:r>
-    </w:p>
-    <w:p>
-      <w:pPr>
-        <w:numPr>
-          <w:ilvl w:val="0"/>
-          <w:numId w:val="61"/>
-        </w:numPr>
-        <w:rPr>
-          <w:sz w:val="32"/>
-          <w:szCs w:val="32"/>
-          <w:lang w:val="en-IN"/>
-        </w:rPr>
-      </w:pPr>
-      <w:r>
-        <w:rPr>
-          <w:b/>
-          <w:bCs/>
-          <w:sz w:val="32"/>
-          <w:szCs w:val="32"/>
-          <w:lang w:val="en-IN"/>
-        </w:rPr>
-        <w:t>minlength</w:t>
-      </w:r>
-      <w:r>
-        <w:rPr>
-          <w:sz w:val="32"/>
-          <w:szCs w:val="32"/>
-          <w:lang w:val="en-IN"/>
-        </w:rPr>
-        <w:t xml:space="preserve"> </w:t>
-      </w:r>
-    </w:p>
-    <w:p>
-      <w:pPr>
-        <w:numPr>
-          <w:ilvl w:val="1"/>
-          <w:numId w:val="61"/>
-        </w:numPr>
-        <w:rPr>
-          <w:sz w:val="32"/>
-          <w:szCs w:val="32"/>
-          <w:lang w:val="en-IN"/>
-        </w:rPr>
-      </w:pPr>
-      <w:r>
-        <w:rPr>
-          <w:sz w:val="32"/>
-          <w:szCs w:val="32"/>
-          <w:lang w:val="en-IN"/>
-        </w:rPr>
-        <w:t xml:space="preserve">Defines minimum characters entered into the field. </w:t>
-      </w:r>
-    </w:p>
-    <w:p>
-      <w:pPr>
-        <w:numPr>
-          <w:ilvl w:val="0"/>
-          <w:numId w:val="61"/>
-        </w:numPr>
-        <w:rPr>
-          <w:sz w:val="32"/>
-          <w:szCs w:val="32"/>
-          <w:lang w:val="en-IN"/>
-        </w:rPr>
-      </w:pPr>
-      <w:r>
-        <w:rPr>
-          <w:b/>
-          <w:bCs/>
-          <w:sz w:val="32"/>
-          <w:szCs w:val="32"/>
-          <w:lang w:val="en-IN"/>
-        </w:rPr>
-        <w:t>maxlength</w:t>
-      </w:r>
-      <w:r>
-        <w:rPr>
-          <w:sz w:val="32"/>
-          <w:szCs w:val="32"/>
-          <w:lang w:val="en-IN"/>
-        </w:rPr>
-        <w:t xml:space="preserve"> </w:t>
-      </w:r>
-    </w:p>
-    <w:p>
-      <w:pPr>
-        <w:numPr>
-          <w:ilvl w:val="1"/>
-          <w:numId w:val="61"/>
-        </w:numPr>
-        <w:rPr>
-          <w:sz w:val="32"/>
-          <w:szCs w:val="32"/>
-          <w:lang w:val="en-IN"/>
-        </w:rPr>
-      </w:pPr>
-      <w:r>
-        <w:rPr>
-          <w:sz w:val="32"/>
-          <w:szCs w:val="32"/>
-          <w:lang w:val="en-IN"/>
-        </w:rPr>
-        <w:t xml:space="preserve">Decides the maximum number of characters into the field. </w:t>
-      </w:r>
-    </w:p>
-    <w:p>
-      <w:pPr>
-        <w:numPr>
-          <w:ilvl w:val="0"/>
-          <w:numId w:val="61"/>
-        </w:numPr>
-        <w:rPr>
-          <w:sz w:val="32"/>
-          <w:szCs w:val="32"/>
-          <w:lang w:val="en-IN"/>
-        </w:rPr>
-      </w:pPr>
-      <w:r>
-        <w:rPr>
-          <w:b/>
-          <w:bCs/>
-          <w:sz w:val="32"/>
-          <w:szCs w:val="32"/>
-          <w:lang w:val="en-IN"/>
-        </w:rPr>
-        <w:t>value</w:t>
-      </w:r>
-      <w:r>
-        <w:rPr>
-          <w:sz w:val="32"/>
-          <w:szCs w:val="32"/>
-          <w:lang w:val="en-IN"/>
-        </w:rPr>
-        <w:t xml:space="preserve"> </w:t>
-      </w:r>
-    </w:p>
-    <w:p>
-      <w:pPr>
-        <w:numPr>
-          <w:ilvl w:val="1"/>
-          <w:numId w:val="61"/>
-        </w:numPr>
-        <w:rPr>
-          <w:sz w:val="32"/>
-          <w:szCs w:val="32"/>
-          <w:lang w:val="en-IN"/>
-        </w:rPr>
-      </w:pPr>
-      <w:r>
-        <w:rPr>
-          <w:sz w:val="32"/>
-          <w:szCs w:val="32"/>
-          <w:lang w:val="en-IN"/>
-        </w:rPr>
-        <w:t xml:space="preserve">Holds the input value entered by user. </w:t>
-      </w:r>
-    </w:p>
-    <w:p>
-      <w:pPr>
-        <w:numPr>
-          <w:ilvl w:val="0"/>
-          <w:numId w:val="61"/>
-        </w:numPr>
-        <w:rPr>
-          <w:sz w:val="32"/>
-          <w:szCs w:val="32"/>
-          <w:lang w:val="en-IN"/>
-        </w:rPr>
-      </w:pPr>
-      <w:r>
-        <w:rPr>
-          <w:b/>
-          <w:bCs/>
-          <w:sz w:val="32"/>
-          <w:szCs w:val="32"/>
-          <w:lang w:val="en-IN"/>
-        </w:rPr>
-        <w:t>required</w:t>
-      </w:r>
-      <w:r>
-        <w:rPr>
-          <w:sz w:val="32"/>
-          <w:szCs w:val="32"/>
-          <w:lang w:val="en-IN"/>
-        </w:rPr>
-        <w:t xml:space="preserve"> </w:t>
-      </w:r>
-    </w:p>
-    <w:p>
-      <w:pPr>
-        <w:numPr>
-          <w:ilvl w:val="1"/>
-          <w:numId w:val="61"/>
-        </w:numPr>
-        <w:rPr>
-          <w:sz w:val="32"/>
-          <w:szCs w:val="32"/>
-          <w:lang w:val="en-IN"/>
-        </w:rPr>
-      </w:pPr>
-      <w:r>
-        <w:rPr>
-          <w:sz w:val="32"/>
-          <w:szCs w:val="32"/>
-          <w:lang w:val="en-IN"/>
-        </w:rPr>
-        <w:t xml:space="preserve">Makes the input field mandatory. </w:t>
-      </w:r>
-    </w:p>
-    <w:p>
-      <w:pPr>
-        <w:numPr>
-          <w:ilvl w:val="0"/>
-          <w:numId w:val="61"/>
-        </w:numPr>
-        <w:rPr>
-          <w:sz w:val="32"/>
-          <w:szCs w:val="32"/>
-          <w:lang w:val="en-IN"/>
-        </w:rPr>
-      </w:pPr>
-      <w:r>
-        <w:rPr>
-          <w:b/>
-          <w:bCs/>
-          <w:sz w:val="32"/>
-          <w:szCs w:val="32"/>
-          <w:lang w:val="en-IN"/>
-        </w:rPr>
-        <w:t>disabled</w:t>
-      </w:r>
-      <w:r>
-        <w:rPr>
-          <w:sz w:val="32"/>
-          <w:szCs w:val="32"/>
-          <w:lang w:val="en-IN"/>
-        </w:rPr>
-        <w:t xml:space="preserve"> </w:t>
-      </w:r>
-    </w:p>
-    <w:p>
-      <w:pPr>
-        <w:numPr>
-          <w:ilvl w:val="1"/>
-          <w:numId w:val="61"/>
-        </w:numPr>
-        <w:rPr>
-          <w:sz w:val="32"/>
-          <w:szCs w:val="32"/>
-          <w:lang w:val="en-IN"/>
-        </w:rPr>
-      </w:pPr>
-      <w:r>
-        <w:rPr>
-          <w:sz w:val="32"/>
-          <w:szCs w:val="32"/>
-          <w:lang w:val="en-IN"/>
-        </w:rPr>
-        <w:t xml:space="preserve">Disables the input field from entering value. </w:t>
-      </w:r>
-    </w:p>
-    <w:p>
-      <w:pPr>
-        <w:numPr>
-          <w:ilvl w:val="0"/>
-          <w:numId w:val="61"/>
-        </w:numPr>
-        <w:rPr>
-          <w:sz w:val="32"/>
-          <w:szCs w:val="32"/>
-          <w:lang w:val="en-IN"/>
-        </w:rPr>
-      </w:pPr>
-      <w:r>
-        <w:rPr>
-          <w:b/>
-          <w:bCs/>
-          <w:sz w:val="32"/>
-          <w:szCs w:val="32"/>
-          <w:lang w:val="en-IN"/>
-        </w:rPr>
-        <w:t>readonly</w:t>
-      </w:r>
-      <w:r>
-        <w:rPr>
-          <w:sz w:val="32"/>
-          <w:szCs w:val="32"/>
-          <w:lang w:val="en-IN"/>
-        </w:rPr>
-        <w:t xml:space="preserve"> </w:t>
-      </w:r>
-    </w:p>
-    <w:p>
-      <w:pPr>
-        <w:numPr>
-          <w:ilvl w:val="1"/>
-          <w:numId w:val="61"/>
-        </w:numPr>
-        <w:rPr>
-          <w:sz w:val="32"/>
-          <w:szCs w:val="32"/>
-          <w:lang w:val="en-IN"/>
-        </w:rPr>
-      </w:pPr>
-      <w:r>
-        <w:rPr>
-          <w:sz w:val="32"/>
-          <w:szCs w:val="32"/>
-          <w:lang w:val="en-IN"/>
-        </w:rPr>
-        <w:t xml:space="preserve">Can't enter the value, but can read. </w:t>
-      </w:r>
-    </w:p>
-    <w:p>
-      <w:pPr>
-        <w:numPr>
-          <w:ilvl w:val="0"/>
-          <w:numId w:val="61"/>
-        </w:numPr>
-        <w:rPr>
-          <w:sz w:val="32"/>
-          <w:szCs w:val="32"/>
-          <w:lang w:val="en-IN"/>
-        </w:rPr>
-      </w:pPr>
-      <w:r>
-        <w:rPr>
-          <w:b/>
-          <w:bCs/>
-          <w:sz w:val="32"/>
-          <w:szCs w:val="32"/>
-          <w:lang w:val="en-IN"/>
-        </w:rPr>
-        <w:t>checked</w:t>
-      </w:r>
-      <w:r>
-        <w:rPr>
-          <w:sz w:val="32"/>
-          <w:szCs w:val="32"/>
-          <w:lang w:val="en-IN"/>
-        </w:rPr>
-        <w:t xml:space="preserve"> </w:t>
-      </w:r>
-    </w:p>
-    <w:p>
-      <w:pPr>
-        <w:numPr>
-          <w:ilvl w:val="1"/>
-          <w:numId w:val="61"/>
-        </w:numPr>
-        <w:rPr>
-          <w:sz w:val="32"/>
-          <w:szCs w:val="32"/>
-          <w:lang w:val="en-IN"/>
-        </w:rPr>
-      </w:pPr>
-      <w:r>
-        <w:rPr>
-          <w:sz w:val="32"/>
-          <w:szCs w:val="32"/>
-          <w:lang w:val="en-IN"/>
-        </w:rPr>
-        <w:t xml:space="preserve">Used to select radio button and checkbox by default. </w:t>
-      </w:r>
-    </w:p>
-    <w:p>
-      <w:pPr>
-        <w:numPr>
-          <w:ilvl w:val="0"/>
-          <w:numId w:val="61"/>
-        </w:numPr>
-        <w:rPr>
-          <w:sz w:val="32"/>
-          <w:szCs w:val="32"/>
-          <w:lang w:val="en-IN"/>
-        </w:rPr>
-      </w:pPr>
-      <w:r>
-        <w:rPr>
-          <w:b/>
-          <w:bCs/>
-          <w:sz w:val="32"/>
-          <w:szCs w:val="32"/>
-          <w:lang w:val="en-IN"/>
-        </w:rPr>
-        <w:t>pattern</w:t>
-      </w:r>
-      <w:r>
-        <w:rPr>
-          <w:sz w:val="32"/>
-          <w:szCs w:val="32"/>
-          <w:lang w:val="en-IN"/>
-        </w:rPr>
-        <w:t xml:space="preserve"> </w:t>
-      </w:r>
-    </w:p>
-    <w:p>
-      <w:pPr>
-        <w:numPr>
-          <w:ilvl w:val="1"/>
-          <w:numId w:val="61"/>
-        </w:numPr>
-        <w:rPr>
-          <w:sz w:val="32"/>
-          <w:szCs w:val="32"/>
-          <w:lang w:val="en-IN"/>
-        </w:rPr>
-      </w:pPr>
-      <w:r>
-        <w:rPr>
-          <w:sz w:val="32"/>
-          <w:szCs w:val="32"/>
-          <w:lang w:val="en-IN"/>
-        </w:rPr>
-        <w:lastRenderedPageBreak/>
-        <w:t xml:space="preserve">Provides regular expression pattern to a particular input. </w:t>
-      </w:r>
-    </w:p>
-    <w:p>
-      <w:pPr>
-        <w:numPr>
-          <w:ilvl w:val="0"/>
-          <w:numId w:val="61"/>
-        </w:numPr>
-        <w:rPr>
-          <w:sz w:val="32"/>
-          <w:szCs w:val="32"/>
-          <w:lang w:val="en-IN"/>
-        </w:rPr>
-      </w:pPr>
-      <w:r>
-        <w:rPr>
-          <w:b/>
-          <w:bCs/>
-          <w:sz w:val="32"/>
-          <w:szCs w:val="32"/>
-          <w:lang w:val="en-IN"/>
-        </w:rPr>
-        <w:t>autofocus</w:t>
-      </w:r>
-      <w:r>
-        <w:rPr>
-          <w:sz w:val="32"/>
-          <w:szCs w:val="32"/>
-          <w:lang w:val="en-IN"/>
-        </w:rPr>
-        <w:t xml:space="preserve"> </w:t>
-      </w:r>
-    </w:p>
-    <w:p>
-      <w:pPr>
-        <w:numPr>
-          <w:ilvl w:val="1"/>
-          <w:numId w:val="61"/>
-        </w:numPr>
-        <w:rPr>
-          <w:sz w:val="32"/>
-          <w:szCs w:val="32"/>
-          <w:lang w:val="en-IN"/>
-        </w:rPr>
-      </w:pPr>
-      <w:r>
-        <w:rPr>
-          <w:sz w:val="32"/>
-          <w:szCs w:val="32"/>
-          <w:lang w:val="en-IN"/>
-        </w:rPr>
-        <w:t xml:space="preserve">Selects input to add value by default. </w:t>
-      </w:r>
-    </w:p>
-    <w:p>
-      <w:pPr>
-        <w:rPr>
-          <w:sz w:val="32"/>
-          <w:szCs w:val="32"/>
-          <w:lang w:val="en-IN"/>
-        </w:rPr>
-      </w:pPr>
-      <w:r>
-        <w:rPr>
-          <w:sz w:val="32"/>
-          <w:szCs w:val="32"/>
-          <w:lang w:val="en-IN"/>
-        </w:rPr>
-        <w:pict w14:anchorId="2A08B0C5">
-          <v:rect id="_x0000_i1298" style="width:0;height:1.5pt" o:hralign="center" o:hrstd="t" o:hr="t" fillcolor="#a0a0a0" stroked="f"/>
-        </w:pict>
-      </w:r>
     </w:p>
     <w:p>
       <w:pPr>
@@ -25839,6 +25516,14 @@
         </w:rPr>
         <w:t xml:space="preserve">readonly and disabled are not mandatory; use them when required. </w:t>
       </w:r>
+    </w:p>
+    <w:p>
+      <w:pPr>
+        <w:rPr>
+          <w:sz w:val="32"/>
+          <w:szCs w:val="32"/>
+        </w:rPr>
+      </w:pPr>
     </w:p>
     <w:p>
       <w:pPr>
@@ -36907,6 +36592,142 @@
 </file>
 
 <file path=customXml/item1.xml><?xml version="1.0" encoding="utf-8"?>
+<p:properties xmlns:p="http://schemas.microsoft.com/office/2006/metadata/properties" xmlns:xsi="http://www.w3.org/2001/XMLSchema-instance" xmlns:pc="http://schemas.microsoft.com/office/infopath/2007/PartnerControls">
+  <documentManagement>
+    <LocLastLocAttemptVersionTypeLookup xmlns="4873beb7-5857-4685-be1f-d57550cc96cc" xsi:nil="true"/>
+    <MarketSpecific xmlns="4873beb7-5857-4685-be1f-d57550cc96cc">false</MarketSpecific>
+    <ApprovalStatus xmlns="4873beb7-5857-4685-be1f-d57550cc96cc">InProgress</ApprovalStatus>
+    <LocComments xmlns="4873beb7-5857-4685-be1f-d57550cc96cc" xsi:nil="true"/>
+    <DirectSourceMarket xmlns="4873beb7-5857-4685-be1f-d57550cc96cc" xsi:nil="true"/>
+    <LocPublishedLinkedAssetsLookup xmlns="4873beb7-5857-4685-be1f-d57550cc96cc" xsi:nil="true"/>
+    <ThumbnailAssetId xmlns="4873beb7-5857-4685-be1f-d57550cc96cc" xsi:nil="true"/>
+    <PrimaryImageGen xmlns="4873beb7-5857-4685-be1f-d57550cc96cc">true</PrimaryImageGen>
+    <LegacyData xmlns="4873beb7-5857-4685-be1f-d57550cc96cc" xsi:nil="true"/>
+    <LocNewPublishedVersionLookup xmlns="4873beb7-5857-4685-be1f-d57550cc96cc" xsi:nil="true"/>
+    <NumericId xmlns="4873beb7-5857-4685-be1f-d57550cc96cc">102787001</NumericId>
+    <TPFriendlyName xmlns="4873beb7-5857-4685-be1f-d57550cc96cc" xsi:nil="true"/>
+    <LocOverallPublishStatusLookup xmlns="4873beb7-5857-4685-be1f-d57550cc96cc" xsi:nil="true"/>
+    <LocRecommendedHandoff xmlns="4873beb7-5857-4685-be1f-d57550cc96cc" xsi:nil="true"/>
+    <BlockPublish xmlns="4873beb7-5857-4685-be1f-d57550cc96cc">false</BlockPublish>
+    <BusinessGroup xmlns="4873beb7-5857-4685-be1f-d57550cc96cc" xsi:nil="true"/>
+    <OpenTemplate xmlns="4873beb7-5857-4685-be1f-d57550cc96cc">true</OpenTemplate>
+    <SourceTitle xmlns="4873beb7-5857-4685-be1f-d57550cc96cc" xsi:nil="true"/>
+    <LocOverallLocStatusLookup xmlns="4873beb7-5857-4685-be1f-d57550cc96cc" xsi:nil="true"/>
+    <APEditor xmlns="4873beb7-5857-4685-be1f-d57550cc96cc">
+      <UserInfo>
+        <DisplayName/>
+        <AccountId xsi:nil="true"/>
+        <AccountType/>
+      </UserInfo>
+    </APEditor>
+    <UALocComments xmlns="4873beb7-5857-4685-be1f-d57550cc96cc" xsi:nil="true"/>
+    <IntlLangReviewDate xmlns="4873beb7-5857-4685-be1f-d57550cc96cc" xsi:nil="true"/>
+    <PublishStatusLookup xmlns="4873beb7-5857-4685-be1f-d57550cc96cc">
+      <Value>1343188</Value>
+    </PublishStatusLookup>
+    <ParentAssetId xmlns="4873beb7-5857-4685-be1f-d57550cc96cc" xsi:nil="true"/>
+    <FeatureTagsTaxHTField0 xmlns="4873beb7-5857-4685-be1f-d57550cc96cc">
+      <Terms xmlns="http://schemas.microsoft.com/office/infopath/2007/PartnerControls"/>
+    </FeatureTagsTaxHTField0>
+    <MachineTranslated xmlns="4873beb7-5857-4685-be1f-d57550cc96cc">false</MachineTranslated>
+    <Providers xmlns="4873beb7-5857-4685-be1f-d57550cc96cc" xsi:nil="true"/>
+    <OriginalSourceMarket xmlns="4873beb7-5857-4685-be1f-d57550cc96cc" xsi:nil="true"/>
+    <APDescription xmlns="4873beb7-5857-4685-be1f-d57550cc96cc" xsi:nil="true"/>
+    <ContentItem xmlns="4873beb7-5857-4685-be1f-d57550cc96cc" xsi:nil="true"/>
+    <ClipArtFilename xmlns="4873beb7-5857-4685-be1f-d57550cc96cc" xsi:nil="true"/>
+    <TPInstallLocation xmlns="4873beb7-5857-4685-be1f-d57550cc96cc" xsi:nil="true"/>
+    <TimesCloned xmlns="4873beb7-5857-4685-be1f-d57550cc96cc" xsi:nil="true"/>
+    <PublishTargets xmlns="4873beb7-5857-4685-be1f-d57550cc96cc">OfficeOnlineVNext</PublishTargets>
+    <AcquiredFrom xmlns="4873beb7-5857-4685-be1f-d57550cc96cc">Internal MS</AcquiredFrom>
+    <AssetStart xmlns="4873beb7-5857-4685-be1f-d57550cc96cc">2011-11-23T17:29:00+00:00</AssetStart>
+    <FriendlyTitle xmlns="4873beb7-5857-4685-be1f-d57550cc96cc" xsi:nil="true"/>
+    <Provider xmlns="4873beb7-5857-4685-be1f-d57550cc96cc" xsi:nil="true"/>
+    <LastHandOff xmlns="4873beb7-5857-4685-be1f-d57550cc96cc" xsi:nil="true"/>
+    <TPClientViewer xmlns="4873beb7-5857-4685-be1f-d57550cc96cc" xsi:nil="true"/>
+    <TemplateStatus xmlns="4873beb7-5857-4685-be1f-d57550cc96cc">Complete</TemplateStatus>
+    <Downloads xmlns="4873beb7-5857-4685-be1f-d57550cc96cc">0</Downloads>
+    <OOCacheId xmlns="4873beb7-5857-4685-be1f-d57550cc96cc" xsi:nil="true"/>
+    <IsDeleted xmlns="4873beb7-5857-4685-be1f-d57550cc96cc">false</IsDeleted>
+    <LocPublishedDependentAssetsLookup xmlns="4873beb7-5857-4685-be1f-d57550cc96cc" xsi:nil="true"/>
+    <AssetExpire xmlns="4873beb7-5857-4685-be1f-d57550cc96cc">2029-05-12T07:00:00+00:00</AssetExpire>
+    <CSXSubmissionMarket xmlns="4873beb7-5857-4685-be1f-d57550cc96cc" xsi:nil="true"/>
+    <DSATActionTaken xmlns="4873beb7-5857-4685-be1f-d57550cc96cc" xsi:nil="true"/>
+    <SubmitterId xmlns="4873beb7-5857-4685-be1f-d57550cc96cc" xsi:nil="true"/>
+    <EditorialTags xmlns="4873beb7-5857-4685-be1f-d57550cc96cc" xsi:nil="true"/>
+    <TPExecutable xmlns="4873beb7-5857-4685-be1f-d57550cc96cc" xsi:nil="true"/>
+    <CSXSubmissionDate xmlns="4873beb7-5857-4685-be1f-d57550cc96cc" xsi:nil="true"/>
+    <CSXUpdate xmlns="4873beb7-5857-4685-be1f-d57550cc96cc">false</CSXUpdate>
+    <AssetType xmlns="4873beb7-5857-4685-be1f-d57550cc96cc">TP</AssetType>
+    <ApprovalLog xmlns="4873beb7-5857-4685-be1f-d57550cc96cc" xsi:nil="true"/>
+    <BugNumber xmlns="4873beb7-5857-4685-be1f-d57550cc96cc" xsi:nil="true"/>
+    <OriginAsset xmlns="4873beb7-5857-4685-be1f-d57550cc96cc" xsi:nil="true"/>
+    <TPComponent xmlns="4873beb7-5857-4685-be1f-d57550cc96cc" xsi:nil="true"/>
+    <Milestone xmlns="4873beb7-5857-4685-be1f-d57550cc96cc" xsi:nil="true"/>
+    <RecommendationsModifier xmlns="4873beb7-5857-4685-be1f-d57550cc96cc" xsi:nil="true"/>
+    <AssetId xmlns="4873beb7-5857-4685-be1f-d57550cc96cc">TP102787001</AssetId>
+    <PolicheckWords xmlns="4873beb7-5857-4685-be1f-d57550cc96cc" xsi:nil="true"/>
+    <TPLaunchHelpLink xmlns="4873beb7-5857-4685-be1f-d57550cc96cc" xsi:nil="true"/>
+    <IntlLocPriority xmlns="4873beb7-5857-4685-be1f-d57550cc96cc" xsi:nil="true"/>
+    <TPApplication xmlns="4873beb7-5857-4685-be1f-d57550cc96cc" xsi:nil="true"/>
+    <IntlLangReviewer xmlns="4873beb7-5857-4685-be1f-d57550cc96cc" xsi:nil="true"/>
+    <HandoffToMSDN xmlns="4873beb7-5857-4685-be1f-d57550cc96cc" xsi:nil="true"/>
+    <PlannedPubDate xmlns="4873beb7-5857-4685-be1f-d57550cc96cc" xsi:nil="true"/>
+    <CrawlForDependencies xmlns="4873beb7-5857-4685-be1f-d57550cc96cc">false</CrawlForDependencies>
+    <LocLastLocAttemptVersionLookup xmlns="4873beb7-5857-4685-be1f-d57550cc96cc">693888</LocLastLocAttemptVersionLookup>
+    <LocProcessedForHandoffsLookup xmlns="4873beb7-5857-4685-be1f-d57550cc96cc" xsi:nil="true"/>
+    <TrustLevel xmlns="4873beb7-5857-4685-be1f-d57550cc96cc">1 Microsoft Managed Content</TrustLevel>
+    <CampaignTagsTaxHTField0 xmlns="4873beb7-5857-4685-be1f-d57550cc96cc">
+      <Terms xmlns="http://schemas.microsoft.com/office/infopath/2007/PartnerControls"/>
+    </CampaignTagsTaxHTField0>
+    <TPNamespace xmlns="4873beb7-5857-4685-be1f-d57550cc96cc" xsi:nil="true"/>
+    <LocOverallPreviewStatusLookup xmlns="4873beb7-5857-4685-be1f-d57550cc96cc" xsi:nil="true"/>
+    <TaxCatchAll xmlns="4873beb7-5857-4685-be1f-d57550cc96cc"/>
+    <IsSearchable xmlns="4873beb7-5857-4685-be1f-d57550cc96cc">false</IsSearchable>
+    <TemplateTemplateType xmlns="4873beb7-5857-4685-be1f-d57550cc96cc">Word Document Template</TemplateTemplateType>
+    <Markets xmlns="4873beb7-5857-4685-be1f-d57550cc96cc"/>
+    <IntlLangReview xmlns="4873beb7-5857-4685-be1f-d57550cc96cc" xsi:nil="true"/>
+    <UAProjectedTotalWords xmlns="4873beb7-5857-4685-be1f-d57550cc96cc" xsi:nil="true"/>
+    <OutputCachingOn xmlns="4873beb7-5857-4685-be1f-d57550cc96cc">false</OutputCachingOn>
+    <AverageRating xmlns="4873beb7-5857-4685-be1f-d57550cc96cc" xsi:nil="true"/>
+    <LocMarketGroupTiers2 xmlns="4873beb7-5857-4685-be1f-d57550cc96cc" xsi:nil="true"/>
+    <APAuthor xmlns="4873beb7-5857-4685-be1f-d57550cc96cc">
+      <UserInfo>
+        <DisplayName>REDMOND\v-namall</DisplayName>
+        <AccountId>978</AccountId>
+        <AccountType/>
+      </UserInfo>
+    </APAuthor>
+    <TPCommandLine xmlns="4873beb7-5857-4685-be1f-d57550cc96cc" xsi:nil="true"/>
+    <LocManualTestRequired xmlns="4873beb7-5857-4685-be1f-d57550cc96cc">false</LocManualTestRequired>
+    <TPAppVersion xmlns="4873beb7-5857-4685-be1f-d57550cc96cc" xsi:nil="true"/>
+    <EditorialStatus xmlns="4873beb7-5857-4685-be1f-d57550cc96cc">Complete</EditorialStatus>
+    <LocProcessedForMarketsLookup xmlns="4873beb7-5857-4685-be1f-d57550cc96cc" xsi:nil="true"/>
+    <LastModifiedDateTime xmlns="4873beb7-5857-4685-be1f-d57550cc96cc" xsi:nil="true"/>
+    <TPLaunchHelpLinkType xmlns="4873beb7-5857-4685-be1f-d57550cc96cc">Template</TPLaunchHelpLinkType>
+    <ScenarioTagsTaxHTField0 xmlns="4873beb7-5857-4685-be1f-d57550cc96cc">
+      <Terms xmlns="http://schemas.microsoft.com/office/infopath/2007/PartnerControls"/>
+    </ScenarioTagsTaxHTField0>
+    <OriginalRelease xmlns="4873beb7-5857-4685-be1f-d57550cc96cc">14</OriginalRelease>
+    <LocalizationTagsTaxHTField0 xmlns="4873beb7-5857-4685-be1f-d57550cc96cc">
+      <Terms xmlns="http://schemas.microsoft.com/office/infopath/2007/PartnerControls"/>
+    </LocalizationTagsTaxHTField0>
+    <Manager xmlns="4873beb7-5857-4685-be1f-d57550cc96cc" xsi:nil="true"/>
+    <UALocRecommendation xmlns="4873beb7-5857-4685-be1f-d57550cc96cc">Localize</UALocRecommendation>
+    <LocOverallHandbackStatusLookup xmlns="4873beb7-5857-4685-be1f-d57550cc96cc" xsi:nil="true"/>
+    <ArtSampleDocs xmlns="4873beb7-5857-4685-be1f-d57550cc96cc" xsi:nil="true"/>
+    <UACurrentWords xmlns="4873beb7-5857-4685-be1f-d57550cc96cc" xsi:nil="true"/>
+    <ShowIn xmlns="4873beb7-5857-4685-be1f-d57550cc96cc">Show everywhere</ShowIn>
+    <CSXHash xmlns="4873beb7-5857-4685-be1f-d57550cc96cc" xsi:nil="true"/>
+    <VoteCount xmlns="4873beb7-5857-4685-be1f-d57550cc96cc" xsi:nil="true"/>
+    <InternalTagsTaxHTField0 xmlns="4873beb7-5857-4685-be1f-d57550cc96cc">
+      <Terms xmlns="http://schemas.microsoft.com/office/infopath/2007/PartnerControls"/>
+    </InternalTagsTaxHTField0>
+    <UANotes xmlns="4873beb7-5857-4685-be1f-d57550cc96cc" xsi:nil="true"/>
+  </documentManagement>
+</p:properties>
+</file>
+
+<file path=customXml/item2.xml><?xml version="1.0" encoding="utf-8"?>
 <ct:contentTypeSchema xmlns:ct="http://schemas.microsoft.com/office/2006/metadata/contentType" xmlns:ma="http://schemas.microsoft.com/office/2006/metadata/properties/metaAttributes" ct:_="" ma:_="" ma:contentTypeName="TemplateFile" ma:contentTypeID="0x0101006EDDDB5EE6D98C44930B742096920B300400F5B6D36B3EF94B4E9A635CDF2A18F5B8" ma:contentTypeVersion="72" ma:contentTypeDescription="Create a new document." ma:contentTypeScope="" ma:versionID="a23e56308344d904b51738559c3d67c9">
   <xsd:schema xmlns:xsd="http://www.w3.org/2001/XMLSchema" xmlns:xs="http://www.w3.org/2001/XMLSchema" xmlns:p="http://schemas.microsoft.com/office/2006/metadata/properties" xmlns:ns2="4873beb7-5857-4685-be1f-d57550cc96cc" targetNamespace="http://schemas.microsoft.com/office/2006/metadata/properties" ma:root="true" ma:fieldsID="cd0908cc4600e77bf5da051303e00c8d" ns2:_="">
     <xsd:import namespace="4873beb7-5857-4685-be1f-d57550cc96cc"/>
@@ -37946,142 +37767,6 @@
 </ct:contentTypeSchema>
 </file>
 
-<file path=customXml/item2.xml><?xml version="1.0" encoding="utf-8"?>
-<p:properties xmlns:p="http://schemas.microsoft.com/office/2006/metadata/properties" xmlns:xsi="http://www.w3.org/2001/XMLSchema-instance" xmlns:pc="http://schemas.microsoft.com/office/infopath/2007/PartnerControls">
-  <documentManagement>
-    <LocLastLocAttemptVersionTypeLookup xmlns="4873beb7-5857-4685-be1f-d57550cc96cc" xsi:nil="true"/>
-    <MarketSpecific xmlns="4873beb7-5857-4685-be1f-d57550cc96cc">false</MarketSpecific>
-    <ApprovalStatus xmlns="4873beb7-5857-4685-be1f-d57550cc96cc">InProgress</ApprovalStatus>
-    <LocComments xmlns="4873beb7-5857-4685-be1f-d57550cc96cc" xsi:nil="true"/>
-    <DirectSourceMarket xmlns="4873beb7-5857-4685-be1f-d57550cc96cc" xsi:nil="true"/>
-    <LocPublishedLinkedAssetsLookup xmlns="4873beb7-5857-4685-be1f-d57550cc96cc" xsi:nil="true"/>
-    <ThumbnailAssetId xmlns="4873beb7-5857-4685-be1f-d57550cc96cc" xsi:nil="true"/>
-    <PrimaryImageGen xmlns="4873beb7-5857-4685-be1f-d57550cc96cc">true</PrimaryImageGen>
-    <LegacyData xmlns="4873beb7-5857-4685-be1f-d57550cc96cc" xsi:nil="true"/>
-    <LocNewPublishedVersionLookup xmlns="4873beb7-5857-4685-be1f-d57550cc96cc" xsi:nil="true"/>
-    <NumericId xmlns="4873beb7-5857-4685-be1f-d57550cc96cc">102787001</NumericId>
-    <TPFriendlyName xmlns="4873beb7-5857-4685-be1f-d57550cc96cc" xsi:nil="true"/>
-    <LocOverallPublishStatusLookup xmlns="4873beb7-5857-4685-be1f-d57550cc96cc" xsi:nil="true"/>
-    <LocRecommendedHandoff xmlns="4873beb7-5857-4685-be1f-d57550cc96cc" xsi:nil="true"/>
-    <BlockPublish xmlns="4873beb7-5857-4685-be1f-d57550cc96cc">false</BlockPublish>
-    <BusinessGroup xmlns="4873beb7-5857-4685-be1f-d57550cc96cc" xsi:nil="true"/>
-    <OpenTemplate xmlns="4873beb7-5857-4685-be1f-d57550cc96cc">true</OpenTemplate>
-    <SourceTitle xmlns="4873beb7-5857-4685-be1f-d57550cc96cc" xsi:nil="true"/>
-    <LocOverallLocStatusLookup xmlns="4873beb7-5857-4685-be1f-d57550cc96cc" xsi:nil="true"/>
-    <APEditor xmlns="4873beb7-5857-4685-be1f-d57550cc96cc">
-      <UserInfo>
-        <DisplayName/>
-        <AccountId xsi:nil="true"/>
-        <AccountType/>
-      </UserInfo>
-    </APEditor>
-    <UALocComments xmlns="4873beb7-5857-4685-be1f-d57550cc96cc" xsi:nil="true"/>
-    <IntlLangReviewDate xmlns="4873beb7-5857-4685-be1f-d57550cc96cc" xsi:nil="true"/>
-    <PublishStatusLookup xmlns="4873beb7-5857-4685-be1f-d57550cc96cc">
-      <Value>1343188</Value>
-    </PublishStatusLookup>
-    <ParentAssetId xmlns="4873beb7-5857-4685-be1f-d57550cc96cc" xsi:nil="true"/>
-    <FeatureTagsTaxHTField0 xmlns="4873beb7-5857-4685-be1f-d57550cc96cc">
-      <Terms xmlns="http://schemas.microsoft.com/office/infopath/2007/PartnerControls"/>
-    </FeatureTagsTaxHTField0>
-    <MachineTranslated xmlns="4873beb7-5857-4685-be1f-d57550cc96cc">false</MachineTranslated>
-    <Providers xmlns="4873beb7-5857-4685-be1f-d57550cc96cc" xsi:nil="true"/>
-    <OriginalSourceMarket xmlns="4873beb7-5857-4685-be1f-d57550cc96cc" xsi:nil="true"/>
-    <APDescription xmlns="4873beb7-5857-4685-be1f-d57550cc96cc" xsi:nil="true"/>
-    <ContentItem xmlns="4873beb7-5857-4685-be1f-d57550cc96cc" xsi:nil="true"/>
-    <ClipArtFilename xmlns="4873beb7-5857-4685-be1f-d57550cc96cc" xsi:nil="true"/>
-    <TPInstallLocation xmlns="4873beb7-5857-4685-be1f-d57550cc96cc" xsi:nil="true"/>
-    <TimesCloned xmlns="4873beb7-5857-4685-be1f-d57550cc96cc" xsi:nil="true"/>
-    <PublishTargets xmlns="4873beb7-5857-4685-be1f-d57550cc96cc">OfficeOnlineVNext</PublishTargets>
-    <AcquiredFrom xmlns="4873beb7-5857-4685-be1f-d57550cc96cc">Internal MS</AcquiredFrom>
-    <AssetStart xmlns="4873beb7-5857-4685-be1f-d57550cc96cc">2011-11-23T17:29:00+00:00</AssetStart>
-    <FriendlyTitle xmlns="4873beb7-5857-4685-be1f-d57550cc96cc" xsi:nil="true"/>
-    <Provider xmlns="4873beb7-5857-4685-be1f-d57550cc96cc" xsi:nil="true"/>
-    <LastHandOff xmlns="4873beb7-5857-4685-be1f-d57550cc96cc" xsi:nil="true"/>
-    <TPClientViewer xmlns="4873beb7-5857-4685-be1f-d57550cc96cc" xsi:nil="true"/>
-    <TemplateStatus xmlns="4873beb7-5857-4685-be1f-d57550cc96cc">Complete</TemplateStatus>
-    <Downloads xmlns="4873beb7-5857-4685-be1f-d57550cc96cc">0</Downloads>
-    <OOCacheId xmlns="4873beb7-5857-4685-be1f-d57550cc96cc" xsi:nil="true"/>
-    <IsDeleted xmlns="4873beb7-5857-4685-be1f-d57550cc96cc">false</IsDeleted>
-    <LocPublishedDependentAssetsLookup xmlns="4873beb7-5857-4685-be1f-d57550cc96cc" xsi:nil="true"/>
-    <AssetExpire xmlns="4873beb7-5857-4685-be1f-d57550cc96cc">2029-05-12T07:00:00+00:00</AssetExpire>
-    <CSXSubmissionMarket xmlns="4873beb7-5857-4685-be1f-d57550cc96cc" xsi:nil="true"/>
-    <DSATActionTaken xmlns="4873beb7-5857-4685-be1f-d57550cc96cc" xsi:nil="true"/>
-    <SubmitterId xmlns="4873beb7-5857-4685-be1f-d57550cc96cc" xsi:nil="true"/>
-    <EditorialTags xmlns="4873beb7-5857-4685-be1f-d57550cc96cc" xsi:nil="true"/>
-    <TPExecutable xmlns="4873beb7-5857-4685-be1f-d57550cc96cc" xsi:nil="true"/>
-    <CSXSubmissionDate xmlns="4873beb7-5857-4685-be1f-d57550cc96cc" xsi:nil="true"/>
-    <CSXUpdate xmlns="4873beb7-5857-4685-be1f-d57550cc96cc">false</CSXUpdate>
-    <AssetType xmlns="4873beb7-5857-4685-be1f-d57550cc96cc">TP</AssetType>
-    <ApprovalLog xmlns="4873beb7-5857-4685-be1f-d57550cc96cc" xsi:nil="true"/>
-    <BugNumber xmlns="4873beb7-5857-4685-be1f-d57550cc96cc" xsi:nil="true"/>
-    <OriginAsset xmlns="4873beb7-5857-4685-be1f-d57550cc96cc" xsi:nil="true"/>
-    <TPComponent xmlns="4873beb7-5857-4685-be1f-d57550cc96cc" xsi:nil="true"/>
-    <Milestone xmlns="4873beb7-5857-4685-be1f-d57550cc96cc" xsi:nil="true"/>
-    <RecommendationsModifier xmlns="4873beb7-5857-4685-be1f-d57550cc96cc" xsi:nil="true"/>
-    <AssetId xmlns="4873beb7-5857-4685-be1f-d57550cc96cc">TP102787001</AssetId>
-    <PolicheckWords xmlns="4873beb7-5857-4685-be1f-d57550cc96cc" xsi:nil="true"/>
-    <TPLaunchHelpLink xmlns="4873beb7-5857-4685-be1f-d57550cc96cc" xsi:nil="true"/>
-    <IntlLocPriority xmlns="4873beb7-5857-4685-be1f-d57550cc96cc" xsi:nil="true"/>
-    <TPApplication xmlns="4873beb7-5857-4685-be1f-d57550cc96cc" xsi:nil="true"/>
-    <IntlLangReviewer xmlns="4873beb7-5857-4685-be1f-d57550cc96cc" xsi:nil="true"/>
-    <HandoffToMSDN xmlns="4873beb7-5857-4685-be1f-d57550cc96cc" xsi:nil="true"/>
-    <PlannedPubDate xmlns="4873beb7-5857-4685-be1f-d57550cc96cc" xsi:nil="true"/>
-    <CrawlForDependencies xmlns="4873beb7-5857-4685-be1f-d57550cc96cc">false</CrawlForDependencies>
-    <LocLastLocAttemptVersionLookup xmlns="4873beb7-5857-4685-be1f-d57550cc96cc">693888</LocLastLocAttemptVersionLookup>
-    <LocProcessedForHandoffsLookup xmlns="4873beb7-5857-4685-be1f-d57550cc96cc" xsi:nil="true"/>
-    <TrustLevel xmlns="4873beb7-5857-4685-be1f-d57550cc96cc">1 Microsoft Managed Content</TrustLevel>
-    <CampaignTagsTaxHTField0 xmlns="4873beb7-5857-4685-be1f-d57550cc96cc">
-      <Terms xmlns="http://schemas.microsoft.com/office/infopath/2007/PartnerControls"/>
-    </CampaignTagsTaxHTField0>
-    <TPNamespace xmlns="4873beb7-5857-4685-be1f-d57550cc96cc" xsi:nil="true"/>
-    <LocOverallPreviewStatusLookup xmlns="4873beb7-5857-4685-be1f-d57550cc96cc" xsi:nil="true"/>
-    <TaxCatchAll xmlns="4873beb7-5857-4685-be1f-d57550cc96cc"/>
-    <IsSearchable xmlns="4873beb7-5857-4685-be1f-d57550cc96cc">false</IsSearchable>
-    <TemplateTemplateType xmlns="4873beb7-5857-4685-be1f-d57550cc96cc">Word Document Template</TemplateTemplateType>
-    <Markets xmlns="4873beb7-5857-4685-be1f-d57550cc96cc"/>
-    <IntlLangReview xmlns="4873beb7-5857-4685-be1f-d57550cc96cc" xsi:nil="true"/>
-    <UAProjectedTotalWords xmlns="4873beb7-5857-4685-be1f-d57550cc96cc" xsi:nil="true"/>
-    <OutputCachingOn xmlns="4873beb7-5857-4685-be1f-d57550cc96cc">false</OutputCachingOn>
-    <AverageRating xmlns="4873beb7-5857-4685-be1f-d57550cc96cc" xsi:nil="true"/>
-    <LocMarketGroupTiers2 xmlns="4873beb7-5857-4685-be1f-d57550cc96cc" xsi:nil="true"/>
-    <APAuthor xmlns="4873beb7-5857-4685-be1f-d57550cc96cc">
-      <UserInfo>
-        <DisplayName>REDMOND\v-namall</DisplayName>
-        <AccountId>978</AccountId>
-        <AccountType/>
-      </UserInfo>
-    </APAuthor>
-    <TPCommandLine xmlns="4873beb7-5857-4685-be1f-d57550cc96cc" xsi:nil="true"/>
-    <LocManualTestRequired xmlns="4873beb7-5857-4685-be1f-d57550cc96cc">false</LocManualTestRequired>
-    <TPAppVersion xmlns="4873beb7-5857-4685-be1f-d57550cc96cc" xsi:nil="true"/>
-    <EditorialStatus xmlns="4873beb7-5857-4685-be1f-d57550cc96cc">Complete</EditorialStatus>
-    <LocProcessedForMarketsLookup xmlns="4873beb7-5857-4685-be1f-d57550cc96cc" xsi:nil="true"/>
-    <LastModifiedDateTime xmlns="4873beb7-5857-4685-be1f-d57550cc96cc" xsi:nil="true"/>
-    <TPLaunchHelpLinkType xmlns="4873beb7-5857-4685-be1f-d57550cc96cc">Template</TPLaunchHelpLinkType>
-    <ScenarioTagsTaxHTField0 xmlns="4873beb7-5857-4685-be1f-d57550cc96cc">
-      <Terms xmlns="http://schemas.microsoft.com/office/infopath/2007/PartnerControls"/>
-    </ScenarioTagsTaxHTField0>
-    <OriginalRelease xmlns="4873beb7-5857-4685-be1f-d57550cc96cc">14</OriginalRelease>
-    <LocalizationTagsTaxHTField0 xmlns="4873beb7-5857-4685-be1f-d57550cc96cc">
-      <Terms xmlns="http://schemas.microsoft.com/office/infopath/2007/PartnerControls"/>
-    </LocalizationTagsTaxHTField0>
-    <Manager xmlns="4873beb7-5857-4685-be1f-d57550cc96cc" xsi:nil="true"/>
-    <UALocRecommendation xmlns="4873beb7-5857-4685-be1f-d57550cc96cc">Localize</UALocRecommendation>
-    <LocOverallHandbackStatusLookup xmlns="4873beb7-5857-4685-be1f-d57550cc96cc" xsi:nil="true"/>
-    <ArtSampleDocs xmlns="4873beb7-5857-4685-be1f-d57550cc96cc" xsi:nil="true"/>
-    <UACurrentWords xmlns="4873beb7-5857-4685-be1f-d57550cc96cc" xsi:nil="true"/>
-    <ShowIn xmlns="4873beb7-5857-4685-be1f-d57550cc96cc">Show everywhere</ShowIn>
-    <CSXHash xmlns="4873beb7-5857-4685-be1f-d57550cc96cc" xsi:nil="true"/>
-    <VoteCount xmlns="4873beb7-5857-4685-be1f-d57550cc96cc" xsi:nil="true"/>
-    <InternalTagsTaxHTField0 xmlns="4873beb7-5857-4685-be1f-d57550cc96cc">
-      <Terms xmlns="http://schemas.microsoft.com/office/infopath/2007/PartnerControls"/>
-    </InternalTagsTaxHTField0>
-    <UANotes xmlns="4873beb7-5857-4685-be1f-d57550cc96cc" xsi:nil="true"/>
-  </documentManagement>
-</p:properties>
-</file>
-
 <file path=customXml/item3.xml><?xml version="1.0" encoding="utf-8"?>
 <?mso-contentType ?>
 <FormTemplates xmlns="http://schemas.microsoft.com/sharepoint/v3/contenttype/forms">
@@ -38092,6 +37777,16 @@
 </file>
 
 <file path=customXml/itemProps1.xml><?xml version="1.0" encoding="utf-8"?>
+<ds:datastoreItem xmlns:ds="http://schemas.openxmlformats.org/officeDocument/2006/customXml" ds:itemID="{7FBDB1CC-CEFB-4E46-8174-1F0AA0D30B24}">
+  <ds:schemaRefs>
+    <ds:schemaRef ds:uri="http://schemas.microsoft.com/office/2006/metadata/properties"/>
+    <ds:schemaRef ds:uri="http://schemas.microsoft.com/office/infopath/2007/PartnerControls"/>
+    <ds:schemaRef ds:uri="4873beb7-5857-4685-be1f-d57550cc96cc"/>
+  </ds:schemaRefs>
+</ds:datastoreItem>
+</file>
+
+<file path=customXml/itemProps2.xml><?xml version="1.0" encoding="utf-8"?>
 <ds:datastoreItem xmlns:ds="http://schemas.openxmlformats.org/officeDocument/2006/customXml" ds:itemID="{4B3A7E92-E05A-4924-9E8A-9F6659E5855B}">
   <ds:schemaRefs>
     <ds:schemaRef ds:uri="http://schemas.microsoft.com/office/2006/metadata/contentType"/>
@@ -38109,16 +37804,6 @@
 </ds:datastoreItem>
 </file>
 
-<file path=customXml/itemProps2.xml><?xml version="1.0" encoding="utf-8"?>
-<ds:datastoreItem xmlns:ds="http://schemas.openxmlformats.org/officeDocument/2006/customXml" ds:itemID="{7FBDB1CC-CEFB-4E46-8174-1F0AA0D30B24}">
-  <ds:schemaRefs>
-    <ds:schemaRef ds:uri="http://schemas.microsoft.com/office/2006/metadata/properties"/>
-    <ds:schemaRef ds:uri="http://schemas.microsoft.com/office/infopath/2007/PartnerControls"/>
-    <ds:schemaRef ds:uri="4873beb7-5857-4685-be1f-d57550cc96cc"/>
-  </ds:schemaRefs>
-</ds:datastoreItem>
-</file>
-
 <file path=customXml/itemProps3.xml><?xml version="1.0" encoding="utf-8"?>
 <ds:datastoreItem xmlns:ds="http://schemas.openxmlformats.org/officeDocument/2006/customXml" ds:itemID="{C01C3C56-10DB-49F7-B061-44D8728D078A}">
   <ds:schemaRefs>
